--- a/RuinfallGDD.docx
+++ b/RuinfallGDD.docx
@@ -109,7 +109,6 @@
                                     <w:text/>
                                   </w:sdtPr>
                                   <w:sdtContent>
-                                    <w:proofErr w:type="spellStart"/>
                                     <w:r>
                                       <w:rPr>
                                         <w:color w:val="4472C4" w:themeColor="accent1"/>
@@ -118,7 +117,6 @@
                                       </w:rPr>
                                       <w:t>Ruinfall</w:t>
                                     </w:r>
-                                    <w:proofErr w:type="spellEnd"/>
                                   </w:sdtContent>
                                 </w:sdt>
                               </w:p>
@@ -251,7 +249,6 @@
                               <w:text/>
                             </w:sdtPr>
                             <w:sdtContent>
-                              <w:proofErr w:type="spellStart"/>
                               <w:r>
                                 <w:rPr>
                                   <w:color w:val="4472C4" w:themeColor="accent1"/>
@@ -260,7 +257,6 @@
                                 </w:rPr>
                                 <w:t>Ruinfall</w:t>
                               </w:r>
-                              <w:proofErr w:type="spellEnd"/>
                             </w:sdtContent>
                           </w:sdt>
                         </w:p>
@@ -479,6 +475,15 @@
     </w:sdt>
     <w:sdt>
       <w:sdtPr>
+        <w:rPr>
+          <w:rFonts w:asciiTheme="minorHAnsi" w:eastAsiaTheme="minorHAnsi" w:hAnsiTheme="minorHAnsi" w:cstheme="minorBidi"/>
+          <w:color w:val="auto"/>
+          <w:kern w:val="2"/>
+          <w:sz w:val="22"/>
+          <w:szCs w:val="22"/>
+          <w:lang w:val="en-GB"/>
+          <w14:ligatures w14:val="standardContextual"/>
+        </w:rPr>
         <w:id w:val="-709333415"/>
         <w:docPartObj>
           <w:docPartGallery w:val="Table of Contents"/>
@@ -487,16 +492,9 @@
       </w:sdtPr>
       <w:sdtEndPr>
         <w:rPr>
-          <w:rFonts w:asciiTheme="minorHAnsi" w:eastAsiaTheme="minorHAnsi" w:hAnsiTheme="minorHAnsi" w:cstheme="minorBidi"/>
           <w:b/>
           <w:bCs/>
           <w:noProof/>
-          <w:color w:val="auto"/>
-          <w:kern w:val="2"/>
-          <w:sz w:val="22"/>
-          <w:szCs w:val="22"/>
-          <w:lang w:val="en-GB"/>
-          <w14:ligatures w14:val="standardContextual"/>
         </w:rPr>
       </w:sdtEndPr>
       <w:sdtContent>
@@ -531,7 +529,7 @@
           <w:r>
             <w:fldChar w:fldCharType="separate"/>
           </w:r>
-          <w:hyperlink w:anchor="_Toc228976818" w:history="1">
+          <w:hyperlink w:anchor="_Toc229039099" w:history="1">
             <w:r>
               <w:rPr>
                 <w:rStyle w:val="Hyperlink"/>
@@ -558,7 +556,7 @@
                 <w:noProof/>
                 <w:webHidden/>
               </w:rPr>
-              <w:instrText xml:space="preserve"> PAGEREF _Toc228976818 \h </w:instrText>
+              <w:instrText xml:space="preserve"> PAGEREF _Toc229039099 \h </w:instrText>
             </w:r>
             <w:r>
               <w:rPr>
@@ -603,7 +601,7 @@
               <w:lang w:eastAsia="en-GB"/>
             </w:rPr>
           </w:pPr>
-          <w:hyperlink w:anchor="_Toc228976819" w:history="1">
+          <w:hyperlink w:anchor="_Toc229039100" w:history="1">
             <w:r>
               <w:rPr>
                 <w:rStyle w:val="Hyperlink"/>
@@ -630,7 +628,7 @@
                 <w:noProof/>
                 <w:webHidden/>
               </w:rPr>
-              <w:instrText xml:space="preserve"> PAGEREF _Toc228976819 \h </w:instrText>
+              <w:instrText xml:space="preserve"> PAGEREF _Toc229039100 \h </w:instrText>
             </w:r>
             <w:r>
               <w:rPr>
@@ -675,7 +673,7 @@
               <w:lang w:eastAsia="en-GB"/>
             </w:rPr>
           </w:pPr>
-          <w:hyperlink w:anchor="_Toc228976820" w:history="1">
+          <w:hyperlink w:anchor="_Toc229039101" w:history="1">
             <w:r>
               <w:rPr>
                 <w:rStyle w:val="Hyperlink"/>
@@ -702,7 +700,7 @@
                 <w:noProof/>
                 <w:webHidden/>
               </w:rPr>
-              <w:instrText xml:space="preserve"> PAGEREF _Toc228976820 \h </w:instrText>
+              <w:instrText xml:space="preserve"> PAGEREF _Toc229039101 \h </w:instrText>
             </w:r>
             <w:r>
               <w:rPr>
@@ -747,7 +745,7 @@
               <w:lang w:eastAsia="en-GB"/>
             </w:rPr>
           </w:pPr>
-          <w:hyperlink w:anchor="_Toc228976821" w:history="1">
+          <w:hyperlink w:anchor="_Toc229039102" w:history="1">
             <w:r>
               <w:rPr>
                 <w:rStyle w:val="Hyperlink"/>
@@ -774,7 +772,7 @@
                 <w:noProof/>
                 <w:webHidden/>
               </w:rPr>
-              <w:instrText xml:space="preserve"> PAGEREF _Toc228976821 \h </w:instrText>
+              <w:instrText xml:space="preserve"> PAGEREF _Toc229039102 \h </w:instrText>
             </w:r>
             <w:r>
               <w:rPr>
@@ -819,7 +817,7 @@
               <w:lang w:eastAsia="en-GB"/>
             </w:rPr>
           </w:pPr>
-          <w:hyperlink w:anchor="_Toc228976822" w:history="1">
+          <w:hyperlink w:anchor="_Toc229039103" w:history="1">
             <w:r>
               <w:rPr>
                 <w:rStyle w:val="Hyperlink"/>
@@ -846,7 +844,7 @@
                 <w:noProof/>
                 <w:webHidden/>
               </w:rPr>
-              <w:instrText xml:space="preserve"> PAGEREF _Toc228976822 \h </w:instrText>
+              <w:instrText xml:space="preserve"> PAGEREF _Toc229039103 \h </w:instrText>
             </w:r>
             <w:r>
               <w:rPr>
@@ -891,7 +889,7 @@
               <w:lang w:eastAsia="en-GB"/>
             </w:rPr>
           </w:pPr>
-          <w:hyperlink w:anchor="_Toc228976823" w:history="1">
+          <w:hyperlink w:anchor="_Toc229039104" w:history="1">
             <w:r>
               <w:rPr>
                 <w:rStyle w:val="Hyperlink"/>
@@ -918,7 +916,7 @@
                 <w:noProof/>
                 <w:webHidden/>
               </w:rPr>
-              <w:instrText xml:space="preserve"> PAGEREF _Toc228976823 \h </w:instrText>
+              <w:instrText xml:space="preserve"> PAGEREF _Toc229039104 \h </w:instrText>
             </w:r>
             <w:r>
               <w:rPr>
@@ -963,7 +961,7 @@
               <w:lang w:eastAsia="en-GB"/>
             </w:rPr>
           </w:pPr>
-          <w:hyperlink w:anchor="_Toc228976824" w:history="1">
+          <w:hyperlink w:anchor="_Toc229039105" w:history="1">
             <w:r>
               <w:rPr>
                 <w:rStyle w:val="Hyperlink"/>
@@ -990,7 +988,7 @@
                 <w:noProof/>
                 <w:webHidden/>
               </w:rPr>
-              <w:instrText xml:space="preserve"> PAGEREF _Toc228976824 \h </w:instrText>
+              <w:instrText xml:space="preserve"> PAGEREF _Toc229039105 \h </w:instrText>
             </w:r>
             <w:r>
               <w:rPr>
@@ -1035,7 +1033,7 @@
               <w:lang w:eastAsia="en-GB"/>
             </w:rPr>
           </w:pPr>
-          <w:hyperlink w:anchor="_Toc228976825" w:history="1">
+          <w:hyperlink w:anchor="_Toc229039106" w:history="1">
             <w:r>
               <w:rPr>
                 <w:rStyle w:val="Hyperlink"/>
@@ -1062,7 +1060,7 @@
                 <w:noProof/>
                 <w:webHidden/>
               </w:rPr>
-              <w:instrText xml:space="preserve"> PAGEREF _Toc228976825 \h </w:instrText>
+              <w:instrText xml:space="preserve"> PAGEREF _Toc229039106 \h </w:instrText>
             </w:r>
             <w:r>
               <w:rPr>
@@ -1107,7 +1105,7 @@
               <w:lang w:eastAsia="en-GB"/>
             </w:rPr>
           </w:pPr>
-          <w:hyperlink w:anchor="_Toc228976826" w:history="1">
+          <w:hyperlink w:anchor="_Toc229039107" w:history="1">
             <w:r>
               <w:rPr>
                 <w:rStyle w:val="Hyperlink"/>
@@ -1134,7 +1132,7 @@
                 <w:noProof/>
                 <w:webHidden/>
               </w:rPr>
-              <w:instrText xml:space="preserve"> PAGEREF _Toc228976826 \h </w:instrText>
+              <w:instrText xml:space="preserve"> PAGEREF _Toc229039107 \h </w:instrText>
             </w:r>
             <w:r>
               <w:rPr>
@@ -1179,7 +1177,7 @@
               <w:lang w:eastAsia="en-GB"/>
             </w:rPr>
           </w:pPr>
-          <w:hyperlink w:anchor="_Toc228976827" w:history="1">
+          <w:hyperlink w:anchor="_Toc229039108" w:history="1">
             <w:r>
               <w:rPr>
                 <w:rStyle w:val="Hyperlink"/>
@@ -1206,7 +1204,7 @@
                 <w:noProof/>
                 <w:webHidden/>
               </w:rPr>
-              <w:instrText xml:space="preserve"> PAGEREF _Toc228976827 \h </w:instrText>
+              <w:instrText xml:space="preserve"> PAGEREF _Toc229039108 \h </w:instrText>
             </w:r>
             <w:r>
               <w:rPr>
@@ -1251,7 +1249,7 @@
               <w:lang w:eastAsia="en-GB"/>
             </w:rPr>
           </w:pPr>
-          <w:hyperlink w:anchor="_Toc228976828" w:history="1">
+          <w:hyperlink w:anchor="_Toc229039109" w:history="1">
             <w:r>
               <w:rPr>
                 <w:rStyle w:val="Hyperlink"/>
@@ -1278,7 +1276,7 @@
                 <w:noProof/>
                 <w:webHidden/>
               </w:rPr>
-              <w:instrText xml:space="preserve"> PAGEREF _Toc228976828 \h </w:instrText>
+              <w:instrText xml:space="preserve"> PAGEREF _Toc229039109 \h </w:instrText>
             </w:r>
             <w:r>
               <w:rPr>
@@ -1323,7 +1321,7 @@
               <w:lang w:eastAsia="en-GB"/>
             </w:rPr>
           </w:pPr>
-          <w:hyperlink w:anchor="_Toc228976829" w:history="1">
+          <w:hyperlink w:anchor="_Toc229039110" w:history="1">
             <w:r>
               <w:rPr>
                 <w:rStyle w:val="Hyperlink"/>
@@ -1350,7 +1348,7 @@
                 <w:noProof/>
                 <w:webHidden/>
               </w:rPr>
-              <w:instrText xml:space="preserve"> PAGEREF _Toc228976829 \h </w:instrText>
+              <w:instrText xml:space="preserve"> PAGEREF _Toc229039110 \h </w:instrText>
             </w:r>
             <w:r>
               <w:rPr>
@@ -1395,7 +1393,7 @@
               <w:lang w:eastAsia="en-GB"/>
             </w:rPr>
           </w:pPr>
-          <w:hyperlink w:anchor="_Toc228976830" w:history="1">
+          <w:hyperlink w:anchor="_Toc229039111" w:history="1">
             <w:r>
               <w:rPr>
                 <w:rStyle w:val="Hyperlink"/>
@@ -1422,7 +1420,7 @@
                 <w:noProof/>
                 <w:webHidden/>
               </w:rPr>
-              <w:instrText xml:space="preserve"> PAGEREF _Toc228976830 \h </w:instrText>
+              <w:instrText xml:space="preserve"> PAGEREF _Toc229039111 \h </w:instrText>
             </w:r>
             <w:r>
               <w:rPr>
@@ -1467,7 +1465,7 @@
               <w:lang w:eastAsia="en-GB"/>
             </w:rPr>
           </w:pPr>
-          <w:hyperlink w:anchor="_Toc228976831" w:history="1">
+          <w:hyperlink w:anchor="_Toc229039112" w:history="1">
             <w:r>
               <w:rPr>
                 <w:rStyle w:val="Hyperlink"/>
@@ -1494,7 +1492,7 @@
                 <w:noProof/>
                 <w:webHidden/>
               </w:rPr>
-              <w:instrText xml:space="preserve"> PAGEREF _Toc228976831 \h </w:instrText>
+              <w:instrText xml:space="preserve"> PAGEREF _Toc229039112 \h </w:instrText>
             </w:r>
             <w:r>
               <w:rPr>
@@ -1539,7 +1537,7 @@
               <w:lang w:eastAsia="en-GB"/>
             </w:rPr>
           </w:pPr>
-          <w:hyperlink w:anchor="_Toc228976832" w:history="1">
+          <w:hyperlink w:anchor="_Toc229039113" w:history="1">
             <w:r>
               <w:rPr>
                 <w:rStyle w:val="Hyperlink"/>
@@ -1566,7 +1564,7 @@
                 <w:noProof/>
                 <w:webHidden/>
               </w:rPr>
-              <w:instrText xml:space="preserve"> PAGEREF _Toc228976832 \h </w:instrText>
+              <w:instrText xml:space="preserve"> PAGEREF _Toc229039113 \h </w:instrText>
             </w:r>
             <w:r>
               <w:rPr>
@@ -1611,7 +1609,7 @@
               <w:lang w:eastAsia="en-GB"/>
             </w:rPr>
           </w:pPr>
-          <w:hyperlink w:anchor="_Toc228976833" w:history="1">
+          <w:hyperlink w:anchor="_Toc229039114" w:history="1">
             <w:r>
               <w:rPr>
                 <w:rStyle w:val="Hyperlink"/>
@@ -1638,7 +1636,7 @@
                 <w:noProof/>
                 <w:webHidden/>
               </w:rPr>
-              <w:instrText xml:space="preserve"> PAGEREF _Toc228976833 \h </w:instrText>
+              <w:instrText xml:space="preserve"> PAGEREF _Toc229039114 \h </w:instrText>
             </w:r>
             <w:r>
               <w:rPr>
@@ -1683,7 +1681,7 @@
               <w:lang w:eastAsia="en-GB"/>
             </w:rPr>
           </w:pPr>
-          <w:hyperlink w:anchor="_Toc228976834" w:history="1">
+          <w:hyperlink w:anchor="_Toc229039115" w:history="1">
             <w:r>
               <w:rPr>
                 <w:rStyle w:val="Hyperlink"/>
@@ -1710,7 +1708,7 @@
                 <w:noProof/>
                 <w:webHidden/>
               </w:rPr>
-              <w:instrText xml:space="preserve"> PAGEREF _Toc228976834 \h </w:instrText>
+              <w:instrText xml:space="preserve"> PAGEREF _Toc229039115 \h </w:instrText>
             </w:r>
             <w:r>
               <w:rPr>
@@ -1755,12 +1753,156 @@
               <w:lang w:eastAsia="en-GB"/>
             </w:rPr>
           </w:pPr>
-          <w:hyperlink w:anchor="_Toc228976835" w:history="1">
+          <w:hyperlink w:anchor="_Toc229039116" w:history="1">
             <w:r>
               <w:rPr>
                 <w:rStyle w:val="Hyperlink"/>
                 <w:noProof/>
               </w:rPr>
+              <w:t>Slow Powerups</w:t>
+            </w:r>
+            <w:r>
+              <w:rPr>
+                <w:noProof/>
+                <w:webHidden/>
+              </w:rPr>
+              <w:tab/>
+            </w:r>
+            <w:r>
+              <w:rPr>
+                <w:noProof/>
+                <w:webHidden/>
+              </w:rPr>
+              <w:fldChar w:fldCharType="begin"/>
+            </w:r>
+            <w:r>
+              <w:rPr>
+                <w:noProof/>
+                <w:webHidden/>
+              </w:rPr>
+              <w:instrText xml:space="preserve"> PAGEREF _Toc229039116 \h </w:instrText>
+            </w:r>
+            <w:r>
+              <w:rPr>
+                <w:noProof/>
+                <w:webHidden/>
+              </w:rPr>
+            </w:r>
+            <w:r>
+              <w:rPr>
+                <w:noProof/>
+                <w:webHidden/>
+              </w:rPr>
+              <w:fldChar w:fldCharType="separate"/>
+            </w:r>
+            <w:r>
+              <w:rPr>
+                <w:noProof/>
+                <w:webHidden/>
+              </w:rPr>
+              <w:t>5</w:t>
+            </w:r>
+            <w:r>
+              <w:rPr>
+                <w:noProof/>
+                <w:webHidden/>
+              </w:rPr>
+              <w:fldChar w:fldCharType="end"/>
+            </w:r>
+          </w:hyperlink>
+        </w:p>
+        <w:p>
+          <w:pPr>
+            <w:pStyle w:val="TOC3"/>
+            <w:tabs>
+              <w:tab w:val="right" w:leader="dot" w:pos="9016"/>
+            </w:tabs>
+            <w:rPr>
+              <w:rFonts w:eastAsiaTheme="minorEastAsia"/>
+              <w:noProof/>
+              <w:sz w:val="24"/>
+              <w:szCs w:val="24"/>
+              <w:lang w:eastAsia="en-GB"/>
+            </w:rPr>
+          </w:pPr>
+          <w:hyperlink w:anchor="_Toc229039117" w:history="1">
+            <w:r>
+              <w:rPr>
+                <w:rStyle w:val="Hyperlink"/>
+                <w:noProof/>
+              </w:rPr>
+              <w:t>Frostbite Powerups</w:t>
+            </w:r>
+            <w:r>
+              <w:rPr>
+                <w:noProof/>
+                <w:webHidden/>
+              </w:rPr>
+              <w:tab/>
+            </w:r>
+            <w:r>
+              <w:rPr>
+                <w:noProof/>
+                <w:webHidden/>
+              </w:rPr>
+              <w:fldChar w:fldCharType="begin"/>
+            </w:r>
+            <w:r>
+              <w:rPr>
+                <w:noProof/>
+                <w:webHidden/>
+              </w:rPr>
+              <w:instrText xml:space="preserve"> PAGEREF _Toc229039117 \h </w:instrText>
+            </w:r>
+            <w:r>
+              <w:rPr>
+                <w:noProof/>
+                <w:webHidden/>
+              </w:rPr>
+            </w:r>
+            <w:r>
+              <w:rPr>
+                <w:noProof/>
+                <w:webHidden/>
+              </w:rPr>
+              <w:fldChar w:fldCharType="separate"/>
+            </w:r>
+            <w:r>
+              <w:rPr>
+                <w:noProof/>
+                <w:webHidden/>
+              </w:rPr>
+              <w:t>6</w:t>
+            </w:r>
+            <w:r>
+              <w:rPr>
+                <w:noProof/>
+                <w:webHidden/>
+              </w:rPr>
+              <w:fldChar w:fldCharType="end"/>
+            </w:r>
+          </w:hyperlink>
+        </w:p>
+        <w:p>
+          <w:pPr>
+            <w:pStyle w:val="TOC3"/>
+            <w:tabs>
+              <w:tab w:val="right" w:leader="dot" w:pos="9016"/>
+            </w:tabs>
+            <w:rPr>
+              <w:rFonts w:eastAsiaTheme="minorEastAsia"/>
+              <w:noProof/>
+              <w:sz w:val="24"/>
+              <w:szCs w:val="24"/>
+              <w:lang w:eastAsia="en-GB"/>
+            </w:rPr>
+          </w:pPr>
+          <w:hyperlink w:anchor="_Toc229039118" w:history="1">
+            <w:r>
+              <w:rPr>
+                <w:rStyle w:val="Hyperlink"/>
+                <w:noProof/>
+              </w:rPr>
               <w:t>Cauterise Powerups</w:t>
             </w:r>
             <w:r>
@@ -1782,7 +1924,7 @@
                 <w:noProof/>
                 <w:webHidden/>
               </w:rPr>
-              <w:instrText xml:space="preserve"> PAGEREF _Toc228976835 \h </w:instrText>
+              <w:instrText xml:space="preserve"> PAGEREF _Toc229039118 \h </w:instrText>
             </w:r>
             <w:r>
               <w:rPr>
@@ -1802,7 +1944,7 @@
                 <w:noProof/>
                 <w:webHidden/>
               </w:rPr>
-              <w:t>5</w:t>
+              <w:t>6</w:t>
             </w:r>
             <w:r>
               <w:rPr>
@@ -1827,7 +1969,7 @@
               <w:lang w:eastAsia="en-GB"/>
             </w:rPr>
           </w:pPr>
-          <w:hyperlink w:anchor="_Toc228976836" w:history="1">
+          <w:hyperlink w:anchor="_Toc229039119" w:history="1">
             <w:r>
               <w:rPr>
                 <w:rStyle w:val="Hyperlink"/>
@@ -1854,7 +1996,7 @@
                 <w:noProof/>
                 <w:webHidden/>
               </w:rPr>
-              <w:instrText xml:space="preserve"> PAGEREF _Toc228976836 \h </w:instrText>
+              <w:instrText xml:space="preserve"> PAGEREF _Toc229039119 \h </w:instrText>
             </w:r>
             <w:r>
               <w:rPr>
@@ -1899,7 +2041,7 @@
               <w:lang w:eastAsia="en-GB"/>
             </w:rPr>
           </w:pPr>
-          <w:hyperlink w:anchor="_Toc228976837" w:history="1">
+          <w:hyperlink w:anchor="_Toc229039120" w:history="1">
             <w:r>
               <w:rPr>
                 <w:rStyle w:val="Hyperlink"/>
@@ -1926,7 +2068,7 @@
                 <w:noProof/>
                 <w:webHidden/>
               </w:rPr>
-              <w:instrText xml:space="preserve"> PAGEREF _Toc228976837 \h </w:instrText>
+              <w:instrText xml:space="preserve"> PAGEREF _Toc229039120 \h </w:instrText>
             </w:r>
             <w:r>
               <w:rPr>
@@ -1971,13 +2113,13 @@
               <w:lang w:eastAsia="en-GB"/>
             </w:rPr>
           </w:pPr>
-          <w:hyperlink w:anchor="_Toc228976838" w:history="1">
+          <w:hyperlink w:anchor="_Toc229039121" w:history="1">
             <w:r>
               <w:rPr>
                 <w:rStyle w:val="Hyperlink"/>
                 <w:noProof/>
               </w:rPr>
-              <w:t>Technical Details</w:t>
+              <w:t>Testing &amp; Feedback</w:t>
             </w:r>
             <w:r>
               <w:rPr>
@@ -1998,79 +2140,7 @@
                 <w:noProof/>
                 <w:webHidden/>
               </w:rPr>
-              <w:instrText xml:space="preserve"> PAGEREF _Toc228976838 \h </w:instrText>
-            </w:r>
-            <w:r>
-              <w:rPr>
-                <w:noProof/>
-                <w:webHidden/>
-              </w:rPr>
-            </w:r>
-            <w:r>
-              <w:rPr>
-                <w:noProof/>
-                <w:webHidden/>
-              </w:rPr>
-              <w:fldChar w:fldCharType="separate"/>
-            </w:r>
-            <w:r>
-              <w:rPr>
-                <w:noProof/>
-                <w:webHidden/>
-              </w:rPr>
-              <w:t>6</w:t>
-            </w:r>
-            <w:r>
-              <w:rPr>
-                <w:noProof/>
-                <w:webHidden/>
-              </w:rPr>
-              <w:fldChar w:fldCharType="end"/>
-            </w:r>
-          </w:hyperlink>
-        </w:p>
-        <w:p>
-          <w:pPr>
-            <w:pStyle w:val="TOC1"/>
-            <w:tabs>
-              <w:tab w:val="right" w:leader="dot" w:pos="9016"/>
-            </w:tabs>
-            <w:rPr>
-              <w:rFonts w:eastAsiaTheme="minorEastAsia"/>
-              <w:noProof/>
-              <w:sz w:val="24"/>
-              <w:szCs w:val="24"/>
-              <w:lang w:eastAsia="en-GB"/>
-            </w:rPr>
-          </w:pPr>
-          <w:hyperlink w:anchor="_Toc228976839" w:history="1">
-            <w:r>
-              <w:rPr>
-                <w:rStyle w:val="Hyperlink"/>
-                <w:noProof/>
-              </w:rPr>
-              <w:t>Testing &amp; Feedback</w:t>
-            </w:r>
-            <w:r>
-              <w:rPr>
-                <w:noProof/>
-                <w:webHidden/>
-              </w:rPr>
-              <w:tab/>
-            </w:r>
-            <w:r>
-              <w:rPr>
-                <w:noProof/>
-                <w:webHidden/>
-              </w:rPr>
-              <w:fldChar w:fldCharType="begin"/>
-            </w:r>
-            <w:r>
-              <w:rPr>
-                <w:noProof/>
-                <w:webHidden/>
-              </w:rPr>
-              <w:instrText xml:space="preserve"> PAGEREF _Toc228976839 \h </w:instrText>
+              <w:instrText xml:space="preserve"> PAGEREF _Toc229039121 \h </w:instrText>
             </w:r>
             <w:r>
               <w:rPr>
@@ -2122,7 +2192,7 @@
       <w:pPr>
         <w:pStyle w:val="Heading1"/>
       </w:pPr>
-      <w:bookmarkStart w:id="0" w:name="_Toc228976818"/>
+      <w:bookmarkStart w:id="0" w:name="_Toc229039099"/>
       <w:r>
         <w:lastRenderedPageBreak/>
         <w:t>Concept</w:t>
@@ -2133,20 +2203,15 @@
       <w:pPr>
         <w:pStyle w:val="Heading2"/>
       </w:pPr>
-      <w:bookmarkStart w:id="1" w:name="_Toc228976819"/>
+      <w:bookmarkStart w:id="1" w:name="_Toc229039100"/>
       <w:r>
         <w:t>Overview</w:t>
       </w:r>
       <w:bookmarkEnd w:id="1"/>
     </w:p>
     <w:p>
-      <w:proofErr w:type="spellStart"/>
       <w:r>
-        <w:t>Ruinfall</w:t>
-      </w:r>
-      <w:proofErr w:type="spellEnd"/>
-      <w:r>
-        <w:t xml:space="preserve"> is a roguelike first-person shooter game with a relatively arcade-like feel to it. The player experiences hardcore one-life sessions where they shoot to kill hordes of enemies granting them access to enhancements via a level up system detailed more in the </w:t>
+        <w:t xml:space="preserve">Ruinfall is a roguelike first-person shooter game with a relatively arcade-like feel to it. The player experiences hardcore one-life sessions where they shoot to kill hordes of enemies granting them access to enhancements via a level up system detailed more in the </w:t>
       </w:r>
       <w:hyperlink w:anchor="_Mechanics" w:history="1">
         <w:r>
@@ -2169,7 +2234,7 @@
       <w:pPr>
         <w:pStyle w:val="Heading2"/>
       </w:pPr>
-      <w:bookmarkStart w:id="2" w:name="_Toc228976820"/>
+      <w:bookmarkStart w:id="2" w:name="_Toc229039101"/>
       <w:r>
         <w:t>Platforms</w:t>
       </w:r>
@@ -2184,7 +2249,7 @@
       <w:pPr>
         <w:pStyle w:val="Heading2"/>
       </w:pPr>
-      <w:bookmarkStart w:id="3" w:name="_Toc228976821"/>
+      <w:bookmarkStart w:id="3" w:name="_Toc229039102"/>
       <w:r>
         <w:t>Target Audience</w:t>
       </w:r>
@@ -2204,7 +2269,7 @@
       <w:pPr>
         <w:pStyle w:val="Heading1"/>
       </w:pPr>
-      <w:bookmarkStart w:id="4" w:name="_Toc228976822"/>
+      <w:bookmarkStart w:id="4" w:name="_Toc229039103"/>
       <w:r>
         <w:t>Goals</w:t>
       </w:r>
@@ -2214,7 +2279,7 @@
       <w:pPr>
         <w:pStyle w:val="Heading2"/>
       </w:pPr>
-      <w:bookmarkStart w:id="5" w:name="_Toc228976823"/>
+      <w:bookmarkStart w:id="5" w:name="_Toc229039104"/>
       <w:r>
         <w:t>Game Objective</w:t>
       </w:r>
@@ -2233,7 +2298,7 @@
         <w:pStyle w:val="Heading1"/>
       </w:pPr>
       <w:bookmarkStart w:id="6" w:name="_Mechanics"/>
-      <w:bookmarkStart w:id="7" w:name="_Toc228976824"/>
+      <w:bookmarkStart w:id="7" w:name="_Toc229039105"/>
       <w:bookmarkEnd w:id="6"/>
       <w:r>
         <w:t>Mechanics</w:t>
@@ -2244,7 +2309,7 @@
       <w:pPr>
         <w:pStyle w:val="Heading2"/>
       </w:pPr>
-      <w:bookmarkStart w:id="8" w:name="_Toc228976825"/>
+      <w:bookmarkStart w:id="8" w:name="_Toc229039106"/>
       <w:r>
         <w:t>Overview</w:t>
       </w:r>
@@ -2262,7 +2327,7 @@
       <w:pPr>
         <w:pStyle w:val="Heading2"/>
       </w:pPr>
-      <w:bookmarkStart w:id="9" w:name="_Toc228976826"/>
+      <w:bookmarkStart w:id="9" w:name="_Toc229039107"/>
       <w:r>
         <w:lastRenderedPageBreak/>
         <w:t>Controls</w:t>
@@ -2278,7 +2343,7 @@
       <w:pPr>
         <w:pStyle w:val="Heading2"/>
       </w:pPr>
-      <w:bookmarkStart w:id="10" w:name="_Toc228976827"/>
+      <w:bookmarkStart w:id="10" w:name="_Toc229039108"/>
       <w:r>
         <w:t>Statistics</w:t>
       </w:r>
@@ -2349,15 +2414,7 @@
           </w:tcPr>
           <w:p>
             <w:r>
-              <w:t xml:space="preserve">Health, Speed, Dash Count, Dash Recovery, Damage Reduction, Gun Damage, Gun Range, Fire Rate, Critical Chance, Critical Damage, </w:t>
-            </w:r>
-            <w:proofErr w:type="spellStart"/>
-            <w:r>
-              <w:t>Multishot</w:t>
-            </w:r>
-            <w:proofErr w:type="spellEnd"/>
-            <w:r>
-              <w:t xml:space="preserve"> Count, Close Range Damage, Far Range Damage</w:t>
+              <w:t>Health, Speed, Dash Count, Dash Recovery, Damage Reduction, Gun Damage, Gun Range, Fire Rate, Critical Chance, Critical Damage, Multishot Count, Close Range Damage, Far Range Damage</w:t>
             </w:r>
           </w:p>
         </w:tc>
@@ -2544,7 +2601,7 @@
       <w:pPr>
         <w:pStyle w:val="Heading2"/>
       </w:pPr>
-      <w:bookmarkStart w:id="11" w:name="_Toc228976828"/>
+      <w:bookmarkStart w:id="11" w:name="_Toc229039109"/>
       <w:r>
         <w:t>List of Powerups</w:t>
       </w:r>
@@ -2555,7 +2612,7 @@
         <w:pStyle w:val="Heading3"/>
       </w:pPr>
       <w:bookmarkStart w:id="12" w:name="_Major_Powerups"/>
-      <w:bookmarkStart w:id="13" w:name="_Toc228976829"/>
+      <w:bookmarkStart w:id="13" w:name="_Toc229039110"/>
       <w:bookmarkEnd w:id="12"/>
       <w:r>
         <w:t>Major Powerups</w:t>
@@ -2688,23 +2745,7 @@
           </w:tcPr>
           <w:p>
             <w:r>
-              <w:t xml:space="preserve">The player gains a circular aura around them. Whenever an enemy enters this </w:t>
-            </w:r>
-            <w:proofErr w:type="gramStart"/>
-            <w:r>
-              <w:t>aura</w:t>
-            </w:r>
-            <w:proofErr w:type="gramEnd"/>
-            <w:r>
-              <w:t xml:space="preserve"> they get a stack of slow which decreases their movement speed. The maximum </w:t>
-            </w:r>
-            <w:proofErr w:type="gramStart"/>
-            <w:r>
-              <w:t>amount</w:t>
-            </w:r>
-            <w:proofErr w:type="gramEnd"/>
-            <w:r>
-              <w:t xml:space="preserve"> of stacks on an enemy is limited.</w:t>
+              <w:t>The player gains a circular aura around them. Whenever an enemy enters this aura they get a stack of slow which decreases their movement speed. The maximum amount of stacks on an enemy is limited.</w:t>
             </w:r>
           </w:p>
         </w:tc>
@@ -2803,7 +2844,7 @@
       <w:pPr>
         <w:pStyle w:val="Heading3"/>
       </w:pPr>
-      <w:bookmarkStart w:id="14" w:name="_Toc228976830"/>
+      <w:bookmarkStart w:id="14" w:name="_Toc229039111"/>
       <w:r>
         <w:t>Minor Powerups</w:t>
       </w:r>
@@ -2995,15 +3036,7 @@
           </w:tcPr>
           <w:p>
             <w:r>
-              <w:t xml:space="preserve">Increase the </w:t>
-            </w:r>
-            <w:proofErr w:type="gramStart"/>
-            <w:r>
-              <w:t>amount</w:t>
-            </w:r>
-            <w:proofErr w:type="gramEnd"/>
-            <w:r>
-              <w:t xml:space="preserve"> of dashes that can be used before needing to recharge.</w:t>
+              <w:t>Increase the amount of dashes that can be used before needing to recharge.</w:t>
             </w:r>
           </w:p>
         </w:tc>
@@ -3047,15 +3080,7 @@
           </w:tcPr>
           <w:p>
             <w:r>
-              <w:t xml:space="preserve">Allows the player to jump an extra time while </w:t>
-            </w:r>
-            <w:proofErr w:type="spellStart"/>
-            <w:r>
-              <w:t>mid air</w:t>
-            </w:r>
-            <w:proofErr w:type="spellEnd"/>
-            <w:r>
-              <w:t xml:space="preserve"> from a jump.</w:t>
+              <w:t>Allows the player to jump an extra time while mid air from a jump.</w:t>
             </w:r>
           </w:p>
         </w:tc>
@@ -3179,11 +3204,9 @@
             <w:tcW w:w="2122" w:type="dxa"/>
           </w:tcPr>
           <w:p>
-            <w:proofErr w:type="spellStart"/>
             <w:r>
               <w:t>Multishot</w:t>
             </w:r>
-            <w:proofErr w:type="spellEnd"/>
           </w:p>
         </w:tc>
         <w:tc>
@@ -3246,7 +3269,7 @@
       <w:pPr>
         <w:pStyle w:val="Heading3"/>
       </w:pPr>
-      <w:bookmarkStart w:id="15" w:name="_Toc228976831"/>
+      <w:bookmarkStart w:id="15" w:name="_Toc229039112"/>
       <w:r>
         <w:t>Trade Off Powerups</w:t>
       </w:r>
@@ -3254,23 +3277,7 @@
     </w:p>
     <w:p>
       <w:r>
-        <w:t xml:space="preserve">These powerups sacrifice one statistic to boost another. Some trade off powerups </w:t>
-      </w:r>
-      <w:proofErr w:type="gramStart"/>
-      <w:r>
-        <w:t>are</w:t>
-      </w:r>
-      <w:proofErr w:type="gramEnd"/>
-      <w:r>
-        <w:t xml:space="preserve"> instead listed in other tables and will be referred to as “[Statistic Increased]</w:t>
-      </w:r>
-      <w:proofErr w:type="gramStart"/>
-      <w:r>
-        <w:t>/[</w:t>
-      </w:r>
-      <w:proofErr w:type="gramEnd"/>
-      <w:r>
-        <w:t>Statistic Decreased] Trade Off”.</w:t>
+        <w:t>These powerups sacrifice one statistic to boost another. Some trade off powerups are instead listed in other tables and will be referred to as “[Statistic Increased]/[Statistic Decreased] Trade Off”.</w:t>
       </w:r>
     </w:p>
     <w:tbl>
@@ -3376,7 +3383,7 @@
       <w:pPr>
         <w:pStyle w:val="Heading3"/>
       </w:pPr>
-      <w:bookmarkStart w:id="16" w:name="_Toc228976832"/>
+      <w:bookmarkStart w:id="16" w:name="_Toc229039113"/>
       <w:r>
         <w:t>Armour Powerups</w:t>
       </w:r>
@@ -3519,7 +3526,7 @@
       <w:pPr>
         <w:pStyle w:val="Heading3"/>
       </w:pPr>
-      <w:bookmarkStart w:id="17" w:name="_Toc228976833"/>
+      <w:bookmarkStart w:id="17" w:name="_Toc229039114"/>
       <w:r>
         <w:t>Bleed Powerups</w:t>
       </w:r>
@@ -3661,7 +3668,7 @@
       <w:pPr>
         <w:pStyle w:val="Heading3"/>
       </w:pPr>
-      <w:bookmarkStart w:id="18" w:name="_Toc228976834"/>
+      <w:bookmarkStart w:id="18" w:name="_Toc229039115"/>
       <w:r>
         <w:t>Combustion Powerups</w:t>
       </w:r>
@@ -3669,15 +3676,7 @@
     </w:p>
     <w:p>
       <w:r>
-        <w:t xml:space="preserve">Combustion causes hits to build combustion stacks on an enemy. When an enemy dies with active combustion </w:t>
-      </w:r>
-      <w:proofErr w:type="gramStart"/>
-      <w:r>
-        <w:t>stacks</w:t>
-      </w:r>
-      <w:proofErr w:type="gramEnd"/>
-      <w:r>
-        <w:t xml:space="preserve"> they will explode dealing damage in an area. This damage is based off of how many combustion stacks were applied.</w:t>
+        <w:t>Combustion causes hits to build combustion stacks on an enemy. When an enemy dies with active combustion stacks they will explode dealing damage in an area. This damage is based off of how many combustion stacks were applied.</w:t>
       </w:r>
     </w:p>
     <w:tbl>
@@ -3729,10 +3728,7 @@
           </w:tcPr>
           <w:p>
             <w:r>
-              <w:t xml:space="preserve">Increases </w:t>
-            </w:r>
-            <w:r>
-              <w:t>the damage dealt by combustion.</w:t>
+              <w:t>Increases the damage dealt by combustion.</w:t>
             </w:r>
           </w:p>
         </w:tc>
@@ -3798,15 +3794,7 @@
           </w:tcPr>
           <w:p>
             <w:r>
-              <w:t xml:space="preserve">Increases the maximum </w:t>
-            </w:r>
-            <w:proofErr w:type="gramStart"/>
-            <w:r>
-              <w:t>amount</w:t>
-            </w:r>
-            <w:proofErr w:type="gramEnd"/>
-            <w:r>
-              <w:t xml:space="preserve"> of stacks of combustion that can be applied to an enemy.</w:t>
+              <w:t>Increases the maximum amount of stacks of combustion that can be applied to an enemy.</w:t>
             </w:r>
           </w:p>
         </w:tc>
@@ -3828,17 +3816,7 @@
           </w:tcPr>
           <w:p>
             <w:r>
-              <w:t xml:space="preserve">Increases the damage dealt by combustion but reduces the size of </w:t>
-            </w:r>
-            <w:proofErr w:type="spellStart"/>
-            <w:proofErr w:type="gramStart"/>
-            <w:r>
-              <w:t>it’s</w:t>
-            </w:r>
-            <w:proofErr w:type="spellEnd"/>
-            <w:proofErr w:type="gramEnd"/>
-            <w:r>
-              <w:t xml:space="preserve"> explosion.</w:t>
+              <w:t>Increases the damage dealt by combustion but reduces the size of it’s explosion.</w:t>
             </w:r>
           </w:p>
         </w:tc>
@@ -3870,9 +3848,11 @@
       <w:pPr>
         <w:pStyle w:val="Heading3"/>
       </w:pPr>
+      <w:bookmarkStart w:id="19" w:name="_Toc229039116"/>
       <w:r>
         <w:t>Slow Powerups</w:t>
       </w:r>
+      <w:bookmarkEnd w:id="19"/>
     </w:p>
     <w:p>
       <w:r>
@@ -4028,10 +4008,11 @@
       <w:pPr>
         <w:pStyle w:val="Heading3"/>
       </w:pPr>
-      <w:bookmarkStart w:id="19" w:name="_Toc228976835"/>
+      <w:bookmarkStart w:id="20" w:name="_Toc229039117"/>
       <w:r>
         <w:t>Frostbite Powerups</w:t>
       </w:r>
+      <w:bookmarkEnd w:id="20"/>
     </w:p>
     <w:p>
       <w:r>
@@ -4087,10 +4068,7 @@
           </w:tcPr>
           <w:p>
             <w:r>
-              <w:t xml:space="preserve">Increases </w:t>
-            </w:r>
-            <w:r>
-              <w:t>the damage dealt by frostbite.</w:t>
+              <w:t>Increases the damage dealt by frostbite.</w:t>
             </w:r>
           </w:p>
         </w:tc>
@@ -4112,15 +4090,7 @@
           </w:tcPr>
           <w:p>
             <w:r>
-              <w:t xml:space="preserve">Doubles the damage of frostbite but halves the damage of bleed (technical note: a modifier is used to stop this powerup from interfering with the scaling of frostbite thus meaning </w:t>
-            </w:r>
-            <w:proofErr w:type="gramStart"/>
-            <w:r>
-              <w:t>it’s</w:t>
-            </w:r>
-            <w:proofErr w:type="gramEnd"/>
-            <w:r>
-              <w:t xml:space="preserve"> damage is not decreasing due to the bleed damage decreasing).</w:t>
+              <w:t>Doubles the damage of frostbite but halves the damage of bleed (technical note: a modifier is used to stop this powerup from interfering with the scaling of frostbite thus meaning it’s damage is not decreasing due to the bleed damage decreasing).</w:t>
             </w:r>
           </w:p>
         </w:tc>
@@ -4131,10 +4101,11 @@
       <w:pPr>
         <w:pStyle w:val="Heading3"/>
       </w:pPr>
+      <w:bookmarkStart w:id="21" w:name="_Toc229039118"/>
       <w:r>
         <w:t>Cauterise Powerups</w:t>
       </w:r>
-      <w:bookmarkEnd w:id="19"/>
+      <w:bookmarkEnd w:id="21"/>
     </w:p>
     <w:p>
       <w:r>
@@ -4196,10 +4167,7 @@
           </w:tcPr>
           <w:p>
             <w:r>
-              <w:t>Increases</w:t>
-            </w:r>
-            <w:r>
-              <w:t xml:space="preserve"> the damage cauterise does (technical note: this can mean it deals more damage than the remaining bleed damage due to a multiplier)</w:t>
+              <w:t>Increases the damage cauterise does (technical note: this can mean it deals more damage than the remaining bleed damage due to a multiplier)</w:t>
             </w:r>
           </w:p>
         </w:tc>
@@ -4210,11 +4178,11 @@
       <w:pPr>
         <w:pStyle w:val="Heading1"/>
       </w:pPr>
-      <w:bookmarkStart w:id="20" w:name="_Toc228976836"/>
+      <w:bookmarkStart w:id="22" w:name="_Toc229039119"/>
       <w:r>
         <w:t>Art</w:t>
       </w:r>
-      <w:bookmarkEnd w:id="20"/>
+      <w:bookmarkEnd w:id="22"/>
     </w:p>
     <w:p>
       <w:r>
@@ -4230,45 +4198,102 @@
       <w:pPr>
         <w:pStyle w:val="Heading1"/>
       </w:pPr>
-      <w:bookmarkStart w:id="21" w:name="_Toc228976837"/>
+      <w:bookmarkStart w:id="23" w:name="_Toc229039120"/>
       <w:r>
         <w:t>User Interface</w:t>
       </w:r>
-      <w:bookmarkEnd w:id="21"/>
+      <w:bookmarkEnd w:id="23"/>
     </w:p>
     <w:p>
       <w:r>
-        <w:t xml:space="preserve">Thematics of the user interface (UI) have been set to match the theme of the art style. Many elements are grey with green highlights in resemblance to mossy </w:t>
+        <w:t>Thematics of the user interface (UI) have been set to match the theme of the art style. Many elements are grey with green highlights in resemblance to mossy stone, a texture found quite commonly in the game.</w:t>
       </w:r>
-      <w:proofErr w:type="gramStart"/>
+    </w:p>
+    <w:p>
       <w:r>
-        <w:t>stone,</w:t>
-      </w:r>
-      <w:proofErr w:type="gramEnd"/>
-      <w:r>
-        <w:t xml:space="preserve"> a texture found quite commonly in the game.</w:t>
+        <w:t>The UI is designed to be minimalistic yet informative by giving clear indicators to the player of all information they need. Details which are not necessary to the player but is still nice for them to have are displayed in other menus such as a statistics list in the pause menu.</w:t>
       </w:r>
     </w:p>
     <w:p>
       <w:pPr>
         <w:pStyle w:val="Heading1"/>
       </w:pPr>
-      <w:bookmarkStart w:id="22" w:name="_Toc228976838"/>
+      <w:bookmarkStart w:id="24" w:name="_Toc229039121"/>
       <w:r>
-        <w:t>Technical Details</w:t>
+        <w:t>Testing &amp; Feedback</w:t>
       </w:r>
-      <w:bookmarkEnd w:id="22"/>
+      <w:bookmarkEnd w:id="24"/>
     </w:p>
     <w:p>
       <w:pPr>
-        <w:pStyle w:val="Heading1"/>
+        <w:pStyle w:val="Heading2"/>
       </w:pPr>
-      <w:bookmarkStart w:id="23" w:name="_Toc228976839"/>
       <w:r>
-        <w:t>Testing &amp; Feedback</w:t>
+        <w:t>Feedback Adjustments</w:t>
       </w:r>
-      <w:bookmarkEnd w:id="23"/>
     </w:p>
+    <w:tbl>
+      <w:tblPr>
+        <w:tblStyle w:val="TableGrid"/>
+        <w:tblW w:w="0" w:type="auto"/>
+        <w:tblLook w:val="04A0" w:firstRow="1" w:lastRow="0" w:firstColumn="1" w:lastColumn="0" w:noHBand="0" w:noVBand="1"/>
+      </w:tblPr>
+      <w:tblGrid>
+        <w:gridCol w:w="4508"/>
+        <w:gridCol w:w="4508"/>
+      </w:tblGrid>
+      <w:tr>
+        <w:tc>
+          <w:tcPr>
+            <w:tcW w:w="4508" w:type="dxa"/>
+          </w:tcPr>
+          <w:p>
+            <w:r>
+              <w:t>Feedback Given</w:t>
+            </w:r>
+          </w:p>
+        </w:tc>
+        <w:tc>
+          <w:tcPr>
+            <w:tcW w:w="4508" w:type="dxa"/>
+          </w:tcPr>
+          <w:p>
+            <w:r>
+              <w:t>Actions Taken</w:t>
+            </w:r>
+          </w:p>
+        </w:tc>
+      </w:tr>
+      <w:tr>
+        <w:tc>
+          <w:tcPr>
+            <w:tcW w:w="4508" w:type="dxa"/>
+          </w:tcPr>
+          <w:p>
+            <w:r>
+              <w:lastRenderedPageBreak/>
+              <w:t>One player was surprised at how fast enemies could move and became overwhelmed early in the game</w:t>
+            </w:r>
+          </w:p>
+        </w:tc>
+        <w:tc>
+          <w:tcPr>
+            <w:tcW w:w="4508" w:type="dxa"/>
+          </w:tcPr>
+          <w:p>
+            <w:r>
+              <w:t>Start</w:t>
+            </w:r>
+            <w:r>
+              <w:t>ing speed of enemies reduced</w:t>
+            </w:r>
+            <w:r>
+              <w:t xml:space="preserve"> and added functionality to increase enemy speed over time up until a hard limit</w:t>
+            </w:r>
+          </w:p>
+        </w:tc>
+      </w:tr>
+    </w:tbl>
     <w:p/>
     <w:sectPr>
       <w:pgSz w:w="11906" w:h="16838"/>

--- a/RuinfallGDD.docx
+++ b/RuinfallGDD.docx
@@ -2801,29 +2801,32 @@
           </w:tcPr>
           <w:p>
             <w:r>
+              <w:t>Frostbite</w:t>
+            </w:r>
+          </w:p>
+        </w:tc>
+        <w:tc>
+          <w:tcPr>
+            <w:tcW w:w="6894" w:type="dxa"/>
+          </w:tcPr>
+          <w:p>
+            <w:r>
+              <w:t xml:space="preserve">Whenever a slow stack is applied </w:t>
+            </w:r>
+            <w:r>
+              <w:t>to an enemy it deals damage.</w:t>
+            </w:r>
+          </w:p>
+        </w:tc>
+      </w:tr>
+      <w:tr>
+        <w:tc>
+          <w:tcPr>
+            <w:tcW w:w="2122" w:type="dxa"/>
+          </w:tcPr>
+          <w:p>
+            <w:r>
               <w:lastRenderedPageBreak/>
-              <w:t>Frostbite</w:t>
-            </w:r>
-          </w:p>
-        </w:tc>
-        <w:tc>
-          <w:tcPr>
-            <w:tcW w:w="6894" w:type="dxa"/>
-          </w:tcPr>
-          <w:p>
-            <w:r>
-              <w:t>Whenever a slow stack is applied to a bleeding enemy it instantly triggers an extra tick of bleed at reduced effectiveness.</w:t>
-            </w:r>
-          </w:p>
-        </w:tc>
-      </w:tr>
-      <w:tr>
-        <w:tc>
-          <w:tcPr>
-            <w:tcW w:w="2122" w:type="dxa"/>
-          </w:tcPr>
-          <w:p>
-            <w:r>
               <w:t>Ricochet</w:t>
             </w:r>
           </w:p>
@@ -3458,32 +3461,32 @@
           </w:tcPr>
           <w:p>
             <w:r>
+              <w:t>Armour Delay</w:t>
+            </w:r>
+          </w:p>
+        </w:tc>
+        <w:tc>
+          <w:tcPr>
+            <w:tcW w:w="6894" w:type="dxa"/>
+          </w:tcPr>
+          <w:p>
+            <w:r>
+              <w:t>Reduces the time it takes for armour to start recharging after being hit by an enemy</w:t>
+            </w:r>
+            <w:r>
+              <w:t>.</w:t>
+            </w:r>
+          </w:p>
+        </w:tc>
+      </w:tr>
+      <w:tr>
+        <w:tc>
+          <w:tcPr>
+            <w:tcW w:w="2122" w:type="dxa"/>
+          </w:tcPr>
+          <w:p>
+            <w:r>
               <w:lastRenderedPageBreak/>
-              <w:t>Armour Delay</w:t>
-            </w:r>
-          </w:p>
-        </w:tc>
-        <w:tc>
-          <w:tcPr>
-            <w:tcW w:w="6894" w:type="dxa"/>
-          </w:tcPr>
-          <w:p>
-            <w:r>
-              <w:t>Reduces the time it takes for armour to start recharging after being hit by an enemy</w:t>
-            </w:r>
-            <w:r>
-              <w:t>.</w:t>
-            </w:r>
-          </w:p>
-        </w:tc>
-      </w:tr>
-      <w:tr>
-        <w:tc>
-          <w:tcPr>
-            <w:tcW w:w="2122" w:type="dxa"/>
-          </w:tcPr>
-          <w:p>
-            <w:r>
               <w:t>Armour Recovery</w:t>
             </w:r>
           </w:p>
@@ -3986,7 +3989,6 @@
           </w:tcPr>
           <w:p>
             <w:r>
-              <w:lastRenderedPageBreak/>
               <w:t>Slow Stack Limit</w:t>
             </w:r>
           </w:p>
@@ -4016,7 +4018,10 @@
     </w:p>
     <w:p>
       <w:r>
-        <w:t>Frostbite deals a portion of bleed damage whenever a slow is applied to a bleeding enemy.</w:t>
+        <w:t xml:space="preserve">Frostbite </w:t>
+      </w:r>
+      <w:r>
+        <w:t>deals damage to an enemy whenever a slow stack is applied.</w:t>
       </w:r>
     </w:p>
     <w:tbl>

--- a/RuinfallGDD.docx
+++ b/RuinfallGDD.docx
@@ -109,6 +109,7 @@
                                     <w:text/>
                                   </w:sdtPr>
                                   <w:sdtContent>
+                                    <w:proofErr w:type="spellStart"/>
                                     <w:r>
                                       <w:rPr>
                                         <w:color w:val="4472C4" w:themeColor="accent1"/>
@@ -117,6 +118,7 @@
                                       </w:rPr>
                                       <w:t>Ruinfall</w:t>
                                     </w:r>
+                                    <w:proofErr w:type="spellEnd"/>
                                   </w:sdtContent>
                                 </w:sdt>
                               </w:p>
@@ -249,6 +251,7 @@
                               <w:text/>
                             </w:sdtPr>
                             <w:sdtContent>
+                              <w:proofErr w:type="spellStart"/>
                               <w:r>
                                 <w:rPr>
                                   <w:color w:val="4472C4" w:themeColor="accent1"/>
@@ -257,6 +260,7 @@
                                 </w:rPr>
                                 <w:t>Ruinfall</w:t>
                               </w:r>
+                              <w:proofErr w:type="spellEnd"/>
                             </w:sdtContent>
                           </w:sdt>
                         </w:p>
@@ -2210,8 +2214,13 @@
       <w:bookmarkEnd w:id="1"/>
     </w:p>
     <w:p>
-      <w:r>
-        <w:t xml:space="preserve">Ruinfall is a roguelike first-person shooter game with a relatively arcade-like feel to it. The player experiences hardcore one-life sessions where they shoot to kill hordes of enemies granting them access to enhancements via a level up system detailed more in the </w:t>
+      <w:proofErr w:type="spellStart"/>
+      <w:r>
+        <w:t>Ruinfall</w:t>
+      </w:r>
+      <w:proofErr w:type="spellEnd"/>
+      <w:r>
+        <w:t xml:space="preserve"> is a roguelike first-person shooter game with a relatively arcade-like feel to it. The player experiences hardcore one-life sessions where they shoot to kill hordes of enemies granting them access to enhancements via a level up system detailed more in the </w:t>
       </w:r>
       <w:hyperlink w:anchor="_Mechanics" w:history="1">
         <w:r>
@@ -2414,7 +2423,15 @@
           </w:tcPr>
           <w:p>
             <w:r>
-              <w:t>Health, Speed, Dash Count, Dash Recovery, Damage Reduction, Gun Damage, Gun Range, Fire Rate, Critical Chance, Critical Damage, Multishot Count, Close Range Damage, Far Range Damage</w:t>
+              <w:t xml:space="preserve">Health, Speed, Dash Count, Dash Recovery, Damage Reduction, Gun Damage, Gun Range, Fire Rate, Critical Chance, Critical Damage, </w:t>
+            </w:r>
+            <w:proofErr w:type="spellStart"/>
+            <w:r>
+              <w:t>Multishot</w:t>
+            </w:r>
+            <w:proofErr w:type="spellEnd"/>
+            <w:r>
+              <w:t xml:space="preserve"> Count, Close Range Damage, Far Range Damage</w:t>
             </w:r>
           </w:p>
         </w:tc>
@@ -2745,7 +2762,23 @@
           </w:tcPr>
           <w:p>
             <w:r>
-              <w:t>The player gains a circular aura around them. Whenever an enemy enters this aura they get a stack of slow which decreases their movement speed. The maximum amount of stacks on an enemy is limited.</w:t>
+              <w:t xml:space="preserve">The player gains a circular aura around them. Whenever an enemy enters this </w:t>
+            </w:r>
+            <w:proofErr w:type="gramStart"/>
+            <w:r>
+              <w:t>aura</w:t>
+            </w:r>
+            <w:proofErr w:type="gramEnd"/>
+            <w:r>
+              <w:t xml:space="preserve"> they get a stack of slow which decreases their movement speed. The maximum </w:t>
+            </w:r>
+            <w:proofErr w:type="gramStart"/>
+            <w:r>
+              <w:t>amount</w:t>
+            </w:r>
+            <w:proofErr w:type="gramEnd"/>
+            <w:r>
+              <w:t xml:space="preserve"> of stacks on an enemy is limited.</w:t>
             </w:r>
           </w:p>
         </w:tc>
@@ -3039,7 +3072,15 @@
           </w:tcPr>
           <w:p>
             <w:r>
-              <w:t>Increase the amount of dashes that can be used before needing to recharge.</w:t>
+              <w:t xml:space="preserve">Increase the </w:t>
+            </w:r>
+            <w:proofErr w:type="gramStart"/>
+            <w:r>
+              <w:t>amount</w:t>
+            </w:r>
+            <w:proofErr w:type="gramEnd"/>
+            <w:r>
+              <w:t xml:space="preserve"> of dashes that can be used before needing to recharge.</w:t>
             </w:r>
           </w:p>
         </w:tc>
@@ -3083,7 +3124,15 @@
           </w:tcPr>
           <w:p>
             <w:r>
-              <w:t>Allows the player to jump an extra time while mid air from a jump.</w:t>
+              <w:t xml:space="preserve">Allows the player to jump an extra time while </w:t>
+            </w:r>
+            <w:proofErr w:type="spellStart"/>
+            <w:r>
+              <w:t>mid air</w:t>
+            </w:r>
+            <w:proofErr w:type="spellEnd"/>
+            <w:r>
+              <w:t xml:space="preserve"> from a jump.</w:t>
             </w:r>
           </w:p>
         </w:tc>
@@ -3207,9 +3256,11 @@
             <w:tcW w:w="2122" w:type="dxa"/>
           </w:tcPr>
           <w:p>
+            <w:proofErr w:type="spellStart"/>
             <w:r>
               <w:t>Multishot</w:t>
             </w:r>
+            <w:proofErr w:type="spellEnd"/>
           </w:p>
         </w:tc>
         <w:tc>
@@ -3280,7 +3331,23 @@
     </w:p>
     <w:p>
       <w:r>
-        <w:t>These powerups sacrifice one statistic to boost another. Some trade off powerups are instead listed in other tables and will be referred to as “[Statistic Increased]/[Statistic Decreased] Trade Off”.</w:t>
+        <w:t xml:space="preserve">These powerups sacrifice one statistic to boost another. Some trade off powerups </w:t>
+      </w:r>
+      <w:proofErr w:type="gramStart"/>
+      <w:r>
+        <w:t>are</w:t>
+      </w:r>
+      <w:proofErr w:type="gramEnd"/>
+      <w:r>
+        <w:t xml:space="preserve"> instead listed in other tables and will be referred to as “[Statistic Increased]</w:t>
+      </w:r>
+      <w:proofErr w:type="gramStart"/>
+      <w:r>
+        <w:t>/[</w:t>
+      </w:r>
+      <w:proofErr w:type="gramEnd"/>
+      <w:r>
+        <w:t>Statistic Decreased] Trade Off”.</w:t>
       </w:r>
     </w:p>
     <w:tbl>
@@ -3679,7 +3746,15 @@
     </w:p>
     <w:p>
       <w:r>
-        <w:t>Combustion causes hits to build combustion stacks on an enemy. When an enemy dies with active combustion stacks they will explode dealing damage in an area. This damage is based off of how many combustion stacks were applied.</w:t>
+        <w:t xml:space="preserve">Combustion causes hits to build combustion stacks on an enemy. When an enemy dies with active combustion </w:t>
+      </w:r>
+      <w:proofErr w:type="gramStart"/>
+      <w:r>
+        <w:t>stacks</w:t>
+      </w:r>
+      <w:proofErr w:type="gramEnd"/>
+      <w:r>
+        <w:t xml:space="preserve"> they will explode dealing damage in an area. This damage is based off of how many combustion stacks were applied.</w:t>
       </w:r>
     </w:p>
     <w:tbl>
@@ -3797,7 +3872,15 @@
           </w:tcPr>
           <w:p>
             <w:r>
-              <w:t>Increases the maximum amount of stacks of combustion that can be applied to an enemy.</w:t>
+              <w:t xml:space="preserve">Increases the maximum </w:t>
+            </w:r>
+            <w:proofErr w:type="gramStart"/>
+            <w:r>
+              <w:t>amount</w:t>
+            </w:r>
+            <w:proofErr w:type="gramEnd"/>
+            <w:r>
+              <w:t xml:space="preserve"> of stacks of combustion that can be applied to an enemy.</w:t>
             </w:r>
           </w:p>
         </w:tc>
@@ -3819,7 +3902,17 @@
           </w:tcPr>
           <w:p>
             <w:r>
-              <w:t>Increases the damage dealt by combustion but reduces the size of it’s explosion.</w:t>
+              <w:t xml:space="preserve">Increases the damage dealt by combustion but reduces the size of </w:t>
+            </w:r>
+            <w:proofErr w:type="spellStart"/>
+            <w:proofErr w:type="gramStart"/>
+            <w:r>
+              <w:t>it’s</w:t>
+            </w:r>
+            <w:proofErr w:type="spellEnd"/>
+            <w:proofErr w:type="gramEnd"/>
+            <w:r>
+              <w:t xml:space="preserve"> explosion.</w:t>
             </w:r>
           </w:p>
         </w:tc>
@@ -4095,7 +4188,15 @@
           </w:tcPr>
           <w:p>
             <w:r>
-              <w:t>Doubles the damage of frostbite but halves the damage of bleed (technical note: a modifier is used to stop this powerup from interfering with the scaling of frostbite thus meaning it’s damage is not decreasing due to the bleed damage decreasing).</w:t>
+              <w:t xml:space="preserve">Doubles the damage of frostbite but halves the damage of bleed (technical note: a modifier is used to stop this powerup from interfering with the scaling of frostbite thus meaning </w:t>
+            </w:r>
+            <w:proofErr w:type="gramStart"/>
+            <w:r>
+              <w:t>it’s</w:t>
+            </w:r>
+            <w:proofErr w:type="gramEnd"/>
+            <w:r>
+              <w:t xml:space="preserve"> damage is not decreasing due to the bleed damage decreasing).</w:t>
             </w:r>
           </w:p>
         </w:tc>
@@ -4211,7 +4312,15 @@
     </w:p>
     <w:p>
       <w:r>
-        <w:t>Thematics of the user interface (UI) have been set to match the theme of the art style. Many elements are grey with green highlights in resemblance to mossy stone, a texture found quite commonly in the game.</w:t>
+        <w:t xml:space="preserve">Thematics of the user interface (UI) have been set to match the theme of the art style. Many elements are grey with green highlights in resemblance to mossy </w:t>
+      </w:r>
+      <w:proofErr w:type="gramStart"/>
+      <w:r>
+        <w:t>stone,</w:t>
+      </w:r>
+      <w:proofErr w:type="gramEnd"/>
+      <w:r>
+        <w:t xml:space="preserve"> a texture found quite commonly in the game.</w:t>
       </w:r>
     </w:p>
     <w:p>
@@ -4244,13 +4353,35 @@
         <w:tblLook w:val="04A0" w:firstRow="1" w:lastRow="0" w:firstColumn="1" w:lastColumn="0" w:noHBand="0" w:noVBand="1"/>
       </w:tblPr>
       <w:tblGrid>
-        <w:gridCol w:w="4508"/>
-        <w:gridCol w:w="4508"/>
+        <w:gridCol w:w="1897"/>
+        <w:gridCol w:w="1896"/>
+        <w:gridCol w:w="2644"/>
+        <w:gridCol w:w="2579"/>
       </w:tblGrid>
       <w:tr>
         <w:tc>
           <w:tcPr>
-            <w:tcW w:w="4508" w:type="dxa"/>
+            <w:tcW w:w="1897" w:type="dxa"/>
+          </w:tcPr>
+          <w:p>
+            <w:r>
+              <w:t>Who</w:t>
+            </w:r>
+          </w:p>
+        </w:tc>
+        <w:tc>
+          <w:tcPr>
+            <w:tcW w:w="1896" w:type="dxa"/>
+          </w:tcPr>
+          <w:p>
+            <w:r>
+              <w:t>When</w:t>
+            </w:r>
+          </w:p>
+        </w:tc>
+        <w:tc>
+          <w:tcPr>
+            <w:tcW w:w="2644" w:type="dxa"/>
           </w:tcPr>
           <w:p>
             <w:r>
@@ -4260,7 +4391,7 @@
         </w:tc>
         <w:tc>
           <w:tcPr>
-            <w:tcW w:w="4508" w:type="dxa"/>
+            <w:tcW w:w="2579" w:type="dxa"/>
           </w:tcPr>
           <w:p>
             <w:r>
@@ -4272,28 +4403,42 @@
       <w:tr>
         <w:tc>
           <w:tcPr>
-            <w:tcW w:w="4508" w:type="dxa"/>
-          </w:tcPr>
-          <w:p>
+            <w:tcW w:w="1897" w:type="dxa"/>
+          </w:tcPr>
+          <w:p/>
+        </w:tc>
+        <w:tc>
+          <w:tcPr>
+            <w:tcW w:w="1896" w:type="dxa"/>
+          </w:tcPr>
+          <w:p/>
+        </w:tc>
+        <w:tc>
+          <w:tcPr>
+            <w:tcW w:w="2644" w:type="dxa"/>
+          </w:tcPr>
+          <w:p>
+            <w:r>
+              <w:t xml:space="preserve">One player was surprised at how fast enemies could </w:t>
+            </w:r>
             <w:r>
               <w:lastRenderedPageBreak/>
-              <w:t>One player was surprised at how fast enemies could move and became overwhelmed early in the game</w:t>
-            </w:r>
-          </w:p>
-        </w:tc>
-        <w:tc>
-          <w:tcPr>
-            <w:tcW w:w="4508" w:type="dxa"/>
-          </w:tcPr>
-          <w:p>
-            <w:r>
-              <w:t>Start</w:t>
-            </w:r>
-            <w:r>
-              <w:t>ing speed of enemies reduced</w:t>
-            </w:r>
-            <w:r>
-              <w:t xml:space="preserve"> and added functionality to increase enemy speed over time up until a hard limit</w:t>
+              <w:t>move and became overwhelmed early in the game</w:t>
+            </w:r>
+          </w:p>
+        </w:tc>
+        <w:tc>
+          <w:tcPr>
+            <w:tcW w:w="2579" w:type="dxa"/>
+          </w:tcPr>
+          <w:p>
+            <w:r>
+              <w:lastRenderedPageBreak/>
+              <w:t xml:space="preserve">Starting speed of enemies reduced and added </w:t>
+            </w:r>
+            <w:r>
+              <w:lastRenderedPageBreak/>
+              <w:t>functionality to increase enemy speed over time up until a hard limit</w:t>
             </w:r>
           </w:p>
         </w:tc>

--- a/RuinfallGDD.docx
+++ b/RuinfallGDD.docx
@@ -109,7 +109,6 @@
                                     <w:text/>
                                   </w:sdtPr>
                                   <w:sdtContent>
-                                    <w:proofErr w:type="spellStart"/>
                                     <w:r>
                                       <w:rPr>
                                         <w:color w:val="4472C4" w:themeColor="accent1"/>
@@ -118,7 +117,6 @@
                                       </w:rPr>
                                       <w:t>Ruinfall</w:t>
                                     </w:r>
-                                    <w:proofErr w:type="spellEnd"/>
                                   </w:sdtContent>
                                 </w:sdt>
                               </w:p>
@@ -2214,13 +2212,8 @@
       <w:bookmarkEnd w:id="1"/>
     </w:p>
     <w:p>
-      <w:proofErr w:type="spellStart"/>
       <w:r>
-        <w:t>Ruinfall</w:t>
-      </w:r>
-      <w:proofErr w:type="spellEnd"/>
-      <w:r>
-        <w:t xml:space="preserve"> is a roguelike first-person shooter game with a relatively arcade-like feel to it. The player experiences hardcore one-life sessions where they shoot to kill hordes of enemies granting them access to enhancements via a level up system detailed more in the </w:t>
+        <w:t xml:space="preserve">Ruinfall is a roguelike first-person shooter game with a relatively arcade-like feel to it. The player experiences hardcore one-life sessions where they shoot to kill hordes of enemies granting them access to enhancements via a level up system detailed more in the </w:t>
       </w:r>
       <w:hyperlink w:anchor="_Mechanics" w:history="1">
         <w:r>
@@ -2423,15 +2416,7 @@
           </w:tcPr>
           <w:p>
             <w:r>
-              <w:t xml:space="preserve">Health, Speed, Dash Count, Dash Recovery, Damage Reduction, Gun Damage, Gun Range, Fire Rate, Critical Chance, Critical Damage, </w:t>
-            </w:r>
-            <w:proofErr w:type="spellStart"/>
-            <w:r>
-              <w:t>Multishot</w:t>
-            </w:r>
-            <w:proofErr w:type="spellEnd"/>
-            <w:r>
-              <w:t xml:space="preserve"> Count, Close Range Damage, Far Range Damage</w:t>
+              <w:t>Health, Speed, Dash Count, Dash Recovery, Damage Reduction, Gun Damage, Gun Range, Fire Rate, Critical Chance, Critical Damage, Multishot Count, Close Range Damage, Far Range Damage</w:t>
             </w:r>
           </w:p>
         </w:tc>
@@ -2762,23 +2747,7 @@
           </w:tcPr>
           <w:p>
             <w:r>
-              <w:t xml:space="preserve">The player gains a circular aura around them. Whenever an enemy enters this </w:t>
-            </w:r>
-            <w:proofErr w:type="gramStart"/>
-            <w:r>
-              <w:t>aura</w:t>
-            </w:r>
-            <w:proofErr w:type="gramEnd"/>
-            <w:r>
-              <w:t xml:space="preserve"> they get a stack of slow which decreases their movement speed. The maximum </w:t>
-            </w:r>
-            <w:proofErr w:type="gramStart"/>
-            <w:r>
-              <w:t>amount</w:t>
-            </w:r>
-            <w:proofErr w:type="gramEnd"/>
-            <w:r>
-              <w:t xml:space="preserve"> of stacks on an enemy is limited.</w:t>
+              <w:t>The player gains a circular aura around them. Whenever an enemy enters this aura they get a stack of slow which decreases their movement speed. The maximum amount of stacks on an enemy is limited.</w:t>
             </w:r>
           </w:p>
         </w:tc>
@@ -2871,6 +2840,28 @@
           <w:p>
             <w:r>
               <w:t>Causes each shot to bounce to another enemy but splits the damage up between each enemy hit.</w:t>
+            </w:r>
+          </w:p>
+        </w:tc>
+      </w:tr>
+      <w:tr>
+        <w:tc>
+          <w:tcPr>
+            <w:tcW w:w="2122" w:type="dxa"/>
+          </w:tcPr>
+          <w:p>
+            <w:r>
+              <w:t>Dash Damage</w:t>
+            </w:r>
+          </w:p>
+        </w:tc>
+        <w:tc>
+          <w:tcPr>
+            <w:tcW w:w="6894" w:type="dxa"/>
+          </w:tcPr>
+          <w:p>
+            <w:r>
+              <w:t>Causes dash to deal damage to enemies it hits and to knock them back away from the player.</w:t>
             </w:r>
           </w:p>
         </w:tc>
@@ -3072,15 +3063,7 @@
           </w:tcPr>
           <w:p>
             <w:r>
-              <w:t xml:space="preserve">Increase the </w:t>
-            </w:r>
-            <w:proofErr w:type="gramStart"/>
-            <w:r>
-              <w:t>amount</w:t>
-            </w:r>
-            <w:proofErr w:type="gramEnd"/>
-            <w:r>
-              <w:t xml:space="preserve"> of dashes that can be used before needing to recharge.</w:t>
+              <w:t>Increase the amount of dashes that can be used before needing to recharge.</w:t>
             </w:r>
           </w:p>
         </w:tc>
@@ -3124,15 +3107,7 @@
           </w:tcPr>
           <w:p>
             <w:r>
-              <w:t xml:space="preserve">Allows the player to jump an extra time while </w:t>
-            </w:r>
-            <w:proofErr w:type="spellStart"/>
-            <w:r>
-              <w:t>mid air</w:t>
-            </w:r>
-            <w:proofErr w:type="spellEnd"/>
-            <w:r>
-              <w:t xml:space="preserve"> from a jump.</w:t>
+              <w:t>Allows the player to jump an extra time while mid air from a jump.</w:t>
             </w:r>
           </w:p>
         </w:tc>
@@ -3256,11 +3231,9 @@
             <w:tcW w:w="2122" w:type="dxa"/>
           </w:tcPr>
           <w:p>
-            <w:proofErr w:type="spellStart"/>
             <w:r>
               <w:t>Multishot</w:t>
             </w:r>
-            <w:proofErr w:type="spellEnd"/>
           </w:p>
         </w:tc>
         <w:tc>
@@ -3331,23 +3304,7 @@
     </w:p>
     <w:p>
       <w:r>
-        <w:t xml:space="preserve">These powerups sacrifice one statistic to boost another. Some trade off powerups </w:t>
-      </w:r>
-      <w:proofErr w:type="gramStart"/>
-      <w:r>
-        <w:t>are</w:t>
-      </w:r>
-      <w:proofErr w:type="gramEnd"/>
-      <w:r>
-        <w:t xml:space="preserve"> instead listed in other tables and will be referred to as “[Statistic Increased]</w:t>
-      </w:r>
-      <w:proofErr w:type="gramStart"/>
-      <w:r>
-        <w:t>/[</w:t>
-      </w:r>
-      <w:proofErr w:type="gramEnd"/>
-      <w:r>
-        <w:t>Statistic Decreased] Trade Off”.</w:t>
+        <w:t>These powerups sacrifice one statistic to boost another. Some trade off powerups are instead listed in other tables and will be referred to as “[Statistic Increased]/[Statistic Decreased] Trade Off”.</w:t>
       </w:r>
     </w:p>
     <w:tbl>
@@ -3528,6 +3485,7 @@
           </w:tcPr>
           <w:p>
             <w:r>
+              <w:lastRenderedPageBreak/>
               <w:t>Armour Delay</w:t>
             </w:r>
           </w:p>
@@ -3553,7 +3511,6 @@
           </w:tcPr>
           <w:p>
             <w:r>
-              <w:lastRenderedPageBreak/>
               <w:t>Armour Recovery</w:t>
             </w:r>
           </w:p>
@@ -3746,15 +3703,7 @@
     </w:p>
     <w:p>
       <w:r>
-        <w:t xml:space="preserve">Combustion causes hits to build combustion stacks on an enemy. When an enemy dies with active combustion </w:t>
-      </w:r>
-      <w:proofErr w:type="gramStart"/>
-      <w:r>
-        <w:t>stacks</w:t>
-      </w:r>
-      <w:proofErr w:type="gramEnd"/>
-      <w:r>
-        <w:t xml:space="preserve"> they will explode dealing damage in an area. This damage is based off of how many combustion stacks were applied.</w:t>
+        <w:t>Combustion causes hits to build combustion stacks on an enemy. When an enemy dies with active combustion stacks they will explode dealing damage in an area. This damage is based off of how many combustion stacks were applied.</w:t>
       </w:r>
     </w:p>
     <w:tbl>
@@ -3872,15 +3821,7 @@
           </w:tcPr>
           <w:p>
             <w:r>
-              <w:t xml:space="preserve">Increases the maximum </w:t>
-            </w:r>
-            <w:proofErr w:type="gramStart"/>
-            <w:r>
-              <w:t>amount</w:t>
-            </w:r>
-            <w:proofErr w:type="gramEnd"/>
-            <w:r>
-              <w:t xml:space="preserve"> of stacks of combustion that can be applied to an enemy.</w:t>
+              <w:t>Increases the maximum amount of stacks of combustion that can be applied to an enemy.</w:t>
             </w:r>
           </w:p>
         </w:tc>
@@ -3902,17 +3843,7 @@
           </w:tcPr>
           <w:p>
             <w:r>
-              <w:t xml:space="preserve">Increases the damage dealt by combustion but reduces the size of </w:t>
-            </w:r>
-            <w:proofErr w:type="spellStart"/>
-            <w:proofErr w:type="gramStart"/>
-            <w:r>
-              <w:t>it’s</w:t>
-            </w:r>
-            <w:proofErr w:type="spellEnd"/>
-            <w:proofErr w:type="gramEnd"/>
-            <w:r>
-              <w:t xml:space="preserve"> explosion.</w:t>
+              <w:t>Increases the damage dealt by combustion but reduces the size of it’s explosion.</w:t>
             </w:r>
           </w:p>
         </w:tc>
@@ -4082,6 +4013,7 @@
           </w:tcPr>
           <w:p>
             <w:r>
+              <w:lastRenderedPageBreak/>
               <w:t>Slow Stack Limit</w:t>
             </w:r>
           </w:p>
@@ -4188,15 +4120,7 @@
           </w:tcPr>
           <w:p>
             <w:r>
-              <w:t xml:space="preserve">Doubles the damage of frostbite but halves the damage of bleed (technical note: a modifier is used to stop this powerup from interfering with the scaling of frostbite thus meaning </w:t>
-            </w:r>
-            <w:proofErr w:type="gramStart"/>
-            <w:r>
-              <w:t>it’s</w:t>
-            </w:r>
-            <w:proofErr w:type="gramEnd"/>
-            <w:r>
-              <w:t xml:space="preserve"> damage is not decreasing due to the bleed damage decreasing).</w:t>
+              <w:t>Doubles the damage of frostbite but halves the damage of bleed (technical note: a modifier is used to stop this powerup from interfering with the scaling of frostbite thus meaning it’s damage is not decreasing due to the bleed damage decreasing).</w:t>
             </w:r>
           </w:p>
         </w:tc>
@@ -4274,6 +4198,138 @@
           <w:p>
             <w:r>
               <w:t>Increases the damage cauterise does (technical note: this can mean it deals more damage than the remaining bleed damage due to a multiplier)</w:t>
+            </w:r>
+            <w:r>
+              <w:t>.</w:t>
+            </w:r>
+          </w:p>
+        </w:tc>
+      </w:tr>
+    </w:tbl>
+    <w:p>
+      <w:pPr>
+        <w:pStyle w:val="Heading3"/>
+      </w:pPr>
+      <w:r>
+        <w:t>Dash Damage Powerups</w:t>
+      </w:r>
+    </w:p>
+    <w:tbl>
+      <w:tblPr>
+        <w:tblStyle w:val="TableGrid"/>
+        <w:tblW w:w="0" w:type="auto"/>
+        <w:tblLook w:val="04A0" w:firstRow="1" w:lastRow="0" w:firstColumn="1" w:lastColumn="0" w:noHBand="0" w:noVBand="1"/>
+      </w:tblPr>
+      <w:tblGrid>
+        <w:gridCol w:w="2122"/>
+        <w:gridCol w:w="6894"/>
+      </w:tblGrid>
+      <w:tr>
+        <w:tc>
+          <w:tcPr>
+            <w:tcW w:w="2122" w:type="dxa"/>
+          </w:tcPr>
+          <w:p>
+            <w:r>
+              <w:t>Name of Powerup</w:t>
+            </w:r>
+          </w:p>
+        </w:tc>
+        <w:tc>
+          <w:tcPr>
+            <w:tcW w:w="6894" w:type="dxa"/>
+          </w:tcPr>
+          <w:p>
+            <w:r>
+              <w:t>Description</w:t>
+            </w:r>
+          </w:p>
+        </w:tc>
+      </w:tr>
+      <w:tr>
+        <w:tc>
+          <w:tcPr>
+            <w:tcW w:w="2122" w:type="dxa"/>
+          </w:tcPr>
+          <w:p>
+            <w:r>
+              <w:t xml:space="preserve">Dash Damage </w:t>
+            </w:r>
+          </w:p>
+        </w:tc>
+        <w:tc>
+          <w:tcPr>
+            <w:tcW w:w="6894" w:type="dxa"/>
+          </w:tcPr>
+          <w:p>
+            <w:r>
+              <w:t>Increases the damage dealt by dash.</w:t>
+            </w:r>
+          </w:p>
+        </w:tc>
+      </w:tr>
+      <w:tr>
+        <w:tc>
+          <w:tcPr>
+            <w:tcW w:w="2122" w:type="dxa"/>
+          </w:tcPr>
+          <w:p>
+            <w:r>
+              <w:t>Dash Knockback</w:t>
+            </w:r>
+          </w:p>
+        </w:tc>
+        <w:tc>
+          <w:tcPr>
+            <w:tcW w:w="6894" w:type="dxa"/>
+          </w:tcPr>
+          <w:p>
+            <w:r>
+              <w:t>Increases the effect of the knockback caused by dashing into enemies.</w:t>
+            </w:r>
+          </w:p>
+        </w:tc>
+      </w:tr>
+      <w:tr>
+        <w:tc>
+          <w:tcPr>
+            <w:tcW w:w="2122" w:type="dxa"/>
+          </w:tcPr>
+          <w:p>
+            <w:r>
+              <w:t>Dash Damage Trade Off</w:t>
+            </w:r>
+          </w:p>
+        </w:tc>
+        <w:tc>
+          <w:tcPr>
+            <w:tcW w:w="6894" w:type="dxa"/>
+          </w:tcPr>
+          <w:p>
+            <w:r>
+              <w:t>Increases the damage of dash but reduces the knockback from dash.</w:t>
+            </w:r>
+          </w:p>
+        </w:tc>
+      </w:tr>
+      <w:tr>
+        <w:tc>
+          <w:tcPr>
+            <w:tcW w:w="2122" w:type="dxa"/>
+          </w:tcPr>
+          <w:p>
+            <w:r>
+              <w:t>Dash Knockback Trade Off</w:t>
+            </w:r>
+          </w:p>
+        </w:tc>
+        <w:tc>
+          <w:tcPr>
+            <w:tcW w:w="6894" w:type="dxa"/>
+          </w:tcPr>
+          <w:p>
+            <w:r>
+              <w:t>Increases the knockback from dash but increases the cooldown of dash.</w:t>
             </w:r>
           </w:p>
         </w:tc>
@@ -4312,19 +4368,12 @@
     </w:p>
     <w:p>
       <w:r>
-        <w:t xml:space="preserve">Thematics of the user interface (UI) have been set to match the theme of the art style. Many elements are grey with green highlights in resemblance to mossy </w:t>
-      </w:r>
-      <w:proofErr w:type="gramStart"/>
-      <w:r>
-        <w:t>stone,</w:t>
-      </w:r>
-      <w:proofErr w:type="gramEnd"/>
-      <w:r>
-        <w:t xml:space="preserve"> a texture found quite commonly in the game.</w:t>
+        <w:t>Thematics of the user interface (UI) have been set to match the theme of the art style. Many elements are grey with green highlights in resemblance to mossy stone, a texture found quite commonly in the game.</w:t>
       </w:r>
     </w:p>
     <w:p>
       <w:r>
+        <w:lastRenderedPageBreak/>
         <w:t>The UI is designed to be minimalistic yet informative by giving clear indicators to the player of all information they need. Details which are not necessary to the player but is still nice for them to have are displayed in other menus such as a statistics list in the pause menu.</w:t>
       </w:r>
     </w:p>
@@ -4419,11 +4468,7 @@
           </w:tcPr>
           <w:p>
             <w:r>
-              <w:t xml:space="preserve">One player was surprised at how fast enemies could </w:t>
-            </w:r>
-            <w:r>
-              <w:lastRenderedPageBreak/>
-              <w:t>move and became overwhelmed early in the game</w:t>
+              <w:t>One player was surprised at how fast enemies could move and became overwhelmed early in the game</w:t>
             </w:r>
           </w:p>
         </w:tc>
@@ -4433,12 +4478,7 @@
           </w:tcPr>
           <w:p>
             <w:r>
-              <w:lastRenderedPageBreak/>
-              <w:t xml:space="preserve">Starting speed of enemies reduced and added </w:t>
-            </w:r>
-            <w:r>
-              <w:lastRenderedPageBreak/>
-              <w:t>functionality to increase enemy speed over time up until a hard limit</w:t>
+              <w:t>Starting speed of enemies reduced and added functionality to increase enemy speed over time up until a hard limit</w:t>
             </w:r>
           </w:p>
         </w:tc>

--- a/RuinfallGDD.docx
+++ b/RuinfallGDD.docx
@@ -3291,6 +3291,28 @@
           </w:p>
         </w:tc>
       </w:tr>
+      <w:tr>
+        <w:tc>
+          <w:tcPr>
+            <w:tcW w:w="2122" w:type="dxa"/>
+          </w:tcPr>
+          <w:p>
+            <w:r>
+              <w:t>Thorns</w:t>
+            </w:r>
+          </w:p>
+        </w:tc>
+        <w:tc>
+          <w:tcPr>
+            <w:tcW w:w="6894" w:type="dxa"/>
+          </w:tcPr>
+          <w:p>
+            <w:r>
+              <w:t>When an enemy deals damage to the player’s armour, that enemy takes a portion of the damage dealt as damage taken.</w:t>
+            </w:r>
+          </w:p>
+        </w:tc>
+      </w:tr>
     </w:tbl>
     <w:p>
       <w:pPr>
@@ -3438,6 +3460,7 @@
           </w:tcPr>
           <w:p>
             <w:r>
+              <w:lastRenderedPageBreak/>
               <w:t>Name of Powerup</w:t>
             </w:r>
           </w:p>
@@ -3485,7 +3508,6 @@
           </w:tcPr>
           <w:p>
             <w:r>
-              <w:lastRenderedPageBreak/>
               <w:t>Armour Delay</w:t>
             </w:r>
           </w:p>
@@ -3969,6 +3991,7 @@
           </w:tcPr>
           <w:p>
             <w:r>
+              <w:lastRenderedPageBreak/>
               <w:t>Slow Bleed Refresh</w:t>
             </w:r>
           </w:p>
@@ -4013,7 +4036,6 @@
           </w:tcPr>
           <w:p>
             <w:r>
-              <w:lastRenderedPageBreak/>
               <w:t>Slow Stack Limit</w:t>
             </w:r>
           </w:p>
@@ -4362,6 +4384,7 @@
       </w:pPr>
       <w:bookmarkStart w:id="23" w:name="_Toc229039120"/>
       <w:r>
+        <w:lastRenderedPageBreak/>
         <w:t>User Interface</w:t>
       </w:r>
       <w:bookmarkEnd w:id="23"/>
@@ -4373,7 +4396,6 @@
     </w:p>
     <w:p>
       <w:r>
-        <w:lastRenderedPageBreak/>
         <w:t>The UI is designed to be minimalistic yet informative by giving clear indicators to the player of all information they need. Details which are not necessary to the player but is still nice for them to have are displayed in other menus such as a statistics list in the pause menu.</w:t>
       </w:r>
     </w:p>

--- a/RuinfallGDD.docx
+++ b/RuinfallGDD.docx
@@ -249,7 +249,6 @@
                               <w:text/>
                             </w:sdtPr>
                             <w:sdtContent>
-                              <w:proofErr w:type="spellStart"/>
                               <w:r>
                                 <w:rPr>
                                   <w:color w:val="4472C4" w:themeColor="accent1"/>
@@ -258,7 +257,6 @@
                                 </w:rPr>
                                 <w:t>Ruinfall</w:t>
                               </w:r>
-                              <w:proofErr w:type="spellEnd"/>
                             </w:sdtContent>
                           </w:sdt>
                         </w:p>
@@ -2866,6 +2864,28 @@
           </w:p>
         </w:tc>
       </w:tr>
+      <w:tr>
+        <w:tc>
+          <w:tcPr>
+            <w:tcW w:w="2122" w:type="dxa"/>
+          </w:tcPr>
+          <w:p>
+            <w:r>
+              <w:t>Thorns</w:t>
+            </w:r>
+          </w:p>
+        </w:tc>
+        <w:tc>
+          <w:tcPr>
+            <w:tcW w:w="6894" w:type="dxa"/>
+          </w:tcPr>
+          <w:p>
+            <w:r>
+              <w:t>When an enemy deals damage to player armour, they take a portion of that damage back.</w:t>
+            </w:r>
+          </w:p>
+        </w:tc>
+      </w:tr>
     </w:tbl>
     <w:p>
       <w:pPr>
@@ -3287,28 +3307,6 @@
           <w:p>
             <w:r>
               <w:t>Decreases the time it takes for health pickups to spawn.</w:t>
-            </w:r>
-          </w:p>
-        </w:tc>
-      </w:tr>
-      <w:tr>
-        <w:tc>
-          <w:tcPr>
-            <w:tcW w:w="2122" w:type="dxa"/>
-          </w:tcPr>
-          <w:p>
-            <w:r>
-              <w:t>Thorns</w:t>
-            </w:r>
-          </w:p>
-        </w:tc>
-        <w:tc>
-          <w:tcPr>
-            <w:tcW w:w="6894" w:type="dxa"/>
-          </w:tcPr>
-          <w:p>
-            <w:r>
-              <w:t>When an enemy deals damage to the player’s armour, that enemy takes a portion of the damage dealt as damage taken.</w:t>
             </w:r>
           </w:p>
         </w:tc>

--- a/RuinfallGDD.docx
+++ b/RuinfallGDD.docx
@@ -4355,6 +4355,91 @@
         </w:tc>
       </w:tr>
     </w:tbl>
+    <w:p>
+      <w:pPr>
+        <w:pStyle w:val="Heading3"/>
+      </w:pPr>
+      <w:r>
+        <w:t>Thorns Powerups</w:t>
+      </w:r>
+    </w:p>
+    <w:tbl>
+      <w:tblPr>
+        <w:tblStyle w:val="TableGrid"/>
+        <w:tblW w:w="0" w:type="auto"/>
+        <w:tblLook w:val="04A0" w:firstRow="1" w:lastRow="0" w:firstColumn="1" w:lastColumn="0" w:noHBand="0" w:noVBand="1"/>
+      </w:tblPr>
+      <w:tblGrid>
+        <w:gridCol w:w="2122"/>
+        <w:gridCol w:w="6894"/>
+      </w:tblGrid>
+      <w:tr>
+        <w:tc>
+          <w:tcPr>
+            <w:tcW w:w="2122" w:type="dxa"/>
+          </w:tcPr>
+          <w:p>
+            <w:r>
+              <w:t>Name of Powerup</w:t>
+            </w:r>
+          </w:p>
+        </w:tc>
+        <w:tc>
+          <w:tcPr>
+            <w:tcW w:w="6894" w:type="dxa"/>
+          </w:tcPr>
+          <w:p>
+            <w:r>
+              <w:t>Description</w:t>
+            </w:r>
+          </w:p>
+        </w:tc>
+      </w:tr>
+      <w:tr>
+        <w:tc>
+          <w:tcPr>
+            <w:tcW w:w="2122" w:type="dxa"/>
+          </w:tcPr>
+          <w:p>
+            <w:r>
+              <w:t>Thorns Damage</w:t>
+            </w:r>
+          </w:p>
+        </w:tc>
+        <w:tc>
+          <w:tcPr>
+            <w:tcW w:w="6894" w:type="dxa"/>
+          </w:tcPr>
+          <w:p>
+            <w:r>
+              <w:t>Increases the amount of damage reflected by thorns.</w:t>
+            </w:r>
+          </w:p>
+        </w:tc>
+      </w:tr>
+      <w:tr>
+        <w:tc>
+          <w:tcPr>
+            <w:tcW w:w="2122" w:type="dxa"/>
+          </w:tcPr>
+          <w:p>
+            <w:r>
+              <w:t>Thorns/Move Speed Trade Off</w:t>
+            </w:r>
+          </w:p>
+        </w:tc>
+        <w:tc>
+          <w:tcPr>
+            <w:tcW w:w="6894" w:type="dxa"/>
+          </w:tcPr>
+          <w:p>
+            <w:r>
+              <w:t>Increases the damage dealt by thorns is increased by a lot but movement speed is slightly decreased.</w:t>
+            </w:r>
+          </w:p>
+        </w:tc>
+      </w:tr>
+    </w:tbl>
     <w:p/>
     <w:p>
       <w:pPr>
@@ -4373,6 +4458,7 @@
     </w:p>
     <w:p>
       <w:r>
+        <w:lastRenderedPageBreak/>
         <w:t>The game has been themed around a dark forest housing ruins to create an eerie yet hostile environment. Orcs have been chosen as a representation of an enemy due to their vast popularity amongst gamers and general consumers of fantasy content.</w:t>
       </w:r>
     </w:p>
@@ -4382,7 +4468,6 @@
       </w:pPr>
       <w:bookmarkStart w:id="23" w:name="_Toc229039120"/>
       <w:r>
-        <w:lastRenderedPageBreak/>
         <w:t>User Interface</w:t>
       </w:r>
       <w:bookmarkEnd w:id="23"/>

--- a/RuinfallGDD.docx
+++ b/RuinfallGDD.docx
@@ -2608,6 +2608,11 @@
       <w:bookmarkEnd w:id="11"/>
     </w:p>
     <w:p>
+      <w:r>
+        <w:t>When levelling up, the player will be met with a choice between three powerups which last for their entire run. They only get to pick one per level but they have the option to reroll these powerups a limited amount of times per game. This limit starts with five rerolls with an additional reroll granted every five levels.</w:t>
+      </w:r>
+    </w:p>
+    <w:p>
       <w:pPr>
         <w:pStyle w:val="Heading3"/>
       </w:pPr>
@@ -2757,6 +2762,7 @@
           </w:tcPr>
           <w:p>
             <w:r>
+              <w:lastRenderedPageBreak/>
               <w:t>Cauterise</w:t>
             </w:r>
           </w:p>
@@ -2826,7 +2832,6 @@
           </w:tcPr>
           <w:p>
             <w:r>
-              <w:lastRenderedPageBreak/>
               <w:t>Ricochet</w:t>
             </w:r>
           </w:p>
@@ -3311,6 +3316,28 @@
           </w:p>
         </w:tc>
       </w:tr>
+      <w:tr>
+        <w:tc>
+          <w:tcPr>
+            <w:tcW w:w="2122" w:type="dxa"/>
+          </w:tcPr>
+          <w:p>
+            <w:r>
+              <w:t>Lifesteal</w:t>
+            </w:r>
+          </w:p>
+        </w:tc>
+        <w:tc>
+          <w:tcPr>
+            <w:tcW w:w="6894" w:type="dxa"/>
+          </w:tcPr>
+          <w:p>
+            <w:r>
+              <w:t>Hitting an enemy for the first time heals the player for 1 (or 1 additional) health.</w:t>
+            </w:r>
+          </w:p>
+        </w:tc>
+      </w:tr>
     </w:tbl>
     <w:p>
       <w:pPr>
@@ -3410,6 +3437,7 @@
           </w:tcPr>
           <w:p>
             <w:r>
+              <w:lastRenderedPageBreak/>
               <w:t>Range/Fire Rate</w:t>
             </w:r>
           </w:p>
@@ -3458,7 +3486,6 @@
           </w:tcPr>
           <w:p>
             <w:r>
-              <w:lastRenderedPageBreak/>
               <w:t>Name of Powerup</w:t>
             </w:r>
           </w:p>
@@ -3897,6 +3924,7 @@
       </w:pPr>
       <w:bookmarkStart w:id="19" w:name="_Toc229039116"/>
       <w:r>
+        <w:lastRenderedPageBreak/>
         <w:t>Slow Powerups</w:t>
       </w:r>
       <w:bookmarkEnd w:id="19"/>
@@ -3989,7 +4017,6 @@
           </w:tcPr>
           <w:p>
             <w:r>
-              <w:lastRenderedPageBreak/>
               <w:t>Slow Bleed Refresh</w:t>
             </w:r>
           </w:p>
@@ -4458,7 +4485,6 @@
     </w:p>
     <w:p>
       <w:r>
-        <w:lastRenderedPageBreak/>
         <w:t>The game has been themed around a dark forest housing ruins to create an eerie yet hostile environment. Orcs have been chosen as a representation of an enemy due to their vast popularity amongst gamers and general consumers of fantasy content.</w:t>
       </w:r>
     </w:p>

--- a/RuinfallGDD.docx
+++ b/RuinfallGDD.docx
@@ -4585,16 +4585,25 @@
           <w:tcPr>
             <w:tcW w:w="1897" w:type="dxa"/>
           </w:tcPr>
+          <w:p>
+            <w:r>
+              <w:t>Anonymous Casual Gamer</w:t>
+            </w:r>
+          </w:p>
+        </w:tc>
+        <w:tc>
+          <w:tcPr>
+            <w:tcW w:w="1896" w:type="dxa"/>
+          </w:tcPr>
+          <w:p>
+            <w:r>
+              <w:t>2/5/2026</w:t>
+            </w:r>
+          </w:p>
           <w:p/>
         </w:tc>
         <w:tc>
           <w:tcPr>
-            <w:tcW w:w="1896" w:type="dxa"/>
-          </w:tcPr>
-          <w:p/>
-        </w:tc>
-        <w:tc>
-          <w:tcPr>
             <w:tcW w:w="2644" w:type="dxa"/>
           </w:tcPr>
           <w:p>
@@ -4610,6 +4619,383 @@
           <w:p>
             <w:r>
               <w:t>Starting speed of enemies reduced and added functionality to increase enemy speed over time up until a hard limit</w:t>
+            </w:r>
+          </w:p>
+        </w:tc>
+      </w:tr>
+    </w:tbl>
+    <w:p>
+      <w:pPr>
+        <w:pStyle w:val="Heading2"/>
+      </w:pPr>
+      <w:r>
+        <w:t>Test Logs</w:t>
+      </w:r>
+    </w:p>
+    <w:p>
+      <w:pPr>
+        <w:pStyle w:val="Heading3"/>
+      </w:pPr>
+      <w:r>
+        <w:t>Armour</w:t>
+      </w:r>
+    </w:p>
+    <w:tbl>
+      <w:tblPr>
+        <w:tblStyle w:val="TableGrid"/>
+        <w:tblW w:w="0" w:type="auto"/>
+        <w:tblLook w:val="04A0" w:firstRow="1" w:lastRow="0" w:firstColumn="1" w:lastColumn="0" w:noHBand="0" w:noVBand="1"/>
+      </w:tblPr>
+      <w:tblGrid>
+        <w:gridCol w:w="3256"/>
+        <w:gridCol w:w="4677"/>
+        <w:gridCol w:w="1083"/>
+      </w:tblGrid>
+      <w:tr>
+        <w:tc>
+          <w:tcPr>
+            <w:tcW w:w="3256" w:type="dxa"/>
+          </w:tcPr>
+          <w:p>
+            <w:r>
+              <w:t>Issue</w:t>
+            </w:r>
+          </w:p>
+        </w:tc>
+        <w:tc>
+          <w:tcPr>
+            <w:tcW w:w="4677" w:type="dxa"/>
+          </w:tcPr>
+          <w:p>
+            <w:r>
+              <w:t>Goal</w:t>
+            </w:r>
+          </w:p>
+        </w:tc>
+        <w:tc>
+          <w:tcPr>
+            <w:tcW w:w="1083" w:type="dxa"/>
+          </w:tcPr>
+          <w:p>
+            <w:r>
+              <w:t>Fixed</w:t>
+            </w:r>
+          </w:p>
+        </w:tc>
+      </w:tr>
+      <w:tr>
+        <w:tc>
+          <w:tcPr>
+            <w:tcW w:w="3256" w:type="dxa"/>
+          </w:tcPr>
+          <w:p>
+            <w:r>
+              <w:t xml:space="preserve">Armour would not regenerate past the first tick </w:t>
+            </w:r>
+          </w:p>
+        </w:tc>
+        <w:tc>
+          <w:tcPr>
+            <w:tcW w:w="4677" w:type="dxa"/>
+          </w:tcPr>
+          <w:p>
+            <w:r>
+              <w:t>Armour should regenerate for as many ticks as it takes for it to become full again or until the player takes another hit</w:t>
+            </w:r>
+          </w:p>
+        </w:tc>
+        <w:tc>
+          <w:tcPr>
+            <w:tcW w:w="1083" w:type="dxa"/>
+          </w:tcPr>
+          <w:p>
+            <w:r>
+              <w:t>True</w:t>
+            </w:r>
+          </w:p>
+        </w:tc>
+      </w:tr>
+    </w:tbl>
+    <w:p>
+      <w:pPr>
+        <w:pStyle w:val="Heading3"/>
+      </w:pPr>
+      <w:r>
+        <w:t>Rerolling</w:t>
+      </w:r>
+    </w:p>
+    <w:tbl>
+      <w:tblPr>
+        <w:tblStyle w:val="TableGrid"/>
+        <w:tblW w:w="0" w:type="auto"/>
+        <w:tblLook w:val="04A0" w:firstRow="1" w:lastRow="0" w:firstColumn="1" w:lastColumn="0" w:noHBand="0" w:noVBand="1"/>
+      </w:tblPr>
+      <w:tblGrid>
+        <w:gridCol w:w="3256"/>
+        <w:gridCol w:w="4677"/>
+        <w:gridCol w:w="1083"/>
+      </w:tblGrid>
+      <w:tr>
+        <w:tc>
+          <w:tcPr>
+            <w:tcW w:w="3256" w:type="dxa"/>
+          </w:tcPr>
+          <w:p>
+            <w:r>
+              <w:t>Issue</w:t>
+            </w:r>
+          </w:p>
+        </w:tc>
+        <w:tc>
+          <w:tcPr>
+            <w:tcW w:w="4677" w:type="dxa"/>
+          </w:tcPr>
+          <w:p>
+            <w:r>
+              <w:t>Goal</w:t>
+            </w:r>
+          </w:p>
+        </w:tc>
+        <w:tc>
+          <w:tcPr>
+            <w:tcW w:w="1083" w:type="dxa"/>
+          </w:tcPr>
+          <w:p>
+            <w:r>
+              <w:t>Fixed</w:t>
+            </w:r>
+          </w:p>
+        </w:tc>
+      </w:tr>
+      <w:tr>
+        <w:tc>
+          <w:tcPr>
+            <w:tcW w:w="3256" w:type="dxa"/>
+          </w:tcPr>
+          <w:p>
+            <w:r>
+              <w:t>Every level up the player would get 5 + level/5 rerolls regardless of how many they spent last level</w:t>
+            </w:r>
+          </w:p>
+        </w:tc>
+        <w:tc>
+          <w:tcPr>
+            <w:tcW w:w="4677" w:type="dxa"/>
+          </w:tcPr>
+          <w:p>
+            <w:r>
+              <w:t>The player should start with 5 rerolls and gain a new one every fifth level. Each reroll spent should be deducted permanently from their remaining reroll charges</w:t>
+            </w:r>
+          </w:p>
+        </w:tc>
+        <w:tc>
+          <w:tcPr>
+            <w:tcW w:w="1083" w:type="dxa"/>
+          </w:tcPr>
+          <w:p>
+            <w:r>
+              <w:t>True</w:t>
+            </w:r>
+          </w:p>
+        </w:tc>
+      </w:tr>
+    </w:tbl>
+    <w:p>
+      <w:pPr>
+        <w:pStyle w:val="Heading3"/>
+      </w:pPr>
+      <w:r>
+        <w:lastRenderedPageBreak/>
+        <w:t>Difficulty</w:t>
+      </w:r>
+    </w:p>
+    <w:tbl>
+      <w:tblPr>
+        <w:tblStyle w:val="TableGrid"/>
+        <w:tblW w:w="0" w:type="auto"/>
+        <w:tblLook w:val="04A0" w:firstRow="1" w:lastRow="0" w:firstColumn="1" w:lastColumn="0" w:noHBand="0" w:noVBand="1"/>
+      </w:tblPr>
+      <w:tblGrid>
+        <w:gridCol w:w="3256"/>
+        <w:gridCol w:w="4677"/>
+        <w:gridCol w:w="1083"/>
+      </w:tblGrid>
+      <w:tr>
+        <w:tc>
+          <w:tcPr>
+            <w:tcW w:w="3256" w:type="dxa"/>
+          </w:tcPr>
+          <w:p>
+            <w:r>
+              <w:t>Issue</w:t>
+            </w:r>
+          </w:p>
+        </w:tc>
+        <w:tc>
+          <w:tcPr>
+            <w:tcW w:w="4677" w:type="dxa"/>
+          </w:tcPr>
+          <w:p>
+            <w:r>
+              <w:t>Goal</w:t>
+            </w:r>
+          </w:p>
+        </w:tc>
+        <w:tc>
+          <w:tcPr>
+            <w:tcW w:w="1083" w:type="dxa"/>
+          </w:tcPr>
+          <w:p>
+            <w:r>
+              <w:t>Fixed</w:t>
+            </w:r>
+          </w:p>
+        </w:tc>
+      </w:tr>
+      <w:tr>
+        <w:tc>
+          <w:tcPr>
+            <w:tcW w:w="3256" w:type="dxa"/>
+          </w:tcPr>
+          <w:p>
+            <w:r>
+              <w:t>As enemy difficulty rises, so does their movement speed, this has caused an infinite loop to trigger and thus crashes the game</w:t>
+            </w:r>
+          </w:p>
+        </w:tc>
+        <w:tc>
+          <w:tcPr>
+            <w:tcW w:w="4677" w:type="dxa"/>
+          </w:tcPr>
+          <w:p>
+            <w:r>
+              <w:t>Every 25-35 seconds the enemy difficulty increases which increases enemy speed up to a limit, when that limit is reached then the speed should stop rising and be set to a hard cap</w:t>
+            </w:r>
+          </w:p>
+        </w:tc>
+        <w:tc>
+          <w:tcPr>
+            <w:tcW w:w="1083" w:type="dxa"/>
+          </w:tcPr>
+          <w:p>
+            <w:r>
+              <w:t>False</w:t>
+            </w:r>
+          </w:p>
+        </w:tc>
+      </w:tr>
+      <w:tr>
+        <w:tc>
+          <w:tcPr>
+            <w:tcW w:w="3256" w:type="dxa"/>
+          </w:tcPr>
+          <w:p>
+            <w:r>
+              <w:t>Enemy health was getting lower as the difficulty increased over time due to an alteration in calculating enemy health in regards to difficulty</w:t>
+            </w:r>
+          </w:p>
+        </w:tc>
+        <w:tc>
+          <w:tcPr>
+            <w:tcW w:w="4677" w:type="dxa"/>
+          </w:tcPr>
+          <w:p>
+            <w:r>
+              <w:t>Enemy health should increase every time the difficulty increases</w:t>
+            </w:r>
+          </w:p>
+        </w:tc>
+        <w:tc>
+          <w:tcPr>
+            <w:tcW w:w="1083" w:type="dxa"/>
+          </w:tcPr>
+          <w:p>
+            <w:r>
+              <w:t>True</w:t>
+            </w:r>
+          </w:p>
+        </w:tc>
+      </w:tr>
+    </w:tbl>
+    <w:p>
+      <w:pPr>
+        <w:pStyle w:val="Heading3"/>
+      </w:pPr>
+      <w:r>
+        <w:t>Dash</w:t>
+      </w:r>
+    </w:p>
+    <w:tbl>
+      <w:tblPr>
+        <w:tblStyle w:val="TableGrid"/>
+        <w:tblW w:w="0" w:type="auto"/>
+        <w:tblLook w:val="04A0" w:firstRow="1" w:lastRow="0" w:firstColumn="1" w:lastColumn="0" w:noHBand="0" w:noVBand="1"/>
+      </w:tblPr>
+      <w:tblGrid>
+        <w:gridCol w:w="3256"/>
+        <w:gridCol w:w="4677"/>
+        <w:gridCol w:w="1083"/>
+      </w:tblGrid>
+      <w:tr>
+        <w:tc>
+          <w:tcPr>
+            <w:tcW w:w="3256" w:type="dxa"/>
+          </w:tcPr>
+          <w:p>
+            <w:r>
+              <w:t>Issue</w:t>
+            </w:r>
+          </w:p>
+        </w:tc>
+        <w:tc>
+          <w:tcPr>
+            <w:tcW w:w="4677" w:type="dxa"/>
+          </w:tcPr>
+          <w:p>
+            <w:r>
+              <w:t>Goal</w:t>
+            </w:r>
+          </w:p>
+        </w:tc>
+        <w:tc>
+          <w:tcPr>
+            <w:tcW w:w="1083" w:type="dxa"/>
+          </w:tcPr>
+          <w:p>
+            <w:r>
+              <w:t>Fixed</w:t>
+            </w:r>
+          </w:p>
+        </w:tc>
+      </w:tr>
+      <w:tr>
+        <w:tc>
+          <w:tcPr>
+            <w:tcW w:w="3256" w:type="dxa"/>
+          </w:tcPr>
+          <w:p>
+            <w:r>
+              <w:t>The cooldown of dash would be restarted every time the player landed after jumping</w:t>
+            </w:r>
+          </w:p>
+        </w:tc>
+        <w:tc>
+          <w:tcPr>
+            <w:tcW w:w="4677" w:type="dxa"/>
+          </w:tcPr>
+          <w:p>
+            <w:r>
+              <w:t>The dash cooldown should only start from landing after using a dash, there should be no restart condition</w:t>
+            </w:r>
+          </w:p>
+        </w:tc>
+        <w:tc>
+          <w:tcPr>
+            <w:tcW w:w="1083" w:type="dxa"/>
+          </w:tcPr>
+          <w:p>
+            <w:r>
+              <w:t>True</w:t>
             </w:r>
           </w:p>
         </w:tc>

--- a/RuinfallGDD.docx
+++ b/RuinfallGDD.docx
@@ -3753,6 +3753,15 @@
         <w:t>Combustion causes hits to build combustion stacks on an enemy. When an enemy dies with active combustion stacks they will explode dealing damage in an area. This damage is based off of how many combustion stacks were applied.</w:t>
       </w:r>
     </w:p>
+    <w:p>
+      <w:r>
+        <w:t>Technical note: Total combustion damage = ((base damage (b) + (gun damage (g) / 10)) * combustion multiplier (c)) * number of stacks (s)</w:t>
+      </w:r>
+      <w:r>
+        <w:br/>
+        <w:t>Also written as: T = ((b+(g/10))*c)*s</w:t>
+      </w:r>
+    </w:p>
     <w:tbl>
       <w:tblPr>
         <w:tblStyle w:val="TableGrid"/>
@@ -4690,6 +4699,38 @@
           </w:tcPr>
           <w:p>
             <w:r>
+              <w:t>Armour would not regenerate</w:t>
+            </w:r>
+          </w:p>
+        </w:tc>
+        <w:tc>
+          <w:tcPr>
+            <w:tcW w:w="4677" w:type="dxa"/>
+          </w:tcPr>
+          <w:p>
+            <w:r>
+              <w:t>Armour should slowly regenerate by a fixed number at fixed intervals based on powerup modifiers after not taking damage for a fixed amount of time</w:t>
+            </w:r>
+          </w:p>
+        </w:tc>
+        <w:tc>
+          <w:tcPr>
+            <w:tcW w:w="1083" w:type="dxa"/>
+          </w:tcPr>
+          <w:p>
+            <w:r>
+              <w:t>True</w:t>
+            </w:r>
+          </w:p>
+        </w:tc>
+      </w:tr>
+      <w:tr>
+        <w:tc>
+          <w:tcPr>
+            <w:tcW w:w="3256" w:type="dxa"/>
+          </w:tcPr>
+          <w:p>
+            <w:r>
               <w:t xml:space="preserve">Armour would not regenerate past the first tick </w:t>
             </w:r>
           </w:p>
@@ -4774,6 +4815,7 @@
           </w:tcPr>
           <w:p>
             <w:r>
+              <w:lastRenderedPageBreak/>
               <w:t>Every level up the player would get 5 + level/5 rerolls regardless of how many they spent last level</w:t>
             </w:r>
           </w:p>
@@ -4805,7 +4847,6 @@
         <w:pStyle w:val="Heading3"/>
       </w:pPr>
       <w:r>
-        <w:lastRenderedPageBreak/>
         <w:t>Difficulty</w:t>
       </w:r>
     </w:p>
@@ -4986,6 +5027,322 @@
           <w:p>
             <w:r>
               <w:t>The dash cooldown should only start from landing after using a dash, there should be no restart condition</w:t>
+            </w:r>
+          </w:p>
+        </w:tc>
+        <w:tc>
+          <w:tcPr>
+            <w:tcW w:w="1083" w:type="dxa"/>
+          </w:tcPr>
+          <w:p>
+            <w:r>
+              <w:t>True</w:t>
+            </w:r>
+          </w:p>
+        </w:tc>
+      </w:tr>
+      <w:tr>
+        <w:tc>
+          <w:tcPr>
+            <w:tcW w:w="3256" w:type="dxa"/>
+          </w:tcPr>
+          <w:p>
+            <w:r>
+              <w:t>Dash damage does not deal damage or knockback enemies on collision</w:t>
+            </w:r>
+          </w:p>
+        </w:tc>
+        <w:tc>
+          <w:tcPr>
+            <w:tcW w:w="4677" w:type="dxa"/>
+          </w:tcPr>
+          <w:p>
+            <w:r>
+              <w:t>While dashing, all enemies that come in contact with the player should take damage and get knocked back</w:t>
+            </w:r>
+          </w:p>
+        </w:tc>
+        <w:tc>
+          <w:tcPr>
+            <w:tcW w:w="1083" w:type="dxa"/>
+          </w:tcPr>
+          <w:p>
+            <w:r>
+              <w:t>False</w:t>
+            </w:r>
+          </w:p>
+        </w:tc>
+      </w:tr>
+    </w:tbl>
+    <w:p>
+      <w:pPr>
+        <w:pStyle w:val="Heading3"/>
+      </w:pPr>
+      <w:r>
+        <w:t>Slow Aura</w:t>
+      </w:r>
+    </w:p>
+    <w:tbl>
+      <w:tblPr>
+        <w:tblStyle w:val="TableGrid"/>
+        <w:tblW w:w="0" w:type="auto"/>
+        <w:tblLook w:val="04A0" w:firstRow="1" w:lastRow="0" w:firstColumn="1" w:lastColumn="0" w:noHBand="0" w:noVBand="1"/>
+      </w:tblPr>
+      <w:tblGrid>
+        <w:gridCol w:w="3256"/>
+        <w:gridCol w:w="4677"/>
+        <w:gridCol w:w="1083"/>
+      </w:tblGrid>
+      <w:tr>
+        <w:tc>
+          <w:tcPr>
+            <w:tcW w:w="3256" w:type="dxa"/>
+          </w:tcPr>
+          <w:p>
+            <w:r>
+              <w:t>Issue</w:t>
+            </w:r>
+          </w:p>
+        </w:tc>
+        <w:tc>
+          <w:tcPr>
+            <w:tcW w:w="4677" w:type="dxa"/>
+          </w:tcPr>
+          <w:p>
+            <w:r>
+              <w:t>Goal</w:t>
+            </w:r>
+          </w:p>
+        </w:tc>
+        <w:tc>
+          <w:tcPr>
+            <w:tcW w:w="1083" w:type="dxa"/>
+          </w:tcPr>
+          <w:p>
+            <w:r>
+              <w:t>Fixed</w:t>
+            </w:r>
+          </w:p>
+        </w:tc>
+      </w:tr>
+      <w:tr>
+        <w:tc>
+          <w:tcPr>
+            <w:tcW w:w="3256" w:type="dxa"/>
+          </w:tcPr>
+          <w:p>
+            <w:r>
+              <w:t>Frostbite is not dealing damage to enemies when a new slow stack is applied</w:t>
+            </w:r>
+          </w:p>
+        </w:tc>
+        <w:tc>
+          <w:tcPr>
+            <w:tcW w:w="4677" w:type="dxa"/>
+          </w:tcPr>
+          <w:p>
+            <w:r>
+              <w:t>Frostbite should cause an enemy to take damage as soon as a new slow stack is applied</w:t>
+            </w:r>
+          </w:p>
+        </w:tc>
+        <w:tc>
+          <w:tcPr>
+            <w:tcW w:w="1083" w:type="dxa"/>
+          </w:tcPr>
+          <w:p>
+            <w:r>
+              <w:t>False</w:t>
+            </w:r>
+          </w:p>
+        </w:tc>
+      </w:tr>
+    </w:tbl>
+    <w:p>
+      <w:pPr>
+        <w:pStyle w:val="Heading3"/>
+      </w:pPr>
+      <w:r>
+        <w:t>Combustion</w:t>
+      </w:r>
+    </w:p>
+    <w:tbl>
+      <w:tblPr>
+        <w:tblStyle w:val="TableGrid"/>
+        <w:tblW w:w="0" w:type="auto"/>
+        <w:tblLook w:val="04A0" w:firstRow="1" w:lastRow="0" w:firstColumn="1" w:lastColumn="0" w:noHBand="0" w:noVBand="1"/>
+      </w:tblPr>
+      <w:tblGrid>
+        <w:gridCol w:w="3256"/>
+        <w:gridCol w:w="4677"/>
+        <w:gridCol w:w="1083"/>
+      </w:tblGrid>
+      <w:tr>
+        <w:tc>
+          <w:tcPr>
+            <w:tcW w:w="3256" w:type="dxa"/>
+          </w:tcPr>
+          <w:p>
+            <w:r>
+              <w:t>Issue</w:t>
+            </w:r>
+          </w:p>
+        </w:tc>
+        <w:tc>
+          <w:tcPr>
+            <w:tcW w:w="4677" w:type="dxa"/>
+          </w:tcPr>
+          <w:p>
+            <w:r>
+              <w:t>Goal</w:t>
+            </w:r>
+          </w:p>
+        </w:tc>
+        <w:tc>
+          <w:tcPr>
+            <w:tcW w:w="1083" w:type="dxa"/>
+          </w:tcPr>
+          <w:p>
+            <w:r>
+              <w:t>Fixed</w:t>
+            </w:r>
+          </w:p>
+        </w:tc>
+      </w:tr>
+      <w:tr>
+        <w:tc>
+          <w:tcPr>
+            <w:tcW w:w="3256" w:type="dxa"/>
+          </w:tcPr>
+          <w:p>
+            <w:r>
+              <w:t>The explosion from combustion was dealing no damage to any enemies</w:t>
+            </w:r>
+          </w:p>
+        </w:tc>
+        <w:tc>
+          <w:tcPr>
+            <w:tcW w:w="4677" w:type="dxa"/>
+          </w:tcPr>
+          <w:p>
+            <w:r>
+              <w:t>Combustion’s AoE explosion should deal damage to all enemies within it’s radius</w:t>
+            </w:r>
+          </w:p>
+        </w:tc>
+        <w:tc>
+          <w:tcPr>
+            <w:tcW w:w="1083" w:type="dxa"/>
+          </w:tcPr>
+          <w:p>
+            <w:r>
+              <w:t>True</w:t>
+            </w:r>
+          </w:p>
+        </w:tc>
+      </w:tr>
+      <w:tr>
+        <w:tc>
+          <w:tcPr>
+            <w:tcW w:w="3256" w:type="dxa"/>
+          </w:tcPr>
+          <w:p>
+            <w:r>
+              <w:t>Combustion damage to enemies would not display as a damage number</w:t>
+            </w:r>
+          </w:p>
+        </w:tc>
+        <w:tc>
+          <w:tcPr>
+            <w:tcW w:w="4677" w:type="dxa"/>
+          </w:tcPr>
+          <w:p>
+            <w:r>
+              <w:t>Whenever an enemy is damaged by combustion, a number should appear near said enemy’s healthbar to show how much damage they took</w:t>
+            </w:r>
+          </w:p>
+        </w:tc>
+        <w:tc>
+          <w:tcPr>
+            <w:tcW w:w="1083" w:type="dxa"/>
+          </w:tcPr>
+          <w:p>
+            <w:r>
+              <w:t>True</w:t>
+            </w:r>
+          </w:p>
+        </w:tc>
+      </w:tr>
+    </w:tbl>
+    <w:p>
+      <w:pPr>
+        <w:pStyle w:val="Heading3"/>
+      </w:pPr>
+      <w:r>
+        <w:t>Lifesteal</w:t>
+      </w:r>
+    </w:p>
+    <w:tbl>
+      <w:tblPr>
+        <w:tblStyle w:val="TableGrid"/>
+        <w:tblW w:w="0" w:type="auto"/>
+        <w:tblLook w:val="04A0" w:firstRow="1" w:lastRow="0" w:firstColumn="1" w:lastColumn="0" w:noHBand="0" w:noVBand="1"/>
+      </w:tblPr>
+      <w:tblGrid>
+        <w:gridCol w:w="3256"/>
+        <w:gridCol w:w="4677"/>
+        <w:gridCol w:w="1083"/>
+      </w:tblGrid>
+      <w:tr>
+        <w:tc>
+          <w:tcPr>
+            <w:tcW w:w="3256" w:type="dxa"/>
+          </w:tcPr>
+          <w:p>
+            <w:r>
+              <w:t>Issue</w:t>
+            </w:r>
+          </w:p>
+        </w:tc>
+        <w:tc>
+          <w:tcPr>
+            <w:tcW w:w="4677" w:type="dxa"/>
+          </w:tcPr>
+          <w:p>
+            <w:r>
+              <w:t>Goal</w:t>
+            </w:r>
+          </w:p>
+        </w:tc>
+        <w:tc>
+          <w:tcPr>
+            <w:tcW w:w="1083" w:type="dxa"/>
+          </w:tcPr>
+          <w:p>
+            <w:r>
+              <w:t>Fixed</w:t>
+            </w:r>
+          </w:p>
+        </w:tc>
+      </w:tr>
+      <w:tr>
+        <w:tc>
+          <w:tcPr>
+            <w:tcW w:w="3256" w:type="dxa"/>
+          </w:tcPr>
+          <w:p>
+            <w:r>
+              <w:t>Lifesteal was active from the start of a new session</w:t>
+            </w:r>
+          </w:p>
+        </w:tc>
+        <w:tc>
+          <w:tcPr>
+            <w:tcW w:w="4677" w:type="dxa"/>
+          </w:tcPr>
+          <w:p>
+            <w:r>
+              <w:t xml:space="preserve">Lifesteal should only be activated by selecting the corresponding powerup </w:t>
             </w:r>
           </w:p>
         </w:tc>

--- a/RuinfallGDD.docx
+++ b/RuinfallGDD.docx
@@ -4756,12 +4756,45 @@
           </w:p>
         </w:tc>
       </w:tr>
+      <w:tr>
+        <w:tc>
+          <w:tcPr>
+            <w:tcW w:w="3256" w:type="dxa"/>
+          </w:tcPr>
+          <w:p>
+            <w:r>
+              <w:t>Thorns will not deal damage to the enemy</w:t>
+            </w:r>
+          </w:p>
+        </w:tc>
+        <w:tc>
+          <w:tcPr>
+            <w:tcW w:w="4677" w:type="dxa"/>
+          </w:tcPr>
+          <w:p>
+            <w:r>
+              <w:t>When the enemy deals damage to the player’s armour they should take damage equal to a % of the damage they dealt</w:t>
+            </w:r>
+          </w:p>
+        </w:tc>
+        <w:tc>
+          <w:tcPr>
+            <w:tcW w:w="1083" w:type="dxa"/>
+          </w:tcPr>
+          <w:p>
+            <w:r>
+              <w:t>False</w:t>
+            </w:r>
+          </w:p>
+        </w:tc>
+      </w:tr>
     </w:tbl>
     <w:p>
       <w:pPr>
         <w:pStyle w:val="Heading3"/>
       </w:pPr>
       <w:r>
+        <w:lastRenderedPageBreak/>
         <w:t>Rerolling</w:t>
       </w:r>
     </w:p>
@@ -4815,7 +4848,6 @@
           </w:tcPr>
           <w:p>
             <w:r>
-              <w:lastRenderedPageBreak/>
               <w:t>Every level up the player would get 5 + level/5 rerolls regardless of how many they spent last level</w:t>
             </w:r>
           </w:p>
@@ -5068,7 +5100,7 @@
           </w:tcPr>
           <w:p>
             <w:r>
-              <w:t>False</w:t>
+              <w:t>True</w:t>
             </w:r>
           </w:p>
         </w:tc>
@@ -5273,6 +5305,38 @@
           </w:p>
         </w:tc>
       </w:tr>
+      <w:tr>
+        <w:tc>
+          <w:tcPr>
+            <w:tcW w:w="3256" w:type="dxa"/>
+          </w:tcPr>
+          <w:p>
+            <w:r>
+              <w:t>Chance to apply an extra combustion stack is instead applying no stacks</w:t>
+            </w:r>
+          </w:p>
+        </w:tc>
+        <w:tc>
+          <w:tcPr>
+            <w:tcW w:w="4677" w:type="dxa"/>
+          </w:tcPr>
+          <w:p>
+            <w:r>
+              <w:t>When the player gets lucky, they should be able to apply 1 extra stack of combustion with their chances based off of their chosen powerups</w:t>
+            </w:r>
+          </w:p>
+        </w:tc>
+        <w:tc>
+          <w:tcPr>
+            <w:tcW w:w="1083" w:type="dxa"/>
+          </w:tcPr>
+          <w:p>
+            <w:r>
+              <w:t>False</w:t>
+            </w:r>
+          </w:p>
+        </w:tc>
+      </w:tr>
     </w:tbl>
     <w:p>
       <w:pPr>
@@ -5332,6 +5396,7 @@
           </w:tcPr>
           <w:p>
             <w:r>
+              <w:lastRenderedPageBreak/>
               <w:t>Lifesteal was active from the start of a new session</w:t>
             </w:r>
           </w:p>
@@ -5358,7 +5423,98 @@
         </w:tc>
       </w:tr>
     </w:tbl>
-    <w:p/>
+    <w:p>
+      <w:pPr>
+        <w:pStyle w:val="Heading3"/>
+      </w:pPr>
+      <w:r>
+        <w:t>Bleed</w:t>
+      </w:r>
+    </w:p>
+    <w:tbl>
+      <w:tblPr>
+        <w:tblStyle w:val="TableGrid"/>
+        <w:tblW w:w="0" w:type="auto"/>
+        <w:tblLook w:val="04A0" w:firstRow="1" w:lastRow="0" w:firstColumn="1" w:lastColumn="0" w:noHBand="0" w:noVBand="1"/>
+      </w:tblPr>
+      <w:tblGrid>
+        <w:gridCol w:w="3256"/>
+        <w:gridCol w:w="4677"/>
+        <w:gridCol w:w="1083"/>
+      </w:tblGrid>
+      <w:tr>
+        <w:tc>
+          <w:tcPr>
+            <w:tcW w:w="3256" w:type="dxa"/>
+          </w:tcPr>
+          <w:p>
+            <w:r>
+              <w:t>Issue</w:t>
+            </w:r>
+          </w:p>
+        </w:tc>
+        <w:tc>
+          <w:tcPr>
+            <w:tcW w:w="4677" w:type="dxa"/>
+          </w:tcPr>
+          <w:p>
+            <w:r>
+              <w:t>Goal</w:t>
+            </w:r>
+          </w:p>
+        </w:tc>
+        <w:tc>
+          <w:tcPr>
+            <w:tcW w:w="1083" w:type="dxa"/>
+          </w:tcPr>
+          <w:p>
+            <w:r>
+              <w:t>Fixed</w:t>
+            </w:r>
+          </w:p>
+        </w:tc>
+      </w:tr>
+      <w:tr>
+        <w:tc>
+          <w:tcPr>
+            <w:tcW w:w="3256" w:type="dxa"/>
+          </w:tcPr>
+          <w:p>
+            <w:r>
+              <w:t xml:space="preserve">Multiple bleeding enemies was not providing a damage increase </w:t>
+            </w:r>
+          </w:p>
+        </w:tc>
+        <w:tc>
+          <w:tcPr>
+            <w:tcW w:w="4677" w:type="dxa"/>
+          </w:tcPr>
+          <w:p>
+            <w:r>
+              <w:t>The player should deal increased damage based on how many enemies they have applied bleed to</w:t>
+            </w:r>
+            <w:r>
+              <w:t xml:space="preserve"> </w:t>
+            </w:r>
+          </w:p>
+        </w:tc>
+        <w:tc>
+          <w:tcPr>
+            <w:tcW w:w="1083" w:type="dxa"/>
+          </w:tcPr>
+          <w:p>
+            <w:r>
+              <w:t>False*</w:t>
+            </w:r>
+          </w:p>
+        </w:tc>
+      </w:tr>
+    </w:tbl>
+    <w:p>
+      <w:r>
+        <w:t>* The multiple bleeding enemies mechanic has been removed due to it being awkward to play around, this will remain unfixed.</w:t>
+      </w:r>
+    </w:p>
     <w:sectPr>
       <w:pgSz w:w="11906" w:h="16838"/>
       <w:pgMar w:top="1440" w:right="1440" w:bottom="1440" w:left="1440" w:header="708" w:footer="708" w:gutter="0"/>
@@ -5369,6 +5525,471 @@
     </w:sectPr>
   </w:body>
 </w:document>
+</file>
+
+<file path=word/numbering.xml><?xml version="1.0" encoding="utf-8"?>
+<w:numbering xmlns:wpc="http://schemas.microsoft.com/office/word/2010/wordprocessingCanvas" xmlns:cx="http://schemas.microsoft.com/office/drawing/2014/chartex" xmlns:cx1="http://schemas.microsoft.com/office/drawing/2015/9/8/chartex" xmlns:cx2="http://schemas.microsoft.com/office/drawing/2015/10/21/chartex" xmlns:cx3="http://schemas.microsoft.com/office/drawing/2016/5/9/chartex" xmlns:cx4="http://schemas.microsoft.com/office/drawing/2016/5/10/chartex" xmlns:cx5="http://schemas.microsoft.com/office/drawing/2016/5/11/chartex" xmlns:cx6="http://schemas.microsoft.com/office/drawing/2016/5/12/chartex" xmlns:cx7="http://schemas.microsoft.com/office/drawing/2016/5/13/chartex" xmlns:cx8="http://schemas.microsoft.com/office/drawing/2016/5/14/chartex" xmlns:mc="http://schemas.openxmlformats.org/markup-compatibility/2006" xmlns:aink="http://schemas.microsoft.com/office/drawing/2016/ink" xmlns:am3d="http://schemas.microsoft.com/office/drawing/2017/model3d" xmlns:o="urn:schemas-microsoft-com:office:office" xmlns:oel="http://schemas.microsoft.com/office/2019/extlst" xmlns:r="http://schemas.openxmlformats.org/officeDocument/2006/relationships" xmlns:m="http://schemas.openxmlformats.org/officeDocument/2006/math" xmlns:v="urn:schemas-microsoft-com:vml" xmlns:wp14="http://schemas.microsoft.com/office/word/2010/wordprocessingDrawing" xmlns:wp="http://schemas.openxmlformats.org/drawingml/2006/wordprocessingDrawing" xmlns:w10="urn:schemas-microsoft-com:office:word" xmlns:w="http://schemas.openxmlformats.org/wordprocessingml/2006/main" xmlns:w14="http://schemas.microsoft.com/office/word/2010/wordml" xmlns:w15="http://schemas.microsoft.com/office/word/2012/wordml" xmlns:w16cex="http://schemas.microsoft.com/office/word/2018/wordml/cex" xmlns:w16cid="http://schemas.microsoft.com/office/word/2016/wordml/cid" xmlns:w16="http://schemas.microsoft.com/office/word/2018/wordml" xmlns:w16du="http://schemas.microsoft.com/office/word/2023/wordml/word16du" xmlns:w16sdtdh="http://schemas.microsoft.com/office/word/2020/wordml/sdtdatahash" xmlns:w16sdtfl="http://schemas.microsoft.com/office/word/2024/wordml/sdtformatlock" xmlns:w16se="http://schemas.microsoft.com/office/word/2015/wordml/symex" xmlns:wpg="http://schemas.microsoft.com/office/word/2010/wordprocessingGroup" xmlns:wpi="http://schemas.microsoft.com/office/word/2010/wordprocessingInk" xmlns:wne="http://schemas.microsoft.com/office/word/2006/wordml" xmlns:wps="http://schemas.microsoft.com/office/word/2010/wordprocessingShape" mc:Ignorable="w14 w15 w16se w16cid w16 w16cex w16sdtdh w16sdtfl w16du wp14">
+  <w:abstractNum w:abstractNumId="0" w15:restartNumberingAfterBreak="0">
+    <w:nsid w:val="1AAE391D"/>
+    <w:multiLevelType w:val="hybridMultilevel"/>
+    <w:tmpl w:val="F7A88196"/>
+    <w:lvl w:ilvl="0" w:tplc="5044CCB6">
+      <w:numFmt w:val="bullet"/>
+      <w:lvlText w:val=""/>
+      <w:lvlJc w:val="left"/>
+      <w:pPr>
+        <w:ind w:left="1080" w:hanging="360"/>
+      </w:pPr>
+      <w:rPr>
+        <w:rFonts w:ascii="Symbol" w:eastAsiaTheme="minorHAnsi" w:hAnsi="Symbol" w:cstheme="minorBidi" w:hint="default"/>
+      </w:rPr>
+    </w:lvl>
+    <w:lvl w:ilvl="1" w:tplc="08090003" w:tentative="1">
+      <w:start w:val="1"/>
+      <w:numFmt w:val="bullet"/>
+      <w:lvlText w:val="o"/>
+      <w:lvlJc w:val="left"/>
+      <w:pPr>
+        <w:ind w:left="1800" w:hanging="360"/>
+      </w:pPr>
+      <w:rPr>
+        <w:rFonts w:ascii="Courier New" w:hAnsi="Courier New" w:cs="Courier New" w:hint="default"/>
+      </w:rPr>
+    </w:lvl>
+    <w:lvl w:ilvl="2" w:tplc="08090005" w:tentative="1">
+      <w:start w:val="1"/>
+      <w:numFmt w:val="bullet"/>
+      <w:lvlText w:val=""/>
+      <w:lvlJc w:val="left"/>
+      <w:pPr>
+        <w:ind w:left="2520" w:hanging="360"/>
+      </w:pPr>
+      <w:rPr>
+        <w:rFonts w:ascii="Wingdings" w:hAnsi="Wingdings" w:hint="default"/>
+      </w:rPr>
+    </w:lvl>
+    <w:lvl w:ilvl="3" w:tplc="08090001" w:tentative="1">
+      <w:start w:val="1"/>
+      <w:numFmt w:val="bullet"/>
+      <w:lvlText w:val=""/>
+      <w:lvlJc w:val="left"/>
+      <w:pPr>
+        <w:ind w:left="3240" w:hanging="360"/>
+      </w:pPr>
+      <w:rPr>
+        <w:rFonts w:ascii="Symbol" w:hAnsi="Symbol" w:hint="default"/>
+      </w:rPr>
+    </w:lvl>
+    <w:lvl w:ilvl="4" w:tplc="08090003" w:tentative="1">
+      <w:start w:val="1"/>
+      <w:numFmt w:val="bullet"/>
+      <w:lvlText w:val="o"/>
+      <w:lvlJc w:val="left"/>
+      <w:pPr>
+        <w:ind w:left="3960" w:hanging="360"/>
+      </w:pPr>
+      <w:rPr>
+        <w:rFonts w:ascii="Courier New" w:hAnsi="Courier New" w:cs="Courier New" w:hint="default"/>
+      </w:rPr>
+    </w:lvl>
+    <w:lvl w:ilvl="5" w:tplc="08090005" w:tentative="1">
+      <w:start w:val="1"/>
+      <w:numFmt w:val="bullet"/>
+      <w:lvlText w:val=""/>
+      <w:lvlJc w:val="left"/>
+      <w:pPr>
+        <w:ind w:left="4680" w:hanging="360"/>
+      </w:pPr>
+      <w:rPr>
+        <w:rFonts w:ascii="Wingdings" w:hAnsi="Wingdings" w:hint="default"/>
+      </w:rPr>
+    </w:lvl>
+    <w:lvl w:ilvl="6" w:tplc="08090001" w:tentative="1">
+      <w:start w:val="1"/>
+      <w:numFmt w:val="bullet"/>
+      <w:lvlText w:val=""/>
+      <w:lvlJc w:val="left"/>
+      <w:pPr>
+        <w:ind w:left="5400" w:hanging="360"/>
+      </w:pPr>
+      <w:rPr>
+        <w:rFonts w:ascii="Symbol" w:hAnsi="Symbol" w:hint="default"/>
+      </w:rPr>
+    </w:lvl>
+    <w:lvl w:ilvl="7" w:tplc="08090003" w:tentative="1">
+      <w:start w:val="1"/>
+      <w:numFmt w:val="bullet"/>
+      <w:lvlText w:val="o"/>
+      <w:lvlJc w:val="left"/>
+      <w:pPr>
+        <w:ind w:left="6120" w:hanging="360"/>
+      </w:pPr>
+      <w:rPr>
+        <w:rFonts w:ascii="Courier New" w:hAnsi="Courier New" w:cs="Courier New" w:hint="default"/>
+      </w:rPr>
+    </w:lvl>
+    <w:lvl w:ilvl="8" w:tplc="08090005" w:tentative="1">
+      <w:start w:val="1"/>
+      <w:numFmt w:val="bullet"/>
+      <w:lvlText w:val=""/>
+      <w:lvlJc w:val="left"/>
+      <w:pPr>
+        <w:ind w:left="6840" w:hanging="360"/>
+      </w:pPr>
+      <w:rPr>
+        <w:rFonts w:ascii="Wingdings" w:hAnsi="Wingdings" w:hint="default"/>
+      </w:rPr>
+    </w:lvl>
+  </w:abstractNum>
+  <w:abstractNum w:abstractNumId="1" w15:restartNumberingAfterBreak="0">
+    <w:nsid w:val="3DFB0726"/>
+    <w:multiLevelType w:val="hybridMultilevel"/>
+    <w:tmpl w:val="C48A5BA0"/>
+    <w:lvl w:ilvl="0" w:tplc="5A00056E">
+      <w:numFmt w:val="bullet"/>
+      <w:lvlText w:val=""/>
+      <w:lvlJc w:val="left"/>
+      <w:pPr>
+        <w:ind w:left="720" w:hanging="360"/>
+      </w:pPr>
+      <w:rPr>
+        <w:rFonts w:ascii="Symbol" w:eastAsiaTheme="minorHAnsi" w:hAnsi="Symbol" w:cstheme="minorBidi" w:hint="default"/>
+      </w:rPr>
+    </w:lvl>
+    <w:lvl w:ilvl="1" w:tplc="08090003" w:tentative="1">
+      <w:start w:val="1"/>
+      <w:numFmt w:val="bullet"/>
+      <w:lvlText w:val="o"/>
+      <w:lvlJc w:val="left"/>
+      <w:pPr>
+        <w:ind w:left="1440" w:hanging="360"/>
+      </w:pPr>
+      <w:rPr>
+        <w:rFonts w:ascii="Courier New" w:hAnsi="Courier New" w:cs="Courier New" w:hint="default"/>
+      </w:rPr>
+    </w:lvl>
+    <w:lvl w:ilvl="2" w:tplc="08090005" w:tentative="1">
+      <w:start w:val="1"/>
+      <w:numFmt w:val="bullet"/>
+      <w:lvlText w:val=""/>
+      <w:lvlJc w:val="left"/>
+      <w:pPr>
+        <w:ind w:left="2160" w:hanging="360"/>
+      </w:pPr>
+      <w:rPr>
+        <w:rFonts w:ascii="Wingdings" w:hAnsi="Wingdings" w:hint="default"/>
+      </w:rPr>
+    </w:lvl>
+    <w:lvl w:ilvl="3" w:tplc="08090001" w:tentative="1">
+      <w:start w:val="1"/>
+      <w:numFmt w:val="bullet"/>
+      <w:lvlText w:val=""/>
+      <w:lvlJc w:val="left"/>
+      <w:pPr>
+        <w:ind w:left="2880" w:hanging="360"/>
+      </w:pPr>
+      <w:rPr>
+        <w:rFonts w:ascii="Symbol" w:hAnsi="Symbol" w:hint="default"/>
+      </w:rPr>
+    </w:lvl>
+    <w:lvl w:ilvl="4" w:tplc="08090003" w:tentative="1">
+      <w:start w:val="1"/>
+      <w:numFmt w:val="bullet"/>
+      <w:lvlText w:val="o"/>
+      <w:lvlJc w:val="left"/>
+      <w:pPr>
+        <w:ind w:left="3600" w:hanging="360"/>
+      </w:pPr>
+      <w:rPr>
+        <w:rFonts w:ascii="Courier New" w:hAnsi="Courier New" w:cs="Courier New" w:hint="default"/>
+      </w:rPr>
+    </w:lvl>
+    <w:lvl w:ilvl="5" w:tplc="08090005" w:tentative="1">
+      <w:start w:val="1"/>
+      <w:numFmt w:val="bullet"/>
+      <w:lvlText w:val=""/>
+      <w:lvlJc w:val="left"/>
+      <w:pPr>
+        <w:ind w:left="4320" w:hanging="360"/>
+      </w:pPr>
+      <w:rPr>
+        <w:rFonts w:ascii="Wingdings" w:hAnsi="Wingdings" w:hint="default"/>
+      </w:rPr>
+    </w:lvl>
+    <w:lvl w:ilvl="6" w:tplc="08090001" w:tentative="1">
+      <w:start w:val="1"/>
+      <w:numFmt w:val="bullet"/>
+      <w:lvlText w:val=""/>
+      <w:lvlJc w:val="left"/>
+      <w:pPr>
+        <w:ind w:left="5040" w:hanging="360"/>
+      </w:pPr>
+      <w:rPr>
+        <w:rFonts w:ascii="Symbol" w:hAnsi="Symbol" w:hint="default"/>
+      </w:rPr>
+    </w:lvl>
+    <w:lvl w:ilvl="7" w:tplc="08090003" w:tentative="1">
+      <w:start w:val="1"/>
+      <w:numFmt w:val="bullet"/>
+      <w:lvlText w:val="o"/>
+      <w:lvlJc w:val="left"/>
+      <w:pPr>
+        <w:ind w:left="5760" w:hanging="360"/>
+      </w:pPr>
+      <w:rPr>
+        <w:rFonts w:ascii="Courier New" w:hAnsi="Courier New" w:cs="Courier New" w:hint="default"/>
+      </w:rPr>
+    </w:lvl>
+    <w:lvl w:ilvl="8" w:tplc="08090005" w:tentative="1">
+      <w:start w:val="1"/>
+      <w:numFmt w:val="bullet"/>
+      <w:lvlText w:val=""/>
+      <w:lvlJc w:val="left"/>
+      <w:pPr>
+        <w:ind w:left="6480" w:hanging="360"/>
+      </w:pPr>
+      <w:rPr>
+        <w:rFonts w:ascii="Wingdings" w:hAnsi="Wingdings" w:hint="default"/>
+      </w:rPr>
+    </w:lvl>
+  </w:abstractNum>
+  <w:abstractNum w:abstractNumId="2" w15:restartNumberingAfterBreak="0">
+    <w:nsid w:val="3FF84AF4"/>
+    <w:multiLevelType w:val="hybridMultilevel"/>
+    <w:tmpl w:val="B8F04546"/>
+    <w:lvl w:ilvl="0" w:tplc="7CDCA7CC">
+      <w:numFmt w:val="bullet"/>
+      <w:lvlText w:val=""/>
+      <w:lvlJc w:val="left"/>
+      <w:pPr>
+        <w:ind w:left="720" w:hanging="360"/>
+      </w:pPr>
+      <w:rPr>
+        <w:rFonts w:ascii="Symbol" w:eastAsiaTheme="minorHAnsi" w:hAnsi="Symbol" w:cstheme="minorBidi" w:hint="default"/>
+      </w:rPr>
+    </w:lvl>
+    <w:lvl w:ilvl="1" w:tplc="08090003" w:tentative="1">
+      <w:start w:val="1"/>
+      <w:numFmt w:val="bullet"/>
+      <w:lvlText w:val="o"/>
+      <w:lvlJc w:val="left"/>
+      <w:pPr>
+        <w:ind w:left="1440" w:hanging="360"/>
+      </w:pPr>
+      <w:rPr>
+        <w:rFonts w:ascii="Courier New" w:hAnsi="Courier New" w:cs="Courier New" w:hint="default"/>
+      </w:rPr>
+    </w:lvl>
+    <w:lvl w:ilvl="2" w:tplc="08090005" w:tentative="1">
+      <w:start w:val="1"/>
+      <w:numFmt w:val="bullet"/>
+      <w:lvlText w:val=""/>
+      <w:lvlJc w:val="left"/>
+      <w:pPr>
+        <w:ind w:left="2160" w:hanging="360"/>
+      </w:pPr>
+      <w:rPr>
+        <w:rFonts w:ascii="Wingdings" w:hAnsi="Wingdings" w:hint="default"/>
+      </w:rPr>
+    </w:lvl>
+    <w:lvl w:ilvl="3" w:tplc="08090001" w:tentative="1">
+      <w:start w:val="1"/>
+      <w:numFmt w:val="bullet"/>
+      <w:lvlText w:val=""/>
+      <w:lvlJc w:val="left"/>
+      <w:pPr>
+        <w:ind w:left="2880" w:hanging="360"/>
+      </w:pPr>
+      <w:rPr>
+        <w:rFonts w:ascii="Symbol" w:hAnsi="Symbol" w:hint="default"/>
+      </w:rPr>
+    </w:lvl>
+    <w:lvl w:ilvl="4" w:tplc="08090003" w:tentative="1">
+      <w:start w:val="1"/>
+      <w:numFmt w:val="bullet"/>
+      <w:lvlText w:val="o"/>
+      <w:lvlJc w:val="left"/>
+      <w:pPr>
+        <w:ind w:left="3600" w:hanging="360"/>
+      </w:pPr>
+      <w:rPr>
+        <w:rFonts w:ascii="Courier New" w:hAnsi="Courier New" w:cs="Courier New" w:hint="default"/>
+      </w:rPr>
+    </w:lvl>
+    <w:lvl w:ilvl="5" w:tplc="08090005" w:tentative="1">
+      <w:start w:val="1"/>
+      <w:numFmt w:val="bullet"/>
+      <w:lvlText w:val=""/>
+      <w:lvlJc w:val="left"/>
+      <w:pPr>
+        <w:ind w:left="4320" w:hanging="360"/>
+      </w:pPr>
+      <w:rPr>
+        <w:rFonts w:ascii="Wingdings" w:hAnsi="Wingdings" w:hint="default"/>
+      </w:rPr>
+    </w:lvl>
+    <w:lvl w:ilvl="6" w:tplc="08090001" w:tentative="1">
+      <w:start w:val="1"/>
+      <w:numFmt w:val="bullet"/>
+      <w:lvlText w:val=""/>
+      <w:lvlJc w:val="left"/>
+      <w:pPr>
+        <w:ind w:left="5040" w:hanging="360"/>
+      </w:pPr>
+      <w:rPr>
+        <w:rFonts w:ascii="Symbol" w:hAnsi="Symbol" w:hint="default"/>
+      </w:rPr>
+    </w:lvl>
+    <w:lvl w:ilvl="7" w:tplc="08090003" w:tentative="1">
+      <w:start w:val="1"/>
+      <w:numFmt w:val="bullet"/>
+      <w:lvlText w:val="o"/>
+      <w:lvlJc w:val="left"/>
+      <w:pPr>
+        <w:ind w:left="5760" w:hanging="360"/>
+      </w:pPr>
+      <w:rPr>
+        <w:rFonts w:ascii="Courier New" w:hAnsi="Courier New" w:cs="Courier New" w:hint="default"/>
+      </w:rPr>
+    </w:lvl>
+    <w:lvl w:ilvl="8" w:tplc="08090005" w:tentative="1">
+      <w:start w:val="1"/>
+      <w:numFmt w:val="bullet"/>
+      <w:lvlText w:val=""/>
+      <w:lvlJc w:val="left"/>
+      <w:pPr>
+        <w:ind w:left="6480" w:hanging="360"/>
+      </w:pPr>
+      <w:rPr>
+        <w:rFonts w:ascii="Wingdings" w:hAnsi="Wingdings" w:hint="default"/>
+      </w:rPr>
+    </w:lvl>
+  </w:abstractNum>
+  <w:abstractNum w:abstractNumId="3" w15:restartNumberingAfterBreak="0">
+    <w:nsid w:val="78453BB6"/>
+    <w:multiLevelType w:val="hybridMultilevel"/>
+    <w:tmpl w:val="A8B492FE"/>
+    <w:lvl w:ilvl="0" w:tplc="C79EADD0">
+      <w:numFmt w:val="bullet"/>
+      <w:lvlText w:val=""/>
+      <w:lvlJc w:val="left"/>
+      <w:pPr>
+        <w:ind w:left="720" w:hanging="360"/>
+      </w:pPr>
+      <w:rPr>
+        <w:rFonts w:ascii="Symbol" w:eastAsiaTheme="minorHAnsi" w:hAnsi="Symbol" w:cstheme="minorBidi" w:hint="default"/>
+      </w:rPr>
+    </w:lvl>
+    <w:lvl w:ilvl="1" w:tplc="08090003" w:tentative="1">
+      <w:start w:val="1"/>
+      <w:numFmt w:val="bullet"/>
+      <w:lvlText w:val="o"/>
+      <w:lvlJc w:val="left"/>
+      <w:pPr>
+        <w:ind w:left="1440" w:hanging="360"/>
+      </w:pPr>
+      <w:rPr>
+        <w:rFonts w:ascii="Courier New" w:hAnsi="Courier New" w:cs="Courier New" w:hint="default"/>
+      </w:rPr>
+    </w:lvl>
+    <w:lvl w:ilvl="2" w:tplc="08090005" w:tentative="1">
+      <w:start w:val="1"/>
+      <w:numFmt w:val="bullet"/>
+      <w:lvlText w:val=""/>
+      <w:lvlJc w:val="left"/>
+      <w:pPr>
+        <w:ind w:left="2160" w:hanging="360"/>
+      </w:pPr>
+      <w:rPr>
+        <w:rFonts w:ascii="Wingdings" w:hAnsi="Wingdings" w:hint="default"/>
+      </w:rPr>
+    </w:lvl>
+    <w:lvl w:ilvl="3" w:tplc="08090001" w:tentative="1">
+      <w:start w:val="1"/>
+      <w:numFmt w:val="bullet"/>
+      <w:lvlText w:val=""/>
+      <w:lvlJc w:val="left"/>
+      <w:pPr>
+        <w:ind w:left="2880" w:hanging="360"/>
+      </w:pPr>
+      <w:rPr>
+        <w:rFonts w:ascii="Symbol" w:hAnsi="Symbol" w:hint="default"/>
+      </w:rPr>
+    </w:lvl>
+    <w:lvl w:ilvl="4" w:tplc="08090003" w:tentative="1">
+      <w:start w:val="1"/>
+      <w:numFmt w:val="bullet"/>
+      <w:lvlText w:val="o"/>
+      <w:lvlJc w:val="left"/>
+      <w:pPr>
+        <w:ind w:left="3600" w:hanging="360"/>
+      </w:pPr>
+      <w:rPr>
+        <w:rFonts w:ascii="Courier New" w:hAnsi="Courier New" w:cs="Courier New" w:hint="default"/>
+      </w:rPr>
+    </w:lvl>
+    <w:lvl w:ilvl="5" w:tplc="08090005" w:tentative="1">
+      <w:start w:val="1"/>
+      <w:numFmt w:val="bullet"/>
+      <w:lvlText w:val=""/>
+      <w:lvlJc w:val="left"/>
+      <w:pPr>
+        <w:ind w:left="4320" w:hanging="360"/>
+      </w:pPr>
+      <w:rPr>
+        <w:rFonts w:ascii="Wingdings" w:hAnsi="Wingdings" w:hint="default"/>
+      </w:rPr>
+    </w:lvl>
+    <w:lvl w:ilvl="6" w:tplc="08090001" w:tentative="1">
+      <w:start w:val="1"/>
+      <w:numFmt w:val="bullet"/>
+      <w:lvlText w:val=""/>
+      <w:lvlJc w:val="left"/>
+      <w:pPr>
+        <w:ind w:left="5040" w:hanging="360"/>
+      </w:pPr>
+      <w:rPr>
+        <w:rFonts w:ascii="Symbol" w:hAnsi="Symbol" w:hint="default"/>
+      </w:rPr>
+    </w:lvl>
+    <w:lvl w:ilvl="7" w:tplc="08090003" w:tentative="1">
+      <w:start w:val="1"/>
+      <w:numFmt w:val="bullet"/>
+      <w:lvlText w:val="o"/>
+      <w:lvlJc w:val="left"/>
+      <w:pPr>
+        <w:ind w:left="5760" w:hanging="360"/>
+      </w:pPr>
+      <w:rPr>
+        <w:rFonts w:ascii="Courier New" w:hAnsi="Courier New" w:cs="Courier New" w:hint="default"/>
+      </w:rPr>
+    </w:lvl>
+    <w:lvl w:ilvl="8" w:tplc="08090005" w:tentative="1">
+      <w:start w:val="1"/>
+      <w:numFmt w:val="bullet"/>
+      <w:lvlText w:val=""/>
+      <w:lvlJc w:val="left"/>
+      <w:pPr>
+        <w:ind w:left="6480" w:hanging="360"/>
+      </w:pPr>
+      <w:rPr>
+        <w:rFonts w:ascii="Wingdings" w:hAnsi="Wingdings" w:hint="default"/>
+      </w:rPr>
+    </w:lvl>
+  </w:abstractNum>
+  <w:num w:numId="1" w16cid:durableId="67963539">
+    <w:abstractNumId w:val="3"/>
+  </w:num>
+  <w:num w:numId="2" w16cid:durableId="1109935279">
+    <w:abstractNumId w:val="2"/>
+  </w:num>
+  <w:num w:numId="3" w16cid:durableId="2087652526">
+    <w:abstractNumId w:val="0"/>
+  </w:num>
+  <w:num w:numId="4" w16cid:durableId="1867057459">
+    <w:abstractNumId w:val="1"/>
+  </w:num>
+</w:numbering>
 </file>
 
 <file path=word/styles.xml><?xml version="1.0" encoding="utf-8"?>

--- a/RuinfallGDD.docx
+++ b/RuinfallGDD.docx
@@ -2210,8 +2210,13 @@
       <w:bookmarkEnd w:id="1"/>
     </w:p>
     <w:p>
-      <w:r>
-        <w:t xml:space="preserve">Ruinfall is a roguelike first-person shooter game with a relatively arcade-like feel to it. The player experiences hardcore one-life sessions where they shoot to kill hordes of enemies granting them access to enhancements via a level up system detailed more in the </w:t>
+      <w:proofErr w:type="spellStart"/>
+      <w:r>
+        <w:t>Ruinfall</w:t>
+      </w:r>
+      <w:proofErr w:type="spellEnd"/>
+      <w:r>
+        <w:t xml:space="preserve"> is a roguelike first-person shooter game with a relatively arcade-like feel to it. The player experiences hardcore one-life sessions where they shoot to kill hordes of enemies granting them access to enhancements via a level up system detailed more in the </w:t>
       </w:r>
       <w:hyperlink w:anchor="_Mechanics" w:history="1">
         <w:r>
@@ -2414,7 +2419,15 @@
           </w:tcPr>
           <w:p>
             <w:r>
-              <w:t>Health, Speed, Dash Count, Dash Recovery, Damage Reduction, Gun Damage, Gun Range, Fire Rate, Critical Chance, Critical Damage, Multishot Count, Close Range Damage, Far Range Damage</w:t>
+              <w:t xml:space="preserve">Health, Speed, Dash Count, Dash Recovery, Damage Reduction, Gun Damage, Gun Range, Fire Rate, Critical Chance, Critical Damage, </w:t>
+            </w:r>
+            <w:proofErr w:type="spellStart"/>
+            <w:r>
+              <w:t>Multishot</w:t>
+            </w:r>
+            <w:proofErr w:type="spellEnd"/>
+            <w:r>
+              <w:t xml:space="preserve"> Count, Close Range Damage, Far Range Damage</w:t>
             </w:r>
           </w:p>
         </w:tc>
@@ -2609,7 +2622,15 @@
     </w:p>
     <w:p>
       <w:r>
-        <w:t>When levelling up, the player will be met with a choice between three powerups which last for their entire run. They only get to pick one per level but they have the option to reroll these powerups a limited amount of times per game. This limit starts with five rerolls with an additional reroll granted every five levels.</w:t>
+        <w:t xml:space="preserve">When levelling up, the player will be met with a choice between three powerups which last for their entire run. They only get to pick one per level but they have the option to reroll these powerups a limited </w:t>
+      </w:r>
+      <w:proofErr w:type="gramStart"/>
+      <w:r>
+        <w:t>amount</w:t>
+      </w:r>
+      <w:proofErr w:type="gramEnd"/>
+      <w:r>
+        <w:t xml:space="preserve"> of times per game. This limit starts with five rerolls with an additional reroll granted every five levels.</w:t>
       </w:r>
     </w:p>
     <w:p>
@@ -2750,7 +2771,23 @@
           </w:tcPr>
           <w:p>
             <w:r>
-              <w:t>The player gains a circular aura around them. Whenever an enemy enters this aura they get a stack of slow which decreases their movement speed. The maximum amount of stacks on an enemy is limited.</w:t>
+              <w:t xml:space="preserve">The player gains a circular aura around them. Whenever an enemy enters this </w:t>
+            </w:r>
+            <w:proofErr w:type="gramStart"/>
+            <w:r>
+              <w:t>aura</w:t>
+            </w:r>
+            <w:proofErr w:type="gramEnd"/>
+            <w:r>
+              <w:t xml:space="preserve"> they get a stack of slow which decreases their movement speed. The maximum </w:t>
+            </w:r>
+            <w:proofErr w:type="gramStart"/>
+            <w:r>
+              <w:t>amount</w:t>
+            </w:r>
+            <w:proofErr w:type="gramEnd"/>
+            <w:r>
+              <w:t xml:space="preserve"> of stacks on an enemy is limited.</w:t>
             </w:r>
           </w:p>
         </w:tc>
@@ -3088,7 +3125,15 @@
           </w:tcPr>
           <w:p>
             <w:r>
-              <w:t>Increase the amount of dashes that can be used before needing to recharge.</w:t>
+              <w:t xml:space="preserve">Increase the </w:t>
+            </w:r>
+            <w:proofErr w:type="gramStart"/>
+            <w:r>
+              <w:t>amount</w:t>
+            </w:r>
+            <w:proofErr w:type="gramEnd"/>
+            <w:r>
+              <w:t xml:space="preserve"> of dashes that can be used before needing to recharge.</w:t>
             </w:r>
           </w:p>
         </w:tc>
@@ -3132,7 +3177,15 @@
           </w:tcPr>
           <w:p>
             <w:r>
-              <w:t>Allows the player to jump an extra time while mid air from a jump.</w:t>
+              <w:t xml:space="preserve">Allows the player to jump an extra time while </w:t>
+            </w:r>
+            <w:proofErr w:type="spellStart"/>
+            <w:r>
+              <w:t>mid air</w:t>
+            </w:r>
+            <w:proofErr w:type="spellEnd"/>
+            <w:r>
+              <w:t xml:space="preserve"> from a jump.</w:t>
             </w:r>
           </w:p>
         </w:tc>
@@ -3256,9 +3309,11 @@
             <w:tcW w:w="2122" w:type="dxa"/>
           </w:tcPr>
           <w:p>
+            <w:proofErr w:type="spellStart"/>
             <w:r>
               <w:t>Multishot</w:t>
             </w:r>
+            <w:proofErr w:type="spellEnd"/>
           </w:p>
         </w:tc>
         <w:tc>
@@ -3322,9 +3377,11 @@
             <w:tcW w:w="2122" w:type="dxa"/>
           </w:tcPr>
           <w:p>
+            <w:proofErr w:type="spellStart"/>
             <w:r>
               <w:t>Lifesteal</w:t>
             </w:r>
+            <w:proofErr w:type="spellEnd"/>
           </w:p>
         </w:tc>
         <w:tc>
@@ -3351,7 +3408,23 @@
     </w:p>
     <w:p>
       <w:r>
-        <w:t>These powerups sacrifice one statistic to boost another. Some trade off powerups are instead listed in other tables and will be referred to as “[Statistic Increased]/[Statistic Decreased] Trade Off”.</w:t>
+        <w:t xml:space="preserve">These powerups sacrifice one statistic to boost another. Some trade off powerups </w:t>
+      </w:r>
+      <w:proofErr w:type="gramStart"/>
+      <w:r>
+        <w:t>are</w:t>
+      </w:r>
+      <w:proofErr w:type="gramEnd"/>
+      <w:r>
+        <w:t xml:space="preserve"> instead listed in other tables and will be referred to as “[Statistic Increased]</w:t>
+      </w:r>
+      <w:proofErr w:type="gramStart"/>
+      <w:r>
+        <w:t>/[</w:t>
+      </w:r>
+      <w:proofErr w:type="gramEnd"/>
+      <w:r>
+        <w:t>Statistic Decreased] Trade Off”.</w:t>
       </w:r>
     </w:p>
     <w:tbl>
@@ -3750,7 +3823,15 @@
     </w:p>
     <w:p>
       <w:r>
-        <w:t>Combustion causes hits to build combustion stacks on an enemy. When an enemy dies with active combustion stacks they will explode dealing damage in an area. This damage is based off of how many combustion stacks were applied.</w:t>
+        <w:t xml:space="preserve">Combustion causes hits to build combustion stacks on an enemy. When an enemy dies with active combustion </w:t>
+      </w:r>
+      <w:proofErr w:type="gramStart"/>
+      <w:r>
+        <w:t>stacks</w:t>
+      </w:r>
+      <w:proofErr w:type="gramEnd"/>
+      <w:r>
+        <w:t xml:space="preserve"> they will explode dealing damage in an area. This damage is based off of how many combustion stacks were applied.</w:t>
       </w:r>
     </w:p>
     <w:p>
@@ -3759,7 +3840,15 @@
       </w:r>
       <w:r>
         <w:br/>
-        <w:t>Also written as: T = ((b+(g/10))*c)*s</w:t>
+        <w:t>Also written as: T = ((b+(g/10</w:t>
+      </w:r>
+      <w:proofErr w:type="gramStart"/>
+      <w:r>
+        <w:t>))*c)*</w:t>
+      </w:r>
+      <w:proofErr w:type="gramEnd"/>
+      <w:r>
+        <w:t>s</w:t>
       </w:r>
     </w:p>
     <w:tbl>
@@ -3877,7 +3966,15 @@
           </w:tcPr>
           <w:p>
             <w:r>
-              <w:t>Increases the maximum amount of stacks of combustion that can be applied to an enemy.</w:t>
+              <w:t xml:space="preserve">Increases the maximum </w:t>
+            </w:r>
+            <w:proofErr w:type="gramStart"/>
+            <w:r>
+              <w:t>amount</w:t>
+            </w:r>
+            <w:proofErr w:type="gramEnd"/>
+            <w:r>
+              <w:t xml:space="preserve"> of stacks of combustion that can be applied to an enemy.</w:t>
             </w:r>
           </w:p>
         </w:tc>
@@ -3899,7 +3996,17 @@
           </w:tcPr>
           <w:p>
             <w:r>
-              <w:t>Increases the damage dealt by combustion but reduces the size of it’s explosion.</w:t>
+              <w:t xml:space="preserve">Increases the damage dealt by combustion but reduces the size of </w:t>
+            </w:r>
+            <w:proofErr w:type="spellStart"/>
+            <w:proofErr w:type="gramStart"/>
+            <w:r>
+              <w:t>it’s</w:t>
+            </w:r>
+            <w:proofErr w:type="spellEnd"/>
+            <w:proofErr w:type="gramEnd"/>
+            <w:r>
+              <w:t xml:space="preserve"> explosion.</w:t>
             </w:r>
           </w:p>
         </w:tc>
@@ -4176,7 +4283,15 @@
           </w:tcPr>
           <w:p>
             <w:r>
-              <w:t>Doubles the damage of frostbite but halves the damage of bleed (technical note: a modifier is used to stop this powerup from interfering with the scaling of frostbite thus meaning it’s damage is not decreasing due to the bleed damage decreasing).</w:t>
+              <w:t xml:space="preserve">Doubles the damage of frostbite but halves the damage of bleed (technical note: a modifier is used to stop this powerup from interfering with the scaling of frostbite thus meaning </w:t>
+            </w:r>
+            <w:proofErr w:type="gramStart"/>
+            <w:r>
+              <w:t>it’s</w:t>
+            </w:r>
+            <w:proofErr w:type="gramEnd"/>
+            <w:r>
+              <w:t xml:space="preserve"> damage is not decreasing due to the bleed damage decreasing).</w:t>
             </w:r>
           </w:p>
         </w:tc>
@@ -4509,7 +4624,15 @@
     </w:p>
     <w:p>
       <w:r>
-        <w:t>Thematics of the user interface (UI) have been set to match the theme of the art style. Many elements are grey with green highlights in resemblance to mossy stone, a texture found quite commonly in the game.</w:t>
+        <w:t xml:space="preserve">Thematics of the user interface (UI) have been set to match the theme of the art style. Many elements are grey with green highlights in resemblance to mossy </w:t>
+      </w:r>
+      <w:proofErr w:type="gramStart"/>
+      <w:r>
+        <w:t>stone,</w:t>
+      </w:r>
+      <w:proofErr w:type="gramEnd"/>
+      <w:r>
+        <w:t xml:space="preserve"> a texture found quite commonly in the game.</w:t>
       </w:r>
     </w:p>
     <w:p>
@@ -4646,7 +4769,7 @@
         <w:pStyle w:val="Heading3"/>
       </w:pPr>
       <w:r>
-        <w:t>Armour</w:t>
+        <w:t>Enemy</w:t>
       </w:r>
     </w:p>
     <w:tbl>
@@ -4699,7 +4822,7 @@
           </w:tcPr>
           <w:p>
             <w:r>
-              <w:t>Armour would not regenerate</w:t>
+              <w:t>Enemies can get stuck halfway through the ground in the ruins</w:t>
             </w:r>
           </w:p>
         </w:tc>
@@ -4709,7 +4832,7 @@
           </w:tcPr>
           <w:p>
             <w:r>
-              <w:t>Armour should slowly regenerate by a fixed number at fixed intervals based on powerup modifiers after not taking damage for a fixed amount of time</w:t>
+              <w:t>All enemies should be walking on the ground</w:t>
             </w:r>
           </w:p>
         </w:tc>
@@ -4719,7 +4842,7 @@
           </w:tcPr>
           <w:p>
             <w:r>
-              <w:t>True</w:t>
+              <w:t>False</w:t>
             </w:r>
           </w:p>
         </w:tc>
@@ -4731,7 +4854,7 @@
           </w:tcPr>
           <w:p>
             <w:r>
-              <w:t xml:space="preserve">Armour would not regenerate past the first tick </w:t>
+              <w:t>Attacks without delay can one shot a player but with delay can crash the game with an infinite loop</w:t>
             </w:r>
           </w:p>
         </w:tc>
@@ -4741,7 +4864,7 @@
           </w:tcPr>
           <w:p>
             <w:r>
-              <w:t>Armour should regenerate for as many ticks as it takes for it to become full again or until the player takes another hit</w:t>
+              <w:t>Create a delay for enemy attacks so that it only deals damage once per animation where said delay does not trigger an infinite loop</w:t>
             </w:r>
           </w:p>
         </w:tc>
@@ -4751,51 +4874,19 @@
           </w:tcPr>
           <w:p>
             <w:r>
-              <w:t>True</w:t>
-            </w:r>
-          </w:p>
-        </w:tc>
-      </w:tr>
-      <w:tr>
-        <w:tc>
-          <w:tcPr>
-            <w:tcW w:w="3256" w:type="dxa"/>
-          </w:tcPr>
-          <w:p>
-            <w:r>
-              <w:t>Thorns will not deal damage to the enemy</w:t>
-            </w:r>
-          </w:p>
-        </w:tc>
-        <w:tc>
-          <w:tcPr>
-            <w:tcW w:w="4677" w:type="dxa"/>
-          </w:tcPr>
-          <w:p>
-            <w:r>
-              <w:t>When the enemy deals damage to the player’s armour they should take damage equal to a % of the damage they dealt</w:t>
-            </w:r>
-          </w:p>
-        </w:tc>
-        <w:tc>
-          <w:tcPr>
-            <w:tcW w:w="1083" w:type="dxa"/>
-          </w:tcPr>
-          <w:p>
-            <w:r>
               <w:t>False</w:t>
             </w:r>
           </w:p>
         </w:tc>
       </w:tr>
     </w:tbl>
+    <w:p/>
     <w:p>
       <w:pPr>
         <w:pStyle w:val="Heading3"/>
       </w:pPr>
       <w:r>
-        <w:lastRenderedPageBreak/>
-        <w:t>Rerolling</w:t>
+        <w:t>Armour</w:t>
       </w:r>
     </w:p>
     <w:tbl>
@@ -4848,7 +4939,8 @@
           </w:tcPr>
           <w:p>
             <w:r>
-              <w:t>Every level up the player would get 5 + level/5 rerolls regardless of how many they spent last level</w:t>
+              <w:lastRenderedPageBreak/>
+              <w:t>Armour would not regenerate</w:t>
             </w:r>
           </w:p>
         </w:tc>
@@ -4858,7 +4950,7 @@
           </w:tcPr>
           <w:p>
             <w:r>
-              <w:t>The player should start with 5 rerolls and gain a new one every fifth level. Each reroll spent should be deducted permanently from their remaining reroll charges</w:t>
+              <w:t>Armour should slowly regenerate by a fixed number at fixed intervals based on powerup modifiers after not taking damage for a fixed amount of time</w:t>
             </w:r>
           </w:p>
         </w:tc>
@@ -4869,6 +4961,70 @@
           <w:p>
             <w:r>
               <w:t>True</w:t>
+            </w:r>
+          </w:p>
+        </w:tc>
+      </w:tr>
+      <w:tr>
+        <w:tc>
+          <w:tcPr>
+            <w:tcW w:w="3256" w:type="dxa"/>
+          </w:tcPr>
+          <w:p>
+            <w:r>
+              <w:t xml:space="preserve">Armour would not regenerate past the first tick </w:t>
+            </w:r>
+          </w:p>
+        </w:tc>
+        <w:tc>
+          <w:tcPr>
+            <w:tcW w:w="4677" w:type="dxa"/>
+          </w:tcPr>
+          <w:p>
+            <w:r>
+              <w:t>Armour should regenerate for as many ticks as it takes for it to become full again or until the player takes another hit</w:t>
+            </w:r>
+          </w:p>
+        </w:tc>
+        <w:tc>
+          <w:tcPr>
+            <w:tcW w:w="1083" w:type="dxa"/>
+          </w:tcPr>
+          <w:p>
+            <w:r>
+              <w:t>True</w:t>
+            </w:r>
+          </w:p>
+        </w:tc>
+      </w:tr>
+      <w:tr>
+        <w:tc>
+          <w:tcPr>
+            <w:tcW w:w="3256" w:type="dxa"/>
+          </w:tcPr>
+          <w:p>
+            <w:r>
+              <w:t>Thorns will not deal damage to the enemy</w:t>
+            </w:r>
+          </w:p>
+        </w:tc>
+        <w:tc>
+          <w:tcPr>
+            <w:tcW w:w="4677" w:type="dxa"/>
+          </w:tcPr>
+          <w:p>
+            <w:r>
+              <w:t>When the enemy deals damage to the player’s armour they should take damage equal to a % of the damage they dealt</w:t>
+            </w:r>
+          </w:p>
+        </w:tc>
+        <w:tc>
+          <w:tcPr>
+            <w:tcW w:w="1083" w:type="dxa"/>
+          </w:tcPr>
+          <w:p>
+            <w:r>
+              <w:t>False</w:t>
             </w:r>
           </w:p>
         </w:tc>
@@ -4879,7 +5035,7 @@
         <w:pStyle w:val="Heading3"/>
       </w:pPr>
       <w:r>
-        <w:t>Difficulty</w:t>
+        <w:t>Rerolling</w:t>
       </w:r>
     </w:p>
     <w:tbl>
@@ -4932,7 +5088,7 @@
           </w:tcPr>
           <w:p>
             <w:r>
-              <w:t>As enemy difficulty rises, so does their movement speed, this has caused an infinite loop to trigger and thus crashes the game</w:t>
+              <w:t>Every level up the player would get 5 + level/5 rerolls regardless of how many they spent last level</w:t>
             </w:r>
           </w:p>
         </w:tc>
@@ -4942,39 +5098,7 @@
           </w:tcPr>
           <w:p>
             <w:r>
-              <w:t>Every 25-35 seconds the enemy difficulty increases which increases enemy speed up to a limit, when that limit is reached then the speed should stop rising and be set to a hard cap</w:t>
-            </w:r>
-          </w:p>
-        </w:tc>
-        <w:tc>
-          <w:tcPr>
-            <w:tcW w:w="1083" w:type="dxa"/>
-          </w:tcPr>
-          <w:p>
-            <w:r>
-              <w:t>False</w:t>
-            </w:r>
-          </w:p>
-        </w:tc>
-      </w:tr>
-      <w:tr>
-        <w:tc>
-          <w:tcPr>
-            <w:tcW w:w="3256" w:type="dxa"/>
-          </w:tcPr>
-          <w:p>
-            <w:r>
-              <w:t>Enemy health was getting lower as the difficulty increased over time due to an alteration in calculating enemy health in regards to difficulty</w:t>
-            </w:r>
-          </w:p>
-        </w:tc>
-        <w:tc>
-          <w:tcPr>
-            <w:tcW w:w="4677" w:type="dxa"/>
-          </w:tcPr>
-          <w:p>
-            <w:r>
-              <w:t>Enemy health should increase every time the difficulty increases</w:t>
+              <w:t>The player should start with 5 rerolls and gain a new one every fifth level. Each reroll spent should be deducted permanently from their remaining reroll charges</w:t>
             </w:r>
           </w:p>
         </w:tc>
@@ -4995,7 +5119,7 @@
         <w:pStyle w:val="Heading3"/>
       </w:pPr>
       <w:r>
-        <w:t>Dash</w:t>
+        <w:t>Difficulty</w:t>
       </w:r>
     </w:p>
     <w:tbl>
@@ -5048,7 +5172,7 @@
           </w:tcPr>
           <w:p>
             <w:r>
-              <w:t>The cooldown of dash would be restarted every time the player landed after jumping</w:t>
+              <w:t>As enemy difficulty rises, so does their movement speed, this has caused an infinite loop to trigger and thus crashes the game</w:t>
             </w:r>
           </w:p>
         </w:tc>
@@ -5058,7 +5182,7 @@
           </w:tcPr>
           <w:p>
             <w:r>
-              <w:t>The dash cooldown should only start from landing after using a dash, there should be no restart condition</w:t>
+              <w:t>Every 25-35 seconds the enemy difficulty increases which increases enemy speed up to a limit, when that limit is reached then the speed should stop rising and be set to a hard cap</w:t>
             </w:r>
           </w:p>
         </w:tc>
@@ -5068,7 +5192,7 @@
           </w:tcPr>
           <w:p>
             <w:r>
-              <w:t>True</w:t>
+              <w:t>False</w:t>
             </w:r>
           </w:p>
         </w:tc>
@@ -5080,7 +5204,7 @@
           </w:tcPr>
           <w:p>
             <w:r>
-              <w:t>Dash damage does not deal damage or knockback enemies on collision</w:t>
+              <w:t>Enemy health was getting lower as the difficulty increased over time due to an alteration in calculating enemy health in regards to difficulty</w:t>
             </w:r>
           </w:p>
         </w:tc>
@@ -5090,7 +5214,7 @@
           </w:tcPr>
           <w:p>
             <w:r>
-              <w:t>While dashing, all enemies that come in contact with the player should take damage and get knocked back</w:t>
+              <w:t>Enemy health should increase every time the difficulty increases</w:t>
             </w:r>
           </w:p>
         </w:tc>
@@ -5111,7 +5235,7 @@
         <w:pStyle w:val="Heading3"/>
       </w:pPr>
       <w:r>
-        <w:t>Slow Aura</w:t>
+        <w:t>Dash</w:t>
       </w:r>
     </w:p>
     <w:tbl>
@@ -5164,7 +5288,7 @@
           </w:tcPr>
           <w:p>
             <w:r>
-              <w:t>Frostbite is not dealing damage to enemies when a new slow stack is applied</w:t>
+              <w:t>The cooldown of dash would be restarted every time the player landed after jumping</w:t>
             </w:r>
           </w:p>
         </w:tc>
@@ -5174,7 +5298,80 @@
           </w:tcPr>
           <w:p>
             <w:r>
-              <w:t>Frostbite should cause an enemy to take damage as soon as a new slow stack is applied</w:t>
+              <w:t>The dash cooldown should only start from landing after using a dash, there should be no restart condition</w:t>
+            </w:r>
+          </w:p>
+        </w:tc>
+        <w:tc>
+          <w:tcPr>
+            <w:tcW w:w="1083" w:type="dxa"/>
+          </w:tcPr>
+          <w:p>
+            <w:r>
+              <w:t>True</w:t>
+            </w:r>
+          </w:p>
+        </w:tc>
+      </w:tr>
+      <w:tr>
+        <w:tc>
+          <w:tcPr>
+            <w:tcW w:w="3256" w:type="dxa"/>
+          </w:tcPr>
+          <w:p>
+            <w:r>
+              <w:t>Dash damage does not deal damage or knockback enemies on collision</w:t>
+            </w:r>
+          </w:p>
+        </w:tc>
+        <w:tc>
+          <w:tcPr>
+            <w:tcW w:w="4677" w:type="dxa"/>
+          </w:tcPr>
+          <w:p>
+            <w:r>
+              <w:t>While dashing, all enemies that come in contact with the player should take damage and get knocked back</w:t>
+            </w:r>
+          </w:p>
+        </w:tc>
+        <w:tc>
+          <w:tcPr>
+            <w:tcW w:w="1083" w:type="dxa"/>
+          </w:tcPr>
+          <w:p>
+            <w:r>
+              <w:t>True</w:t>
+            </w:r>
+          </w:p>
+        </w:tc>
+      </w:tr>
+      <w:tr>
+        <w:tc>
+          <w:tcPr>
+            <w:tcW w:w="3256" w:type="dxa"/>
+          </w:tcPr>
+          <w:p>
+            <w:r>
+              <w:t>Dash damage</w:t>
+            </w:r>
+            <w:r>
+              <w:t xml:space="preserve"> deals low damage compared to other mechanics</w:t>
+            </w:r>
+          </w:p>
+        </w:tc>
+        <w:tc>
+          <w:tcPr>
+            <w:tcW w:w="4677" w:type="dxa"/>
+          </w:tcPr>
+          <w:p>
+            <w:r>
+              <w:t xml:space="preserve">Allow </w:t>
+            </w:r>
+            <w:r>
+              <w:t>dash</w:t>
+            </w:r>
+            <w:r>
+              <w:t xml:space="preserve"> damage to scale off of the player’s weapon damage so that no matter when the player picks it up it will deal meaningful damage</w:t>
             </w:r>
           </w:p>
         </w:tc>
@@ -5195,7 +5392,7 @@
         <w:pStyle w:val="Heading3"/>
       </w:pPr>
       <w:r>
-        <w:t>Combustion</w:t>
+        <w:t>Slow Aura</w:t>
       </w:r>
     </w:p>
     <w:tbl>
@@ -5248,7 +5445,7 @@
           </w:tcPr>
           <w:p>
             <w:r>
-              <w:t>The explosion from combustion was dealing no damage to any enemies</w:t>
+              <w:t>Frostbite is not dealing damage to enemies when a new slow stack is applied</w:t>
             </w:r>
           </w:p>
         </w:tc>
@@ -5258,7 +5455,7 @@
           </w:tcPr>
           <w:p>
             <w:r>
-              <w:t>Combustion’s AoE explosion should deal damage to all enemies within it’s radius</w:t>
+              <w:t>Frostbite should cause an enemy to take damage as soon as a new slow stack is applied</w:t>
             </w:r>
           </w:p>
         </w:tc>
@@ -5280,7 +5477,7 @@
           </w:tcPr>
           <w:p>
             <w:r>
-              <w:t>Combustion damage to enemies would not display as a damage number</w:t>
+              <w:t>Frostbite deals low damage compared to other mechanics</w:t>
             </w:r>
           </w:p>
         </w:tc>
@@ -5290,39 +5487,7 @@
           </w:tcPr>
           <w:p>
             <w:r>
-              <w:t>Whenever an enemy is damaged by combustion, a number should appear near said enemy’s healthbar to show how much damage they took</w:t>
-            </w:r>
-          </w:p>
-        </w:tc>
-        <w:tc>
-          <w:tcPr>
-            <w:tcW w:w="1083" w:type="dxa"/>
-          </w:tcPr>
-          <w:p>
-            <w:r>
-              <w:t>True</w:t>
-            </w:r>
-          </w:p>
-        </w:tc>
-      </w:tr>
-      <w:tr>
-        <w:tc>
-          <w:tcPr>
-            <w:tcW w:w="3256" w:type="dxa"/>
-          </w:tcPr>
-          <w:p>
-            <w:r>
-              <w:t>Chance to apply an extra combustion stack is instead applying no stacks</w:t>
-            </w:r>
-          </w:p>
-        </w:tc>
-        <w:tc>
-          <w:tcPr>
-            <w:tcW w:w="4677" w:type="dxa"/>
-          </w:tcPr>
-          <w:p>
-            <w:r>
-              <w:t>When the player gets lucky, they should be able to apply 1 extra stack of combustion with their chances based off of their chosen powerups</w:t>
+              <w:t>Allow frostbite damage to scale off of the player’s weapon damage so that no matter when the player picks it up it will deal meaningful damage</w:t>
             </w:r>
           </w:p>
         </w:tc>
@@ -5343,7 +5508,8 @@
         <w:pStyle w:val="Heading3"/>
       </w:pPr>
       <w:r>
-        <w:t>Lifesteal</w:t>
+        <w:lastRenderedPageBreak/>
+        <w:t>Combustion</w:t>
       </w:r>
     </w:p>
     <w:tbl>
@@ -5396,8 +5562,7 @@
           </w:tcPr>
           <w:p>
             <w:r>
-              <w:lastRenderedPageBreak/>
-              <w:t>Lifesteal was active from the start of a new session</w:t>
+              <w:t>The explosion from combustion was dealing no damage to any enemies</w:t>
             </w:r>
           </w:p>
         </w:tc>
@@ -5407,7 +5572,23 @@
           </w:tcPr>
           <w:p>
             <w:r>
-              <w:t xml:space="preserve">Lifesteal should only be activated by selecting the corresponding powerup </w:t>
+              <w:t xml:space="preserve">Combustion’s </w:t>
+            </w:r>
+            <w:proofErr w:type="spellStart"/>
+            <w:r>
+              <w:t>AoE</w:t>
+            </w:r>
+            <w:proofErr w:type="spellEnd"/>
+            <w:r>
+              <w:t xml:space="preserve"> explosion should deal damage to all enemies within </w:t>
+            </w:r>
+            <w:proofErr w:type="spellStart"/>
+            <w:r>
+              <w:t>it’s</w:t>
+            </w:r>
+            <w:proofErr w:type="spellEnd"/>
+            <w:r>
+              <w:t xml:space="preserve"> radius</w:t>
             </w:r>
           </w:p>
         </w:tc>
@@ -5418,6 +5599,78 @@
           <w:p>
             <w:r>
               <w:t>True</w:t>
+            </w:r>
+          </w:p>
+        </w:tc>
+      </w:tr>
+      <w:tr>
+        <w:tc>
+          <w:tcPr>
+            <w:tcW w:w="3256" w:type="dxa"/>
+          </w:tcPr>
+          <w:p>
+            <w:r>
+              <w:t>Combustion damage to enemies would not display as a damage number</w:t>
+            </w:r>
+          </w:p>
+        </w:tc>
+        <w:tc>
+          <w:tcPr>
+            <w:tcW w:w="4677" w:type="dxa"/>
+          </w:tcPr>
+          <w:p>
+            <w:r>
+              <w:t xml:space="preserve">Whenever an enemy is damaged by combustion, a number should appear near said enemy’s </w:t>
+            </w:r>
+            <w:proofErr w:type="spellStart"/>
+            <w:r>
+              <w:t>healthbar</w:t>
+            </w:r>
+            <w:proofErr w:type="spellEnd"/>
+            <w:r>
+              <w:t xml:space="preserve"> to show how much damage they took</w:t>
+            </w:r>
+          </w:p>
+        </w:tc>
+        <w:tc>
+          <w:tcPr>
+            <w:tcW w:w="1083" w:type="dxa"/>
+          </w:tcPr>
+          <w:p>
+            <w:r>
+              <w:t>True</w:t>
+            </w:r>
+          </w:p>
+        </w:tc>
+      </w:tr>
+      <w:tr>
+        <w:tc>
+          <w:tcPr>
+            <w:tcW w:w="3256" w:type="dxa"/>
+          </w:tcPr>
+          <w:p>
+            <w:r>
+              <w:t>Chance to apply an extra combustion stack is instead applying no stacks</w:t>
+            </w:r>
+          </w:p>
+        </w:tc>
+        <w:tc>
+          <w:tcPr>
+            <w:tcW w:w="4677" w:type="dxa"/>
+          </w:tcPr>
+          <w:p>
+            <w:r>
+              <w:t>When the player gets lucky, they should be able to apply 1 extra stack of combustion with their chances based off of their chosen powerups</w:t>
+            </w:r>
+          </w:p>
+        </w:tc>
+        <w:tc>
+          <w:tcPr>
+            <w:tcW w:w="1083" w:type="dxa"/>
+          </w:tcPr>
+          <w:p>
+            <w:r>
+              <w:t>False</w:t>
             </w:r>
           </w:p>
         </w:tc>
@@ -5427,9 +5680,11 @@
       <w:pPr>
         <w:pStyle w:val="Heading3"/>
       </w:pPr>
-      <w:r>
-        <w:t>Bleed</w:t>
-      </w:r>
+      <w:proofErr w:type="spellStart"/>
+      <w:r>
+        <w:t>Lifesteal</w:t>
+      </w:r>
+      <w:proofErr w:type="spellEnd"/>
     </w:p>
     <w:tbl>
       <w:tblPr>
@@ -5480,8 +5735,13 @@
             <w:tcW w:w="3256" w:type="dxa"/>
           </w:tcPr>
           <w:p>
-            <w:r>
-              <w:t xml:space="preserve">Multiple bleeding enemies was not providing a damage increase </w:t>
+            <w:proofErr w:type="spellStart"/>
+            <w:r>
+              <w:t>Lifesteal</w:t>
+            </w:r>
+            <w:proofErr w:type="spellEnd"/>
+            <w:r>
+              <w:t xml:space="preserve"> was active from the start of a new session</w:t>
             </w:r>
           </w:p>
         </w:tc>
@@ -5490,11 +5750,13 @@
             <w:tcW w:w="4677" w:type="dxa"/>
           </w:tcPr>
           <w:p>
-            <w:r>
-              <w:t>The player should deal increased damage based on how many enemies they have applied bleed to</w:t>
-            </w:r>
-            <w:r>
-              <w:t xml:space="preserve"> </w:t>
+            <w:proofErr w:type="spellStart"/>
+            <w:r>
+              <w:t>Lifesteal</w:t>
+            </w:r>
+            <w:proofErr w:type="spellEnd"/>
+            <w:r>
+              <w:t xml:space="preserve"> should only be activated by selecting the corresponding powerup </w:t>
             </w:r>
           </w:p>
         </w:tc>
@@ -5504,17 +5766,186 @@
           </w:tcPr>
           <w:p>
             <w:r>
-              <w:t>False*</w:t>
+              <w:t>True</w:t>
             </w:r>
           </w:p>
         </w:tc>
       </w:tr>
     </w:tbl>
     <w:p>
+      <w:pPr>
+        <w:pStyle w:val="Heading3"/>
+      </w:pPr>
+      <w:r>
+        <w:t>Bleed</w:t>
+      </w:r>
+    </w:p>
+    <w:tbl>
+      <w:tblPr>
+        <w:tblStyle w:val="TableGrid"/>
+        <w:tblW w:w="0" w:type="auto"/>
+        <w:tblLook w:val="04A0" w:firstRow="1" w:lastRow="0" w:firstColumn="1" w:lastColumn="0" w:noHBand="0" w:noVBand="1"/>
+      </w:tblPr>
+      <w:tblGrid>
+        <w:gridCol w:w="3256"/>
+        <w:gridCol w:w="4677"/>
+        <w:gridCol w:w="1083"/>
+      </w:tblGrid>
+      <w:tr>
+        <w:tc>
+          <w:tcPr>
+            <w:tcW w:w="3256" w:type="dxa"/>
+          </w:tcPr>
+          <w:p>
+            <w:r>
+              <w:t>Issue</w:t>
+            </w:r>
+          </w:p>
+        </w:tc>
+        <w:tc>
+          <w:tcPr>
+            <w:tcW w:w="4677" w:type="dxa"/>
+          </w:tcPr>
+          <w:p>
+            <w:r>
+              <w:t>Goal</w:t>
+            </w:r>
+          </w:p>
+        </w:tc>
+        <w:tc>
+          <w:tcPr>
+            <w:tcW w:w="1083" w:type="dxa"/>
+          </w:tcPr>
+          <w:p>
+            <w:r>
+              <w:t>Fixed</w:t>
+            </w:r>
+          </w:p>
+        </w:tc>
+      </w:tr>
+      <w:tr>
+        <w:tc>
+          <w:tcPr>
+            <w:tcW w:w="3256" w:type="dxa"/>
+          </w:tcPr>
+          <w:p>
+            <w:r>
+              <w:t xml:space="preserve">Multiple bleeding enemies was not providing a damage increase </w:t>
+            </w:r>
+          </w:p>
+        </w:tc>
+        <w:tc>
+          <w:tcPr>
+            <w:tcW w:w="4677" w:type="dxa"/>
+          </w:tcPr>
+          <w:p>
+            <w:r>
+              <w:t xml:space="preserve">The player should deal increased damage based on how many enemies they have applied bleed to </w:t>
+            </w:r>
+          </w:p>
+        </w:tc>
+        <w:tc>
+          <w:tcPr>
+            <w:tcW w:w="1083" w:type="dxa"/>
+          </w:tcPr>
+          <w:p>
+            <w:r>
+              <w:t>False*</w:t>
+            </w:r>
+          </w:p>
+        </w:tc>
+      </w:tr>
+    </w:tbl>
+    <w:p>
       <w:r>
         <w:t>* The multiple bleeding enemies mechanic has been removed due to it being awkward to play around, this will remain unfixed.</w:t>
       </w:r>
     </w:p>
+    <w:p>
+      <w:pPr>
+        <w:pStyle w:val="Heading3"/>
+      </w:pPr>
+      <w:r>
+        <w:t>Ricochet</w:t>
+      </w:r>
+    </w:p>
+    <w:tbl>
+      <w:tblPr>
+        <w:tblStyle w:val="TableGrid"/>
+        <w:tblW w:w="0" w:type="auto"/>
+        <w:tblLook w:val="04A0" w:firstRow="1" w:lastRow="0" w:firstColumn="1" w:lastColumn="0" w:noHBand="0" w:noVBand="1"/>
+      </w:tblPr>
+      <w:tblGrid>
+        <w:gridCol w:w="3256"/>
+        <w:gridCol w:w="4677"/>
+        <w:gridCol w:w="1083"/>
+      </w:tblGrid>
+      <w:tr>
+        <w:tc>
+          <w:tcPr>
+            <w:tcW w:w="3256" w:type="dxa"/>
+          </w:tcPr>
+          <w:p>
+            <w:r>
+              <w:t>Issue</w:t>
+            </w:r>
+          </w:p>
+        </w:tc>
+        <w:tc>
+          <w:tcPr>
+            <w:tcW w:w="4677" w:type="dxa"/>
+          </w:tcPr>
+          <w:p>
+            <w:r>
+              <w:t>Goal</w:t>
+            </w:r>
+          </w:p>
+        </w:tc>
+        <w:tc>
+          <w:tcPr>
+            <w:tcW w:w="1083" w:type="dxa"/>
+          </w:tcPr>
+          <w:p>
+            <w:r>
+              <w:t>Fixed</w:t>
+            </w:r>
+          </w:p>
+        </w:tc>
+      </w:tr>
+      <w:tr>
+        <w:tc>
+          <w:tcPr>
+            <w:tcW w:w="3256" w:type="dxa"/>
+          </w:tcPr>
+          <w:p>
+            <w:r>
+              <w:t>Reducing the ricochet damage split is buffing player damage</w:t>
+            </w:r>
+          </w:p>
+        </w:tc>
+        <w:tc>
+          <w:tcPr>
+            <w:tcW w:w="4677" w:type="dxa"/>
+          </w:tcPr>
+          <w:p>
+            <w:r>
+              <w:t>Ricochet damage split reductions should only increase the damage dealt by shots hitting multiple enemies and not increase the damage dealt to a single enemy</w:t>
+            </w:r>
+          </w:p>
+        </w:tc>
+        <w:tc>
+          <w:tcPr>
+            <w:tcW w:w="1083" w:type="dxa"/>
+          </w:tcPr>
+          <w:p>
+            <w:r>
+              <w:t>False</w:t>
+            </w:r>
+          </w:p>
+        </w:tc>
+      </w:tr>
+    </w:tbl>
+    <w:p/>
     <w:sectPr>
       <w:pgSz w:w="11906" w:h="16838"/>
       <w:pgMar w:top="1440" w:right="1440" w:bottom="1440" w:left="1440" w:header="708" w:footer="708" w:gutter="0"/>

--- a/RuinfallGDD.docx
+++ b/RuinfallGDD.docx
@@ -2210,13 +2210,8 @@
       <w:bookmarkEnd w:id="1"/>
     </w:p>
     <w:p>
-      <w:proofErr w:type="spellStart"/>
       <w:r>
-        <w:t>Ruinfall</w:t>
-      </w:r>
-      <w:proofErr w:type="spellEnd"/>
-      <w:r>
-        <w:t xml:space="preserve"> is a roguelike first-person shooter game with a relatively arcade-like feel to it. The player experiences hardcore one-life sessions where they shoot to kill hordes of enemies granting them access to enhancements via a level up system detailed more in the </w:t>
+        <w:t xml:space="preserve">Ruinfall is a roguelike first-person shooter game with a relatively arcade-like feel to it. The player experiences hardcore one-life sessions where they shoot to kill hordes of enemies granting them access to enhancements via a level up system detailed more in the </w:t>
       </w:r>
       <w:hyperlink w:anchor="_Mechanics" w:history="1">
         <w:r>
@@ -2419,15 +2414,7 @@
           </w:tcPr>
           <w:p>
             <w:r>
-              <w:t xml:space="preserve">Health, Speed, Dash Count, Dash Recovery, Damage Reduction, Gun Damage, Gun Range, Fire Rate, Critical Chance, Critical Damage, </w:t>
-            </w:r>
-            <w:proofErr w:type="spellStart"/>
-            <w:r>
-              <w:t>Multishot</w:t>
-            </w:r>
-            <w:proofErr w:type="spellEnd"/>
-            <w:r>
-              <w:t xml:space="preserve"> Count, Close Range Damage, Far Range Damage</w:t>
+              <w:t>Health, Speed, Dash Count, Dash Recovery, Damage Reduction, Gun Damage, Gun Range, Fire Rate, Critical Chance, Critical Damage, Multishot Count, Close Range Damage, Far Range Damage</w:t>
             </w:r>
           </w:p>
         </w:tc>
@@ -2622,15 +2609,7 @@
     </w:p>
     <w:p>
       <w:r>
-        <w:t xml:space="preserve">When levelling up, the player will be met with a choice between three powerups which last for their entire run. They only get to pick one per level but they have the option to reroll these powerups a limited </w:t>
-      </w:r>
-      <w:proofErr w:type="gramStart"/>
-      <w:r>
-        <w:t>amount</w:t>
-      </w:r>
-      <w:proofErr w:type="gramEnd"/>
-      <w:r>
-        <w:t xml:space="preserve"> of times per game. This limit starts with five rerolls with an additional reroll granted every five levels.</w:t>
+        <w:t>When levelling up, the player will be met with a choice between three powerups which last for their entire run. They only get to pick one per level but they have the option to reroll these powerups a limited amount of times per game. This limit starts with five rerolls with an additional reroll granted every five levels.</w:t>
       </w:r>
     </w:p>
     <w:p>
@@ -2771,23 +2750,7 @@
           </w:tcPr>
           <w:p>
             <w:r>
-              <w:t xml:space="preserve">The player gains a circular aura around them. Whenever an enemy enters this </w:t>
-            </w:r>
-            <w:proofErr w:type="gramStart"/>
-            <w:r>
-              <w:t>aura</w:t>
-            </w:r>
-            <w:proofErr w:type="gramEnd"/>
-            <w:r>
-              <w:t xml:space="preserve"> they get a stack of slow which decreases their movement speed. The maximum </w:t>
-            </w:r>
-            <w:proofErr w:type="gramStart"/>
-            <w:r>
-              <w:t>amount</w:t>
-            </w:r>
-            <w:proofErr w:type="gramEnd"/>
-            <w:r>
-              <w:t xml:space="preserve"> of stacks on an enemy is limited.</w:t>
+              <w:t>The player gains a circular aura around them. Whenever an enemy enters this aura they get a stack of slow which decreases their movement speed. The maximum amount of stacks on an enemy is limited.</w:t>
             </w:r>
           </w:p>
         </w:tc>
@@ -3125,15 +3088,7 @@
           </w:tcPr>
           <w:p>
             <w:r>
-              <w:t xml:space="preserve">Increase the </w:t>
-            </w:r>
-            <w:proofErr w:type="gramStart"/>
-            <w:r>
-              <w:t>amount</w:t>
-            </w:r>
-            <w:proofErr w:type="gramEnd"/>
-            <w:r>
-              <w:t xml:space="preserve"> of dashes that can be used before needing to recharge.</w:t>
+              <w:t>Increase the amount of dashes that can be used before needing to recharge.</w:t>
             </w:r>
           </w:p>
         </w:tc>
@@ -3177,15 +3132,7 @@
           </w:tcPr>
           <w:p>
             <w:r>
-              <w:t xml:space="preserve">Allows the player to jump an extra time while </w:t>
-            </w:r>
-            <w:proofErr w:type="spellStart"/>
-            <w:r>
-              <w:t>mid air</w:t>
-            </w:r>
-            <w:proofErr w:type="spellEnd"/>
-            <w:r>
-              <w:t xml:space="preserve"> from a jump.</w:t>
+              <w:t>Allows the player to jump an extra time while mid air from a jump.</w:t>
             </w:r>
           </w:p>
         </w:tc>
@@ -3309,11 +3256,9 @@
             <w:tcW w:w="2122" w:type="dxa"/>
           </w:tcPr>
           <w:p>
-            <w:proofErr w:type="spellStart"/>
             <w:r>
               <w:t>Multishot</w:t>
             </w:r>
-            <w:proofErr w:type="spellEnd"/>
           </w:p>
         </w:tc>
         <w:tc>
@@ -3377,11 +3322,9 @@
             <w:tcW w:w="2122" w:type="dxa"/>
           </w:tcPr>
           <w:p>
-            <w:proofErr w:type="spellStart"/>
             <w:r>
               <w:t>Lifesteal</w:t>
             </w:r>
-            <w:proofErr w:type="spellEnd"/>
           </w:p>
         </w:tc>
         <w:tc>
@@ -3408,23 +3351,7 @@
     </w:p>
     <w:p>
       <w:r>
-        <w:t xml:space="preserve">These powerups sacrifice one statistic to boost another. Some trade off powerups </w:t>
-      </w:r>
-      <w:proofErr w:type="gramStart"/>
-      <w:r>
-        <w:t>are</w:t>
-      </w:r>
-      <w:proofErr w:type="gramEnd"/>
-      <w:r>
-        <w:t xml:space="preserve"> instead listed in other tables and will be referred to as “[Statistic Increased]</w:t>
-      </w:r>
-      <w:proofErr w:type="gramStart"/>
-      <w:r>
-        <w:t>/[</w:t>
-      </w:r>
-      <w:proofErr w:type="gramEnd"/>
-      <w:r>
-        <w:t>Statistic Decreased] Trade Off”.</w:t>
+        <w:t>These powerups sacrifice one statistic to boost another. Some trade off powerups are instead listed in other tables and will be referred to as “[Statistic Increased]/[Statistic Decreased] Trade Off”.</w:t>
       </w:r>
     </w:p>
     <w:tbl>
@@ -3823,15 +3750,7 @@
     </w:p>
     <w:p>
       <w:r>
-        <w:t xml:space="preserve">Combustion causes hits to build combustion stacks on an enemy. When an enemy dies with active combustion </w:t>
-      </w:r>
-      <w:proofErr w:type="gramStart"/>
-      <w:r>
-        <w:t>stacks</w:t>
-      </w:r>
-      <w:proofErr w:type="gramEnd"/>
-      <w:r>
-        <w:t xml:space="preserve"> they will explode dealing damage in an area. This damage is based off of how many combustion stacks were applied.</w:t>
+        <w:t>Combustion causes hits to build combustion stacks on an enemy. When an enemy dies with active combustion stacks they will explode dealing damage in an area. This damage is based off of how many combustion stacks were applied.</w:t>
       </w:r>
     </w:p>
     <w:p>
@@ -3840,15 +3759,7 @@
       </w:r>
       <w:r>
         <w:br/>
-        <w:t>Also written as: T = ((b+(g/10</w:t>
-      </w:r>
-      <w:proofErr w:type="gramStart"/>
-      <w:r>
-        <w:t>))*c)*</w:t>
-      </w:r>
-      <w:proofErr w:type="gramEnd"/>
-      <w:r>
-        <w:t>s</w:t>
+        <w:t>Also written as: T = ((b+(g/10))*c)*s</w:t>
       </w:r>
     </w:p>
     <w:tbl>
@@ -3966,15 +3877,7 @@
           </w:tcPr>
           <w:p>
             <w:r>
-              <w:t xml:space="preserve">Increases the maximum </w:t>
-            </w:r>
-            <w:proofErr w:type="gramStart"/>
-            <w:r>
-              <w:t>amount</w:t>
-            </w:r>
-            <w:proofErr w:type="gramEnd"/>
-            <w:r>
-              <w:t xml:space="preserve"> of stacks of combustion that can be applied to an enemy.</w:t>
+              <w:t>Increases the maximum amount of stacks of combustion that can be applied to an enemy.</w:t>
             </w:r>
           </w:p>
         </w:tc>
@@ -3996,17 +3899,7 @@
           </w:tcPr>
           <w:p>
             <w:r>
-              <w:t xml:space="preserve">Increases the damage dealt by combustion but reduces the size of </w:t>
-            </w:r>
-            <w:proofErr w:type="spellStart"/>
-            <w:proofErr w:type="gramStart"/>
-            <w:r>
-              <w:t>it’s</w:t>
-            </w:r>
-            <w:proofErr w:type="spellEnd"/>
-            <w:proofErr w:type="gramEnd"/>
-            <w:r>
-              <w:t xml:space="preserve"> explosion.</w:t>
+              <w:t>Increases the damage dealt by combustion but reduces the size of it’s explosion.</w:t>
             </w:r>
           </w:p>
         </w:tc>
@@ -4283,15 +4176,7 @@
           </w:tcPr>
           <w:p>
             <w:r>
-              <w:t xml:space="preserve">Doubles the damage of frostbite but halves the damage of bleed (technical note: a modifier is used to stop this powerup from interfering with the scaling of frostbite thus meaning </w:t>
-            </w:r>
-            <w:proofErr w:type="gramStart"/>
-            <w:r>
-              <w:t>it’s</w:t>
-            </w:r>
-            <w:proofErr w:type="gramEnd"/>
-            <w:r>
-              <w:t xml:space="preserve"> damage is not decreasing due to the bleed damage decreasing).</w:t>
+              <w:t>Doubles the damage of frostbite but halves the damage of bleed (technical note: a modifier is used to stop this powerup from interfering with the scaling of frostbite thus meaning it’s damage is not decreasing due to the bleed damage decreasing).</w:t>
             </w:r>
           </w:p>
         </w:tc>
@@ -4624,15 +4509,7 @@
     </w:p>
     <w:p>
       <w:r>
-        <w:t xml:space="preserve">Thematics of the user interface (UI) have been set to match the theme of the art style. Many elements are grey with green highlights in resemblance to mossy </w:t>
-      </w:r>
-      <w:proofErr w:type="gramStart"/>
-      <w:r>
-        <w:t>stone,</w:t>
-      </w:r>
-      <w:proofErr w:type="gramEnd"/>
-      <w:r>
-        <w:t xml:space="preserve"> a texture found quite commonly in the game.</w:t>
+        <w:t>Thematics of the user interface (UI) have been set to match the theme of the art style. Many elements are grey with green highlights in resemblance to mossy stone, a texture found quite commonly in the game.</w:t>
       </w:r>
     </w:p>
     <w:p>
@@ -4769,6 +4646,91 @@
         <w:pStyle w:val="Heading3"/>
       </w:pPr>
       <w:r>
+        <w:t>General</w:t>
+      </w:r>
+    </w:p>
+    <w:tbl>
+      <w:tblPr>
+        <w:tblStyle w:val="TableGrid"/>
+        <w:tblW w:w="0" w:type="auto"/>
+        <w:tblLook w:val="04A0" w:firstRow="1" w:lastRow="0" w:firstColumn="1" w:lastColumn="0" w:noHBand="0" w:noVBand="1"/>
+      </w:tblPr>
+      <w:tblGrid>
+        <w:gridCol w:w="3256"/>
+        <w:gridCol w:w="4677"/>
+        <w:gridCol w:w="1083"/>
+      </w:tblGrid>
+      <w:tr>
+        <w:tc>
+          <w:tcPr>
+            <w:tcW w:w="3256" w:type="dxa"/>
+          </w:tcPr>
+          <w:p>
+            <w:r>
+              <w:t>Issue</w:t>
+            </w:r>
+          </w:p>
+        </w:tc>
+        <w:tc>
+          <w:tcPr>
+            <w:tcW w:w="4677" w:type="dxa"/>
+          </w:tcPr>
+          <w:p>
+            <w:r>
+              <w:t>Goal</w:t>
+            </w:r>
+          </w:p>
+        </w:tc>
+        <w:tc>
+          <w:tcPr>
+            <w:tcW w:w="1083" w:type="dxa"/>
+          </w:tcPr>
+          <w:p>
+            <w:r>
+              <w:t>Fixed</w:t>
+            </w:r>
+          </w:p>
+        </w:tc>
+      </w:tr>
+      <w:tr>
+        <w:tc>
+          <w:tcPr>
+            <w:tcW w:w="3256" w:type="dxa"/>
+          </w:tcPr>
+          <w:p>
+            <w:r>
+              <w:t>When clicking fast, players can misclick on a powerup depriving them the option to select what they want</w:t>
+            </w:r>
+          </w:p>
+        </w:tc>
+        <w:tc>
+          <w:tcPr>
+            <w:tcW w:w="4677" w:type="dxa"/>
+          </w:tcPr>
+          <w:p>
+            <w:r>
+              <w:t>When the powerup menu opens, the cursor should be sent to the middle of the screen, away from accept buttons</w:t>
+            </w:r>
+          </w:p>
+        </w:tc>
+        <w:tc>
+          <w:tcPr>
+            <w:tcW w:w="1083" w:type="dxa"/>
+          </w:tcPr>
+          <w:p>
+            <w:r>
+              <w:t>False</w:t>
+            </w:r>
+          </w:p>
+        </w:tc>
+      </w:tr>
+    </w:tbl>
+    <w:p/>
+    <w:p>
+      <w:pPr>
+        <w:pStyle w:val="Heading3"/>
+      </w:pPr>
+      <w:r>
         <w:t>Enemy</w:t>
       </w:r>
     </w:p>
@@ -4854,6 +4816,7 @@
           </w:tcPr>
           <w:p>
             <w:r>
+              <w:lastRenderedPageBreak/>
               <w:t>Attacks without delay can one shot a player but with delay can crash the game with an infinite loop</w:t>
             </w:r>
           </w:p>
@@ -4939,7 +4902,6 @@
           </w:tcPr>
           <w:p>
             <w:r>
-              <w:lastRenderedPageBreak/>
               <w:t>Armour would not regenerate</w:t>
             </w:r>
           </w:p>
@@ -5352,10 +5314,7 @@
           </w:tcPr>
           <w:p>
             <w:r>
-              <w:t>Dash damage</w:t>
-            </w:r>
-            <w:r>
-              <w:t xml:space="preserve"> deals low damage compared to other mechanics</w:t>
+              <w:t>Dash damage deals low damage compared to other mechanics</w:t>
             </w:r>
           </w:p>
         </w:tc>
@@ -5365,13 +5324,7 @@
           </w:tcPr>
           <w:p>
             <w:r>
-              <w:t xml:space="preserve">Allow </w:t>
-            </w:r>
-            <w:r>
-              <w:t>dash</w:t>
-            </w:r>
-            <w:r>
-              <w:t xml:space="preserve"> damage to scale off of the player’s weapon damage so that no matter when the player picks it up it will deal meaningful damage</w:t>
+              <w:t>Allow dash damage to scale off of the player’s weapon damage so that no matter when the player picks it up it will deal meaningful damage</w:t>
             </w:r>
           </w:p>
         </w:tc>
@@ -5392,6 +5345,7 @@
         <w:pStyle w:val="Heading3"/>
       </w:pPr>
       <w:r>
+        <w:lastRenderedPageBreak/>
         <w:t>Slow Aura</w:t>
       </w:r>
     </w:p>
@@ -5502,13 +5456,44 @@
           </w:p>
         </w:tc>
       </w:tr>
+      <w:tr>
+        <w:tc>
+          <w:tcPr>
+            <w:tcW w:w="3256" w:type="dxa"/>
+          </w:tcPr>
+          <w:p>
+            <w:r>
+              <w:t>When slow stacks are removed they are not removed from the enemy health bar</w:t>
+            </w:r>
+          </w:p>
+        </w:tc>
+        <w:tc>
+          <w:tcPr>
+            <w:tcW w:w="4677" w:type="dxa"/>
+          </w:tcPr>
+          <w:p>
+            <w:r>
+              <w:t>The slow stack indicator above enemy health bars should stay accurate in showing how many slow stacks an enemy has</w:t>
+            </w:r>
+          </w:p>
+        </w:tc>
+        <w:tc>
+          <w:tcPr>
+            <w:tcW w:w="1083" w:type="dxa"/>
+          </w:tcPr>
+          <w:p>
+            <w:r>
+              <w:t>False</w:t>
+            </w:r>
+          </w:p>
+        </w:tc>
+      </w:tr>
     </w:tbl>
     <w:p>
       <w:pPr>
         <w:pStyle w:val="Heading3"/>
       </w:pPr>
       <w:r>
-        <w:lastRenderedPageBreak/>
         <w:t>Combustion</w:t>
       </w:r>
     </w:p>
@@ -5572,23 +5557,7 @@
           </w:tcPr>
           <w:p>
             <w:r>
-              <w:t xml:space="preserve">Combustion’s </w:t>
-            </w:r>
-            <w:proofErr w:type="spellStart"/>
-            <w:r>
-              <w:t>AoE</w:t>
-            </w:r>
-            <w:proofErr w:type="spellEnd"/>
-            <w:r>
-              <w:t xml:space="preserve"> explosion should deal damage to all enemies within </w:t>
-            </w:r>
-            <w:proofErr w:type="spellStart"/>
-            <w:r>
-              <w:t>it’s</w:t>
-            </w:r>
-            <w:proofErr w:type="spellEnd"/>
-            <w:r>
-              <w:t xml:space="preserve"> radius</w:t>
+              <w:t>Combustion’s AoE explosion should deal damage to all enemies within it’s radius</w:t>
             </w:r>
           </w:p>
         </w:tc>
@@ -5620,15 +5589,7 @@
           </w:tcPr>
           <w:p>
             <w:r>
-              <w:t xml:space="preserve">Whenever an enemy is damaged by combustion, a number should appear near said enemy’s </w:t>
-            </w:r>
-            <w:proofErr w:type="spellStart"/>
-            <w:r>
-              <w:t>healthbar</w:t>
-            </w:r>
-            <w:proofErr w:type="spellEnd"/>
-            <w:r>
-              <w:t xml:space="preserve"> to show how much damage they took</w:t>
+              <w:t>Whenever an enemy is damaged by combustion, a number should appear near said enemy’s healthbar to show how much damage they took</w:t>
             </w:r>
           </w:p>
         </w:tc>
@@ -5680,11 +5641,9 @@
       <w:pPr>
         <w:pStyle w:val="Heading3"/>
       </w:pPr>
-      <w:proofErr w:type="spellStart"/>
       <w:r>
         <w:t>Lifesteal</w:t>
       </w:r>
-      <w:proofErr w:type="spellEnd"/>
     </w:p>
     <w:tbl>
       <w:tblPr>
@@ -5735,13 +5694,8 @@
             <w:tcW w:w="3256" w:type="dxa"/>
           </w:tcPr>
           <w:p>
-            <w:proofErr w:type="spellStart"/>
-            <w:r>
-              <w:t>Lifesteal</w:t>
-            </w:r>
-            <w:proofErr w:type="spellEnd"/>
-            <w:r>
-              <w:t xml:space="preserve"> was active from the start of a new session</w:t>
+            <w:r>
+              <w:t>Lifesteal was active from the start of a new session</w:t>
             </w:r>
           </w:p>
         </w:tc>
@@ -5750,13 +5704,8 @@
             <w:tcW w:w="4677" w:type="dxa"/>
           </w:tcPr>
           <w:p>
-            <w:proofErr w:type="spellStart"/>
-            <w:r>
-              <w:t>Lifesteal</w:t>
-            </w:r>
-            <w:proofErr w:type="spellEnd"/>
-            <w:r>
-              <w:t xml:space="preserve"> should only be activated by selecting the corresponding powerup </w:t>
+            <w:r>
+              <w:t xml:space="preserve">Lifesteal should only be activated by selecting the corresponding powerup </w:t>
             </w:r>
           </w:p>
         </w:tc>

--- a/RuinfallGDD.docx
+++ b/RuinfallGDD.docx
@@ -4724,6 +4724,38 @@
           </w:p>
         </w:tc>
       </w:tr>
+      <w:tr>
+        <w:tc>
+          <w:tcPr>
+            <w:tcW w:w="3256" w:type="dxa"/>
+          </w:tcPr>
+          <w:p>
+            <w:r>
+              <w:t>When gaining multiple levels, the powerup selection can create an instance that does not leave the screen</w:t>
+            </w:r>
+          </w:p>
+        </w:tc>
+        <w:tc>
+          <w:tcPr>
+            <w:tcW w:w="4677" w:type="dxa"/>
+          </w:tcPr>
+          <w:p>
+            <w:r>
+              <w:t>Levelling up should give the player a selection of powerups per level, after selection, the powerup widgets should be removed from the screen especially during gameplay</w:t>
+            </w:r>
+          </w:p>
+        </w:tc>
+        <w:tc>
+          <w:tcPr>
+            <w:tcW w:w="1083" w:type="dxa"/>
+          </w:tcPr>
+          <w:p>
+            <w:r>
+              <w:t>False</w:t>
+            </w:r>
+          </w:p>
+        </w:tc>
+      </w:tr>
     </w:tbl>
     <w:p/>
     <w:p>
@@ -4731,6 +4763,7 @@
         <w:pStyle w:val="Heading3"/>
       </w:pPr>
       <w:r>
+        <w:lastRenderedPageBreak/>
         <w:t>Enemy</w:t>
       </w:r>
     </w:p>
@@ -4816,7 +4849,6 @@
           </w:tcPr>
           <w:p>
             <w:r>
-              <w:lastRenderedPageBreak/>
               <w:t>Attacks without delay can one shot a player but with delay can crash the game with an infinite loop</w:t>
             </w:r>
           </w:p>
@@ -5282,6 +5314,7 @@
           </w:tcPr>
           <w:p>
             <w:r>
+              <w:lastRenderedPageBreak/>
               <w:t>Dash damage does not deal damage or knockback enemies on collision</w:t>
             </w:r>
           </w:p>
@@ -5345,7 +5378,6 @@
         <w:pStyle w:val="Heading3"/>
       </w:pPr>
       <w:r>
-        <w:lastRenderedPageBreak/>
         <w:t>Slow Aura</w:t>
       </w:r>
     </w:p>

--- a/RuinfallGDD.docx
+++ b/RuinfallGDD.docx
@@ -2210,8 +2210,13 @@
       <w:bookmarkEnd w:id="1"/>
     </w:p>
     <w:p>
-      <w:r>
-        <w:t xml:space="preserve">Ruinfall is a roguelike first-person shooter game with a relatively arcade-like feel to it. The player experiences hardcore one-life sessions where they shoot to kill hordes of enemies granting them access to enhancements via a level up system detailed more in the </w:t>
+      <w:proofErr w:type="spellStart"/>
+      <w:r>
+        <w:t>Ruinfall</w:t>
+      </w:r>
+      <w:proofErr w:type="spellEnd"/>
+      <w:r>
+        <w:t xml:space="preserve"> is a roguelike first-person shooter game with a relatively arcade-like feel to it. The player experiences hardcore one-life sessions where they shoot to kill hordes of enemies granting them access to enhancements via a level up system detailed more in the </w:t>
       </w:r>
       <w:hyperlink w:anchor="_Mechanics" w:history="1">
         <w:r>
@@ -2414,7 +2419,15 @@
           </w:tcPr>
           <w:p>
             <w:r>
-              <w:t>Health, Speed, Dash Count, Dash Recovery, Damage Reduction, Gun Damage, Gun Range, Fire Rate, Critical Chance, Critical Damage, Multishot Count, Close Range Damage, Far Range Damage</w:t>
+              <w:t xml:space="preserve">Health, Speed, Dash Count, Dash Recovery, Damage Reduction, Gun Damage, Gun Range, Fire Rate, Critical Chance, Critical Damage, </w:t>
+            </w:r>
+            <w:proofErr w:type="spellStart"/>
+            <w:r>
+              <w:t>Multishot</w:t>
+            </w:r>
+            <w:proofErr w:type="spellEnd"/>
+            <w:r>
+              <w:t xml:space="preserve"> Count, Close Range Damage, Far Range Damage</w:t>
             </w:r>
           </w:p>
         </w:tc>
@@ -2609,7 +2622,15 @@
     </w:p>
     <w:p>
       <w:r>
-        <w:t>When levelling up, the player will be met with a choice between three powerups which last for their entire run. They only get to pick one per level but they have the option to reroll these powerups a limited amount of times per game. This limit starts with five rerolls with an additional reroll granted every five levels.</w:t>
+        <w:t xml:space="preserve">When levelling up, the player will be met with a choice between three powerups which last for their entire run. They only get to pick one per level but they have the option to reroll these powerups a limited </w:t>
+      </w:r>
+      <w:proofErr w:type="gramStart"/>
+      <w:r>
+        <w:t>amount</w:t>
+      </w:r>
+      <w:proofErr w:type="gramEnd"/>
+      <w:r>
+        <w:t xml:space="preserve"> of times per game. This limit starts with five rerolls with an additional reroll granted every five levels.</w:t>
       </w:r>
     </w:p>
     <w:p>
@@ -2750,7 +2771,23 @@
           </w:tcPr>
           <w:p>
             <w:r>
-              <w:t>The player gains a circular aura around them. Whenever an enemy enters this aura they get a stack of slow which decreases their movement speed. The maximum amount of stacks on an enemy is limited.</w:t>
+              <w:t xml:space="preserve">The player gains a circular aura around them. Whenever an enemy enters this </w:t>
+            </w:r>
+            <w:proofErr w:type="gramStart"/>
+            <w:r>
+              <w:t>aura</w:t>
+            </w:r>
+            <w:proofErr w:type="gramEnd"/>
+            <w:r>
+              <w:t xml:space="preserve"> they get a stack of slow which decreases their movement speed. The maximum </w:t>
+            </w:r>
+            <w:proofErr w:type="gramStart"/>
+            <w:r>
+              <w:t>amount</w:t>
+            </w:r>
+            <w:proofErr w:type="gramEnd"/>
+            <w:r>
+              <w:t xml:space="preserve"> of stacks on an enemy is limited.</w:t>
             </w:r>
           </w:p>
         </w:tc>
@@ -3088,7 +3125,15 @@
           </w:tcPr>
           <w:p>
             <w:r>
-              <w:t>Increase the amount of dashes that can be used before needing to recharge.</w:t>
+              <w:t xml:space="preserve">Increase the </w:t>
+            </w:r>
+            <w:proofErr w:type="gramStart"/>
+            <w:r>
+              <w:t>amount</w:t>
+            </w:r>
+            <w:proofErr w:type="gramEnd"/>
+            <w:r>
+              <w:t xml:space="preserve"> of dashes that can be used before needing to recharge.</w:t>
             </w:r>
           </w:p>
         </w:tc>
@@ -3132,7 +3177,15 @@
           </w:tcPr>
           <w:p>
             <w:r>
-              <w:t>Allows the player to jump an extra time while mid air from a jump.</w:t>
+              <w:t xml:space="preserve">Allows the player to jump an extra time while </w:t>
+            </w:r>
+            <w:proofErr w:type="spellStart"/>
+            <w:r>
+              <w:t>mid air</w:t>
+            </w:r>
+            <w:proofErr w:type="spellEnd"/>
+            <w:r>
+              <w:t xml:space="preserve"> from a jump.</w:t>
             </w:r>
           </w:p>
         </w:tc>
@@ -3256,9 +3309,11 @@
             <w:tcW w:w="2122" w:type="dxa"/>
           </w:tcPr>
           <w:p>
+            <w:proofErr w:type="spellStart"/>
             <w:r>
               <w:t>Multishot</w:t>
             </w:r>
+            <w:proofErr w:type="spellEnd"/>
           </w:p>
         </w:tc>
         <w:tc>
@@ -3322,9 +3377,11 @@
             <w:tcW w:w="2122" w:type="dxa"/>
           </w:tcPr>
           <w:p>
+            <w:proofErr w:type="spellStart"/>
             <w:r>
               <w:t>Lifesteal</w:t>
             </w:r>
+            <w:proofErr w:type="spellEnd"/>
           </w:p>
         </w:tc>
         <w:tc>
@@ -3351,7 +3408,23 @@
     </w:p>
     <w:p>
       <w:r>
-        <w:t>These powerups sacrifice one statistic to boost another. Some trade off powerups are instead listed in other tables and will be referred to as “[Statistic Increased]/[Statistic Decreased] Trade Off”.</w:t>
+        <w:t xml:space="preserve">These powerups sacrifice one statistic to boost another. Some trade off powerups </w:t>
+      </w:r>
+      <w:proofErr w:type="gramStart"/>
+      <w:r>
+        <w:t>are</w:t>
+      </w:r>
+      <w:proofErr w:type="gramEnd"/>
+      <w:r>
+        <w:t xml:space="preserve"> instead listed in other tables and will be referred to as “[Statistic Increased]</w:t>
+      </w:r>
+      <w:proofErr w:type="gramStart"/>
+      <w:r>
+        <w:t>/[</w:t>
+      </w:r>
+      <w:proofErr w:type="gramEnd"/>
+      <w:r>
+        <w:t>Statistic Decreased] Trade Off”.</w:t>
       </w:r>
     </w:p>
     <w:tbl>
@@ -3750,7 +3823,15 @@
     </w:p>
     <w:p>
       <w:r>
-        <w:t>Combustion causes hits to build combustion stacks on an enemy. When an enemy dies with active combustion stacks they will explode dealing damage in an area. This damage is based off of how many combustion stacks were applied.</w:t>
+        <w:t xml:space="preserve">Combustion causes hits to build combustion stacks on an enemy. When an enemy dies with active combustion </w:t>
+      </w:r>
+      <w:proofErr w:type="gramStart"/>
+      <w:r>
+        <w:t>stacks</w:t>
+      </w:r>
+      <w:proofErr w:type="gramEnd"/>
+      <w:r>
+        <w:t xml:space="preserve"> they will explode dealing damage in an area. This damage is based off of how many combustion stacks were applied.</w:t>
       </w:r>
     </w:p>
     <w:p>
@@ -3759,7 +3840,15 @@
       </w:r>
       <w:r>
         <w:br/>
-        <w:t>Also written as: T = ((b+(g/10))*c)*s</w:t>
+        <w:t>Also written as: T = ((b+(g/10</w:t>
+      </w:r>
+      <w:proofErr w:type="gramStart"/>
+      <w:r>
+        <w:t>))*c)*</w:t>
+      </w:r>
+      <w:proofErr w:type="gramEnd"/>
+      <w:r>
+        <w:t>s</w:t>
       </w:r>
     </w:p>
     <w:tbl>
@@ -3877,7 +3966,15 @@
           </w:tcPr>
           <w:p>
             <w:r>
-              <w:t>Increases the maximum amount of stacks of combustion that can be applied to an enemy.</w:t>
+              <w:t xml:space="preserve">Increases the maximum </w:t>
+            </w:r>
+            <w:proofErr w:type="gramStart"/>
+            <w:r>
+              <w:t>amount</w:t>
+            </w:r>
+            <w:proofErr w:type="gramEnd"/>
+            <w:r>
+              <w:t xml:space="preserve"> of stacks of combustion that can be applied to an enemy.</w:t>
             </w:r>
           </w:p>
         </w:tc>
@@ -3899,7 +3996,17 @@
           </w:tcPr>
           <w:p>
             <w:r>
-              <w:t>Increases the damage dealt by combustion but reduces the size of it’s explosion.</w:t>
+              <w:t xml:space="preserve">Increases the damage dealt by combustion but reduces the size of </w:t>
+            </w:r>
+            <w:proofErr w:type="spellStart"/>
+            <w:proofErr w:type="gramStart"/>
+            <w:r>
+              <w:t>it’s</w:t>
+            </w:r>
+            <w:proofErr w:type="spellEnd"/>
+            <w:proofErr w:type="gramEnd"/>
+            <w:r>
+              <w:t xml:space="preserve"> explosion.</w:t>
             </w:r>
           </w:p>
         </w:tc>
@@ -4176,7 +4283,15 @@
           </w:tcPr>
           <w:p>
             <w:r>
-              <w:t>Doubles the damage of frostbite but halves the damage of bleed (technical note: a modifier is used to stop this powerup from interfering with the scaling of frostbite thus meaning it’s damage is not decreasing due to the bleed damage decreasing).</w:t>
+              <w:t xml:space="preserve">Doubles the damage of frostbite but halves the damage of bleed (technical note: a modifier is used to stop this powerup from interfering with the scaling of frostbite thus meaning </w:t>
+            </w:r>
+            <w:proofErr w:type="gramStart"/>
+            <w:r>
+              <w:t>it’s</w:t>
+            </w:r>
+            <w:proofErr w:type="gramEnd"/>
+            <w:r>
+              <w:t xml:space="preserve"> damage is not decreasing due to the bleed damage decreasing).</w:t>
             </w:r>
           </w:p>
         </w:tc>
@@ -4509,7 +4624,15 @@
     </w:p>
     <w:p>
       <w:r>
-        <w:t>Thematics of the user interface (UI) have been set to match the theme of the art style. Many elements are grey with green highlights in resemblance to mossy stone, a texture found quite commonly in the game.</w:t>
+        <w:t xml:space="preserve">Thematics of the user interface (UI) have been set to match the theme of the art style. Many elements are grey with green highlights in resemblance to mossy </w:t>
+      </w:r>
+      <w:proofErr w:type="gramStart"/>
+      <w:r>
+        <w:t>stone,</w:t>
+      </w:r>
+      <w:proofErr w:type="gramEnd"/>
+      <w:r>
+        <w:t xml:space="preserve"> a texture found quite commonly in the game.</w:t>
       </w:r>
     </w:p>
     <w:p>
@@ -4699,7 +4822,15 @@
           </w:tcPr>
           <w:p>
             <w:r>
-              <w:t>When clicking fast, players can misclick on a powerup depriving them the option to select what they want</w:t>
+              <w:t xml:space="preserve">When clicking fast, players can </w:t>
+            </w:r>
+            <w:proofErr w:type="spellStart"/>
+            <w:r>
+              <w:t>misclick</w:t>
+            </w:r>
+            <w:proofErr w:type="spellEnd"/>
+            <w:r>
+              <w:t xml:space="preserve"> on a powerup depriving them the option to select what they want</w:t>
             </w:r>
           </w:p>
         </w:tc>
@@ -5372,6 +5503,46 @@
           </w:p>
         </w:tc>
       </w:tr>
+      <w:tr>
+        <w:tc>
+          <w:tcPr>
+            <w:tcW w:w="3256" w:type="dxa"/>
+          </w:tcPr>
+          <w:p>
+            <w:r>
+              <w:t>Dash damage causes enemies to be unable to move after being hit</w:t>
+            </w:r>
+          </w:p>
+        </w:tc>
+        <w:tc>
+          <w:tcPr>
+            <w:tcW w:w="4677" w:type="dxa"/>
+          </w:tcPr>
+          <w:p>
+            <w:r>
+              <w:t xml:space="preserve">Dash damage should knock back enemies, when they </w:t>
+            </w:r>
+            <w:proofErr w:type="gramStart"/>
+            <w:r>
+              <w:t>land</w:t>
+            </w:r>
+            <w:proofErr w:type="gramEnd"/>
+            <w:r>
+              <w:t xml:space="preserve"> they should be free to move again</w:t>
+            </w:r>
+          </w:p>
+        </w:tc>
+        <w:tc>
+          <w:tcPr>
+            <w:tcW w:w="1083" w:type="dxa"/>
+          </w:tcPr>
+          <w:p>
+            <w:r>
+              <w:t>False</w:t>
+            </w:r>
+          </w:p>
+        </w:tc>
+      </w:tr>
     </w:tbl>
     <w:p>
       <w:pPr>
@@ -5495,7 +5666,15 @@
           </w:tcPr>
           <w:p>
             <w:r>
-              <w:t>When slow stacks are removed they are not removed from the enemy health bar</w:t>
+              <w:t xml:space="preserve">When slow stacks are </w:t>
+            </w:r>
+            <w:proofErr w:type="gramStart"/>
+            <w:r>
+              <w:t>removed</w:t>
+            </w:r>
+            <w:proofErr w:type="gramEnd"/>
+            <w:r>
+              <w:t xml:space="preserve"> they are not removed from the enemy health bar</w:t>
             </w:r>
           </w:p>
         </w:tc>
@@ -5589,7 +5768,23 @@
           </w:tcPr>
           <w:p>
             <w:r>
-              <w:t>Combustion’s AoE explosion should deal damage to all enemies within it’s radius</w:t>
+              <w:t xml:space="preserve">Combustion’s </w:t>
+            </w:r>
+            <w:proofErr w:type="spellStart"/>
+            <w:r>
+              <w:t>AoE</w:t>
+            </w:r>
+            <w:proofErr w:type="spellEnd"/>
+            <w:r>
+              <w:t xml:space="preserve"> explosion should deal damage to all enemies within </w:t>
+            </w:r>
+            <w:proofErr w:type="spellStart"/>
+            <w:r>
+              <w:t>it’s</w:t>
+            </w:r>
+            <w:proofErr w:type="spellEnd"/>
+            <w:r>
+              <w:t xml:space="preserve"> radius</w:t>
             </w:r>
           </w:p>
         </w:tc>
@@ -5621,7 +5816,15 @@
           </w:tcPr>
           <w:p>
             <w:r>
-              <w:t>Whenever an enemy is damaged by combustion, a number should appear near said enemy’s healthbar to show how much damage they took</w:t>
+              <w:t xml:space="preserve">Whenever an enemy is damaged by combustion, a number should appear near said enemy’s </w:t>
+            </w:r>
+            <w:proofErr w:type="spellStart"/>
+            <w:r>
+              <w:t>healthbar</w:t>
+            </w:r>
+            <w:proofErr w:type="spellEnd"/>
+            <w:r>
+              <w:t xml:space="preserve"> to show how much damage they took</w:t>
             </w:r>
           </w:p>
         </w:tc>
@@ -5673,9 +5876,11 @@
       <w:pPr>
         <w:pStyle w:val="Heading3"/>
       </w:pPr>
+      <w:proofErr w:type="spellStart"/>
       <w:r>
         <w:t>Lifesteal</w:t>
       </w:r>
+      <w:proofErr w:type="spellEnd"/>
     </w:p>
     <w:tbl>
       <w:tblPr>
@@ -5726,8 +5931,13 @@
             <w:tcW w:w="3256" w:type="dxa"/>
           </w:tcPr>
           <w:p>
-            <w:r>
-              <w:t>Lifesteal was active from the start of a new session</w:t>
+            <w:proofErr w:type="spellStart"/>
+            <w:r>
+              <w:t>Lifesteal</w:t>
+            </w:r>
+            <w:proofErr w:type="spellEnd"/>
+            <w:r>
+              <w:t xml:space="preserve"> was active from the start of a new session</w:t>
             </w:r>
           </w:p>
         </w:tc>
@@ -5736,8 +5946,13 @@
             <w:tcW w:w="4677" w:type="dxa"/>
           </w:tcPr>
           <w:p>
-            <w:r>
-              <w:t xml:space="preserve">Lifesteal should only be activated by selecting the corresponding powerup </w:t>
+            <w:proofErr w:type="spellStart"/>
+            <w:r>
+              <w:t>Lifesteal</w:t>
+            </w:r>
+            <w:proofErr w:type="spellEnd"/>
+            <w:r>
+              <w:t xml:space="preserve"> should only be activated by selecting the corresponding powerup </w:t>
             </w:r>
           </w:p>
         </w:tc>
@@ -5910,7 +6125,11 @@
           </w:tcPr>
           <w:p>
             <w:r>
-              <w:t>Ricochet damage split reductions should only increase the damage dealt by shots hitting multiple enemies and not increase the damage dealt to a single enemy</w:t>
+              <w:t xml:space="preserve">Ricochet damage split reductions should only increase the damage dealt by shots hitting </w:t>
+            </w:r>
+            <w:r>
+              <w:lastRenderedPageBreak/>
+              <w:t>multiple enemies and not increase the damage dealt to a single enemy</w:t>
             </w:r>
           </w:p>
         </w:tc>
@@ -5920,6 +6139,7 @@
           </w:tcPr>
           <w:p>
             <w:r>
+              <w:lastRenderedPageBreak/>
               <w:t>False</w:t>
             </w:r>
           </w:p>

--- a/RuinfallGDD.docx
+++ b/RuinfallGDD.docx
@@ -2210,13 +2210,8 @@
       <w:bookmarkEnd w:id="1"/>
     </w:p>
     <w:p>
-      <w:proofErr w:type="spellStart"/>
       <w:r>
-        <w:t>Ruinfall</w:t>
-      </w:r>
-      <w:proofErr w:type="spellEnd"/>
-      <w:r>
-        <w:t xml:space="preserve"> is a roguelike first-person shooter game with a relatively arcade-like feel to it. The player experiences hardcore one-life sessions where they shoot to kill hordes of enemies granting them access to enhancements via a level up system detailed more in the </w:t>
+        <w:t xml:space="preserve">Ruinfall is a roguelike first-person shooter game with a relatively arcade-like feel to it. The player experiences hardcore one-life sessions where they shoot to kill hordes of enemies granting them access to enhancements via a level up system detailed more in the </w:t>
       </w:r>
       <w:hyperlink w:anchor="_Mechanics" w:history="1">
         <w:r>
@@ -2419,15 +2414,7 @@
           </w:tcPr>
           <w:p>
             <w:r>
-              <w:t xml:space="preserve">Health, Speed, Dash Count, Dash Recovery, Damage Reduction, Gun Damage, Gun Range, Fire Rate, Critical Chance, Critical Damage, </w:t>
-            </w:r>
-            <w:proofErr w:type="spellStart"/>
-            <w:r>
-              <w:t>Multishot</w:t>
-            </w:r>
-            <w:proofErr w:type="spellEnd"/>
-            <w:r>
-              <w:t xml:space="preserve"> Count, Close Range Damage, Far Range Damage</w:t>
+              <w:t>Health, Speed, Dash Count, Dash Recovery, Damage Reduction, Gun Damage, Gun Range, Fire Rate, Critical Chance, Critical Damage, Multishot Count, Close Range Damage, Far Range Damage</w:t>
             </w:r>
           </w:p>
         </w:tc>
@@ -2622,15 +2609,7 @@
     </w:p>
     <w:p>
       <w:r>
-        <w:t xml:space="preserve">When levelling up, the player will be met with a choice between three powerups which last for their entire run. They only get to pick one per level but they have the option to reroll these powerups a limited </w:t>
-      </w:r>
-      <w:proofErr w:type="gramStart"/>
-      <w:r>
-        <w:t>amount</w:t>
-      </w:r>
-      <w:proofErr w:type="gramEnd"/>
-      <w:r>
-        <w:t xml:space="preserve"> of times per game. This limit starts with five rerolls with an additional reroll granted every five levels.</w:t>
+        <w:t>When levelling up, the player will be met with a choice between three powerups which last for their entire run. They only get to pick one per level but they have the option to reroll these powerups a limited amount of times per game. This limit starts with five rerolls with an additional reroll granted every five levels.</w:t>
       </w:r>
     </w:p>
     <w:p>
@@ -2771,23 +2750,7 @@
           </w:tcPr>
           <w:p>
             <w:r>
-              <w:t xml:space="preserve">The player gains a circular aura around them. Whenever an enemy enters this </w:t>
-            </w:r>
-            <w:proofErr w:type="gramStart"/>
-            <w:r>
-              <w:t>aura</w:t>
-            </w:r>
-            <w:proofErr w:type="gramEnd"/>
-            <w:r>
-              <w:t xml:space="preserve"> they get a stack of slow which decreases their movement speed. The maximum </w:t>
-            </w:r>
-            <w:proofErr w:type="gramStart"/>
-            <w:r>
-              <w:t>amount</w:t>
-            </w:r>
-            <w:proofErr w:type="gramEnd"/>
-            <w:r>
-              <w:t xml:space="preserve"> of stacks on an enemy is limited.</w:t>
+              <w:t>The player gains a circular aura around them. Whenever an enemy enters this aura they get a stack of slow which decreases their movement speed. The maximum amount of stacks on an enemy is limited.</w:t>
             </w:r>
           </w:p>
         </w:tc>
@@ -3125,15 +3088,7 @@
           </w:tcPr>
           <w:p>
             <w:r>
-              <w:t xml:space="preserve">Increase the </w:t>
-            </w:r>
-            <w:proofErr w:type="gramStart"/>
-            <w:r>
-              <w:t>amount</w:t>
-            </w:r>
-            <w:proofErr w:type="gramEnd"/>
-            <w:r>
-              <w:t xml:space="preserve"> of dashes that can be used before needing to recharge.</w:t>
+              <w:t>Increase the amount of dashes that can be used before needing to recharge.</w:t>
             </w:r>
           </w:p>
         </w:tc>
@@ -3177,15 +3132,7 @@
           </w:tcPr>
           <w:p>
             <w:r>
-              <w:t xml:space="preserve">Allows the player to jump an extra time while </w:t>
-            </w:r>
-            <w:proofErr w:type="spellStart"/>
-            <w:r>
-              <w:t>mid air</w:t>
-            </w:r>
-            <w:proofErr w:type="spellEnd"/>
-            <w:r>
-              <w:t xml:space="preserve"> from a jump.</w:t>
+              <w:t>Allows the player to jump an extra time while mid air from a jump.</w:t>
             </w:r>
           </w:p>
         </w:tc>
@@ -3309,11 +3256,9 @@
             <w:tcW w:w="2122" w:type="dxa"/>
           </w:tcPr>
           <w:p>
-            <w:proofErr w:type="spellStart"/>
             <w:r>
               <w:t>Multishot</w:t>
             </w:r>
-            <w:proofErr w:type="spellEnd"/>
           </w:p>
         </w:tc>
         <w:tc>
@@ -3377,11 +3322,9 @@
             <w:tcW w:w="2122" w:type="dxa"/>
           </w:tcPr>
           <w:p>
-            <w:proofErr w:type="spellStart"/>
             <w:r>
               <w:t>Lifesteal</w:t>
             </w:r>
-            <w:proofErr w:type="spellEnd"/>
           </w:p>
         </w:tc>
         <w:tc>
@@ -3408,23 +3351,7 @@
     </w:p>
     <w:p>
       <w:r>
-        <w:t xml:space="preserve">These powerups sacrifice one statistic to boost another. Some trade off powerups </w:t>
-      </w:r>
-      <w:proofErr w:type="gramStart"/>
-      <w:r>
-        <w:t>are</w:t>
-      </w:r>
-      <w:proofErr w:type="gramEnd"/>
-      <w:r>
-        <w:t xml:space="preserve"> instead listed in other tables and will be referred to as “[Statistic Increased]</w:t>
-      </w:r>
-      <w:proofErr w:type="gramStart"/>
-      <w:r>
-        <w:t>/[</w:t>
-      </w:r>
-      <w:proofErr w:type="gramEnd"/>
-      <w:r>
-        <w:t>Statistic Decreased] Trade Off”.</w:t>
+        <w:t>These powerups sacrifice one statistic to boost another. Some trade off powerups are instead listed in other tables and will be referred to as “[Statistic Increased]/[Statistic Decreased] Trade Off”.</w:t>
       </w:r>
     </w:p>
     <w:tbl>
@@ -3823,15 +3750,7 @@
     </w:p>
     <w:p>
       <w:r>
-        <w:t xml:space="preserve">Combustion causes hits to build combustion stacks on an enemy. When an enemy dies with active combustion </w:t>
-      </w:r>
-      <w:proofErr w:type="gramStart"/>
-      <w:r>
-        <w:t>stacks</w:t>
-      </w:r>
-      <w:proofErr w:type="gramEnd"/>
-      <w:r>
-        <w:t xml:space="preserve"> they will explode dealing damage in an area. This damage is based off of how many combustion stacks were applied.</w:t>
+        <w:t>Combustion causes hits to build combustion stacks on an enemy. When an enemy dies with active combustion stacks they will explode dealing damage in an area. This damage is based off of how many combustion stacks were applied.</w:t>
       </w:r>
     </w:p>
     <w:p>
@@ -3840,15 +3759,7 @@
       </w:r>
       <w:r>
         <w:br/>
-        <w:t>Also written as: T = ((b+(g/10</w:t>
-      </w:r>
-      <w:proofErr w:type="gramStart"/>
-      <w:r>
-        <w:t>))*c)*</w:t>
-      </w:r>
-      <w:proofErr w:type="gramEnd"/>
-      <w:r>
-        <w:t>s</w:t>
+        <w:t>Also written as: T = ((b+(g/10))*c)*s</w:t>
       </w:r>
     </w:p>
     <w:tbl>
@@ -3966,15 +3877,7 @@
           </w:tcPr>
           <w:p>
             <w:r>
-              <w:t xml:space="preserve">Increases the maximum </w:t>
-            </w:r>
-            <w:proofErr w:type="gramStart"/>
-            <w:r>
-              <w:t>amount</w:t>
-            </w:r>
-            <w:proofErr w:type="gramEnd"/>
-            <w:r>
-              <w:t xml:space="preserve"> of stacks of combustion that can be applied to an enemy.</w:t>
+              <w:t>Increases the maximum amount of stacks of combustion that can be applied to an enemy.</w:t>
             </w:r>
           </w:p>
         </w:tc>
@@ -3996,17 +3899,7 @@
           </w:tcPr>
           <w:p>
             <w:r>
-              <w:t xml:space="preserve">Increases the damage dealt by combustion but reduces the size of </w:t>
-            </w:r>
-            <w:proofErr w:type="spellStart"/>
-            <w:proofErr w:type="gramStart"/>
-            <w:r>
-              <w:t>it’s</w:t>
-            </w:r>
-            <w:proofErr w:type="spellEnd"/>
-            <w:proofErr w:type="gramEnd"/>
-            <w:r>
-              <w:t xml:space="preserve"> explosion.</w:t>
+              <w:t>Increases the damage dealt by combustion but reduces the size of it’s explosion.</w:t>
             </w:r>
           </w:p>
         </w:tc>
@@ -4283,15 +4176,7 @@
           </w:tcPr>
           <w:p>
             <w:r>
-              <w:t xml:space="preserve">Doubles the damage of frostbite but halves the damage of bleed (technical note: a modifier is used to stop this powerup from interfering with the scaling of frostbite thus meaning </w:t>
-            </w:r>
-            <w:proofErr w:type="gramStart"/>
-            <w:r>
-              <w:t>it’s</w:t>
-            </w:r>
-            <w:proofErr w:type="gramEnd"/>
-            <w:r>
-              <w:t xml:space="preserve"> damage is not decreasing due to the bleed damage decreasing).</w:t>
+              <w:t>Doubles the damage of frostbite but halves the damage of bleed (technical note: a modifier is used to stop this powerup from interfering with the scaling of frostbite thus meaning it’s damage is not decreasing due to the bleed damage decreasing).</w:t>
             </w:r>
           </w:p>
         </w:tc>
@@ -4624,15 +4509,7 @@
     </w:p>
     <w:p>
       <w:r>
-        <w:t xml:space="preserve">Thematics of the user interface (UI) have been set to match the theme of the art style. Many elements are grey with green highlights in resemblance to mossy </w:t>
-      </w:r>
-      <w:proofErr w:type="gramStart"/>
-      <w:r>
-        <w:t>stone,</w:t>
-      </w:r>
-      <w:proofErr w:type="gramEnd"/>
-      <w:r>
-        <w:t xml:space="preserve"> a texture found quite commonly in the game.</w:t>
+        <w:t>Thematics of the user interface (UI) have been set to match the theme of the art style. Many elements are grey with green highlights in resemblance to mossy stone, a texture found quite commonly in the game.</w:t>
       </w:r>
     </w:p>
     <w:p>
@@ -4822,15 +4699,7 @@
           </w:tcPr>
           <w:p>
             <w:r>
-              <w:t xml:space="preserve">When clicking fast, players can </w:t>
-            </w:r>
-            <w:proofErr w:type="spellStart"/>
-            <w:r>
-              <w:t>misclick</w:t>
-            </w:r>
-            <w:proofErr w:type="spellEnd"/>
-            <w:r>
-              <w:t xml:space="preserve"> on a powerup depriving them the option to select what they want</w:t>
+              <w:t>When clicking fast, players can misclick on a powerup depriving them the option to select what they want</w:t>
             </w:r>
           </w:p>
         </w:tc>
@@ -5000,6 +4869,38 @@
           </w:tcPr>
           <w:p>
             <w:r>
+              <w:t>True</w:t>
+            </w:r>
+          </w:p>
+        </w:tc>
+      </w:tr>
+      <w:tr>
+        <w:tc>
+          <w:tcPr>
+            <w:tcW w:w="3256" w:type="dxa"/>
+          </w:tcPr>
+          <w:p>
+            <w:r>
+              <w:t>Enemies can spawn in an area where they cannot move</w:t>
+            </w:r>
+          </w:p>
+        </w:tc>
+        <w:tc>
+          <w:tcPr>
+            <w:tcW w:w="4677" w:type="dxa"/>
+          </w:tcPr>
+          <w:p>
+            <w:r>
+              <w:t>Enemies in such a case should despawn without causing other enemies that could be playable to despawn</w:t>
+            </w:r>
+          </w:p>
+        </w:tc>
+        <w:tc>
+          <w:tcPr>
+            <w:tcW w:w="1083" w:type="dxa"/>
+          </w:tcPr>
+          <w:p>
+            <w:r>
               <w:t>False</w:t>
             </w:r>
           </w:p>
@@ -5413,6 +5314,7 @@
           </w:tcPr>
           <w:p>
             <w:r>
+              <w:lastRenderedPageBreak/>
               <w:t>The cooldown of dash would be restarted every time the player landed after jumping</w:t>
             </w:r>
           </w:p>
@@ -5445,7 +5347,6 @@
           </w:tcPr>
           <w:p>
             <w:r>
-              <w:lastRenderedPageBreak/>
               <w:t>Dash damage does not deal damage or knockback enemies on collision</w:t>
             </w:r>
           </w:p>
@@ -5520,15 +5421,7 @@
           </w:tcPr>
           <w:p>
             <w:r>
-              <w:t xml:space="preserve">Dash damage should knock back enemies, when they </w:t>
-            </w:r>
-            <w:proofErr w:type="gramStart"/>
-            <w:r>
-              <w:t>land</w:t>
-            </w:r>
-            <w:proofErr w:type="gramEnd"/>
-            <w:r>
-              <w:t xml:space="preserve"> they should be free to move again</w:t>
+              <w:t>Dash damage should knock back enemies, when they land they should be free to move again</w:t>
             </w:r>
           </w:p>
         </w:tc>
@@ -5666,15 +5559,7 @@
           </w:tcPr>
           <w:p>
             <w:r>
-              <w:t xml:space="preserve">When slow stacks are </w:t>
-            </w:r>
-            <w:proofErr w:type="gramStart"/>
-            <w:r>
-              <w:t>removed</w:t>
-            </w:r>
-            <w:proofErr w:type="gramEnd"/>
-            <w:r>
-              <w:t xml:space="preserve"> they are not removed from the enemy health bar</w:t>
+              <w:t>When slow stacks are removed they are not removed from the enemy health bar</w:t>
             </w:r>
           </w:p>
         </w:tc>
@@ -5768,23 +5653,7 @@
           </w:tcPr>
           <w:p>
             <w:r>
-              <w:t xml:space="preserve">Combustion’s </w:t>
-            </w:r>
-            <w:proofErr w:type="spellStart"/>
-            <w:r>
-              <w:t>AoE</w:t>
-            </w:r>
-            <w:proofErr w:type="spellEnd"/>
-            <w:r>
-              <w:t xml:space="preserve"> explosion should deal damage to all enemies within </w:t>
-            </w:r>
-            <w:proofErr w:type="spellStart"/>
-            <w:r>
-              <w:t>it’s</w:t>
-            </w:r>
-            <w:proofErr w:type="spellEnd"/>
-            <w:r>
-              <w:t xml:space="preserve"> radius</w:t>
+              <w:t>Combustion’s AoE explosion should deal damage to all enemies within it’s radius</w:t>
             </w:r>
           </w:p>
         </w:tc>
@@ -5816,15 +5685,7 @@
           </w:tcPr>
           <w:p>
             <w:r>
-              <w:t xml:space="preserve">Whenever an enemy is damaged by combustion, a number should appear near said enemy’s </w:t>
-            </w:r>
-            <w:proofErr w:type="spellStart"/>
-            <w:r>
-              <w:t>healthbar</w:t>
-            </w:r>
-            <w:proofErr w:type="spellEnd"/>
-            <w:r>
-              <w:t xml:space="preserve"> to show how much damage they took</w:t>
+              <w:t>Whenever an enemy is damaged by combustion, a number should appear near said enemy’s healthbar to show how much damage they took</w:t>
             </w:r>
           </w:p>
         </w:tc>
@@ -5876,11 +5737,9 @@
       <w:pPr>
         <w:pStyle w:val="Heading3"/>
       </w:pPr>
-      <w:proofErr w:type="spellStart"/>
       <w:r>
         <w:t>Lifesteal</w:t>
       </w:r>
-      <w:proofErr w:type="spellEnd"/>
     </w:p>
     <w:tbl>
       <w:tblPr>
@@ -5931,13 +5790,8 @@
             <w:tcW w:w="3256" w:type="dxa"/>
           </w:tcPr>
           <w:p>
-            <w:proofErr w:type="spellStart"/>
-            <w:r>
-              <w:t>Lifesteal</w:t>
-            </w:r>
-            <w:proofErr w:type="spellEnd"/>
-            <w:r>
-              <w:t xml:space="preserve"> was active from the start of a new session</w:t>
+            <w:r>
+              <w:t>Lifesteal was active from the start of a new session</w:t>
             </w:r>
           </w:p>
         </w:tc>
@@ -5946,13 +5800,8 @@
             <w:tcW w:w="4677" w:type="dxa"/>
           </w:tcPr>
           <w:p>
-            <w:proofErr w:type="spellStart"/>
-            <w:r>
-              <w:t>Lifesteal</w:t>
-            </w:r>
-            <w:proofErr w:type="spellEnd"/>
-            <w:r>
-              <w:t xml:space="preserve"> should only be activated by selecting the corresponding powerup </w:t>
+            <w:r>
+              <w:t xml:space="preserve">Lifesteal should only be activated by selecting the corresponding powerup </w:t>
             </w:r>
           </w:p>
         </w:tc>
@@ -6062,6 +5911,7 @@
         <w:pStyle w:val="Heading3"/>
       </w:pPr>
       <w:r>
+        <w:lastRenderedPageBreak/>
         <w:t>Ricochet</w:t>
       </w:r>
     </w:p>
@@ -6125,11 +5975,7 @@
           </w:tcPr>
           <w:p>
             <w:r>
-              <w:t xml:space="preserve">Ricochet damage split reductions should only increase the damage dealt by shots hitting </w:t>
-            </w:r>
-            <w:r>
-              <w:lastRenderedPageBreak/>
-              <w:t>multiple enemies and not increase the damage dealt to a single enemy</w:t>
+              <w:t>Ricochet damage split reductions should only increase the damage dealt by shots hitting multiple enemies and not increase the damage dealt to a single enemy</w:t>
             </w:r>
           </w:p>
         </w:tc>
@@ -6139,7 +5985,6 @@
           </w:tcPr>
           <w:p>
             <w:r>
-              <w:lastRenderedPageBreak/>
               <w:t>False</w:t>
             </w:r>
           </w:p>

--- a/RuinfallGDD.docx
+++ b/RuinfallGDD.docx
@@ -2210,8 +2210,13 @@
       <w:bookmarkEnd w:id="1"/>
     </w:p>
     <w:p>
-      <w:r>
-        <w:t xml:space="preserve">Ruinfall is a roguelike first-person shooter game with a relatively arcade-like feel to it. The player experiences hardcore one-life sessions where they shoot to kill hordes of enemies granting them access to enhancements via a level up system detailed more in the </w:t>
+      <w:proofErr w:type="spellStart"/>
+      <w:r>
+        <w:t>Ruinfall</w:t>
+      </w:r>
+      <w:proofErr w:type="spellEnd"/>
+      <w:r>
+        <w:t xml:space="preserve"> is a roguelike first-person shooter game with a relatively arcade-like feel to it. The player experiences hardcore one-life sessions where they shoot to kill hordes of enemies granting them access to enhancements via a level up system detailed more in the </w:t>
       </w:r>
       <w:hyperlink w:anchor="_Mechanics" w:history="1">
         <w:r>
@@ -2414,7 +2419,15 @@
           </w:tcPr>
           <w:p>
             <w:r>
-              <w:t>Health, Speed, Dash Count, Dash Recovery, Damage Reduction, Gun Damage, Gun Range, Fire Rate, Critical Chance, Critical Damage, Multishot Count, Close Range Damage, Far Range Damage</w:t>
+              <w:t xml:space="preserve">Health, Speed, Dash Count, Dash Recovery, Damage Reduction, Gun Damage, Gun Range, Fire Rate, Critical Chance, Critical Damage, </w:t>
+            </w:r>
+            <w:proofErr w:type="spellStart"/>
+            <w:r>
+              <w:t>Multishot</w:t>
+            </w:r>
+            <w:proofErr w:type="spellEnd"/>
+            <w:r>
+              <w:t xml:space="preserve"> Count, Close Range Damage, Far Range Damage</w:t>
             </w:r>
           </w:p>
         </w:tc>
@@ -2609,7 +2622,15 @@
     </w:p>
     <w:p>
       <w:r>
-        <w:t>When levelling up, the player will be met with a choice between three powerups which last for their entire run. They only get to pick one per level but they have the option to reroll these powerups a limited amount of times per game. This limit starts with five rerolls with an additional reroll granted every five levels.</w:t>
+        <w:t xml:space="preserve">When levelling up, the player will be met with a choice between three powerups which last for their entire run. They only get to pick one per level but they have the option to reroll these powerups a limited </w:t>
+      </w:r>
+      <w:proofErr w:type="gramStart"/>
+      <w:r>
+        <w:t>amount</w:t>
+      </w:r>
+      <w:proofErr w:type="gramEnd"/>
+      <w:r>
+        <w:t xml:space="preserve"> of times per game. This limit starts with five rerolls with an additional reroll granted every five levels.</w:t>
       </w:r>
     </w:p>
     <w:p>
@@ -2750,7 +2771,23 @@
           </w:tcPr>
           <w:p>
             <w:r>
-              <w:t>The player gains a circular aura around them. Whenever an enemy enters this aura they get a stack of slow which decreases their movement speed. The maximum amount of stacks on an enemy is limited.</w:t>
+              <w:t xml:space="preserve">The player gains a circular aura around them. Whenever an enemy enters this </w:t>
+            </w:r>
+            <w:proofErr w:type="gramStart"/>
+            <w:r>
+              <w:t>aura</w:t>
+            </w:r>
+            <w:proofErr w:type="gramEnd"/>
+            <w:r>
+              <w:t xml:space="preserve"> they get a stack of slow which decreases their movement speed. The maximum </w:t>
+            </w:r>
+            <w:proofErr w:type="gramStart"/>
+            <w:r>
+              <w:t>amount</w:t>
+            </w:r>
+            <w:proofErr w:type="gramEnd"/>
+            <w:r>
+              <w:t xml:space="preserve"> of stacks on an enemy is limited.</w:t>
             </w:r>
           </w:p>
         </w:tc>
@@ -3088,7 +3125,15 @@
           </w:tcPr>
           <w:p>
             <w:r>
-              <w:t>Increase the amount of dashes that can be used before needing to recharge.</w:t>
+              <w:t xml:space="preserve">Increase the </w:t>
+            </w:r>
+            <w:proofErr w:type="gramStart"/>
+            <w:r>
+              <w:t>amount</w:t>
+            </w:r>
+            <w:proofErr w:type="gramEnd"/>
+            <w:r>
+              <w:t xml:space="preserve"> of dashes that can be used before needing to recharge.</w:t>
             </w:r>
           </w:p>
         </w:tc>
@@ -3132,7 +3177,15 @@
           </w:tcPr>
           <w:p>
             <w:r>
-              <w:t>Allows the player to jump an extra time while mid air from a jump.</w:t>
+              <w:t xml:space="preserve">Allows the player to jump an extra time while </w:t>
+            </w:r>
+            <w:proofErr w:type="spellStart"/>
+            <w:r>
+              <w:t>mid air</w:t>
+            </w:r>
+            <w:proofErr w:type="spellEnd"/>
+            <w:r>
+              <w:t xml:space="preserve"> from a jump.</w:t>
             </w:r>
           </w:p>
         </w:tc>
@@ -3256,9 +3309,11 @@
             <w:tcW w:w="2122" w:type="dxa"/>
           </w:tcPr>
           <w:p>
+            <w:proofErr w:type="spellStart"/>
             <w:r>
               <w:t>Multishot</w:t>
             </w:r>
+            <w:proofErr w:type="spellEnd"/>
           </w:p>
         </w:tc>
         <w:tc>
@@ -3322,9 +3377,11 @@
             <w:tcW w:w="2122" w:type="dxa"/>
           </w:tcPr>
           <w:p>
+            <w:proofErr w:type="spellStart"/>
             <w:r>
               <w:t>Lifesteal</w:t>
             </w:r>
+            <w:proofErr w:type="spellEnd"/>
           </w:p>
         </w:tc>
         <w:tc>
@@ -3351,7 +3408,23 @@
     </w:p>
     <w:p>
       <w:r>
-        <w:t>These powerups sacrifice one statistic to boost another. Some trade off powerups are instead listed in other tables and will be referred to as “[Statistic Increased]/[Statistic Decreased] Trade Off”.</w:t>
+        <w:t xml:space="preserve">These powerups sacrifice one statistic to boost another. Some trade off powerups </w:t>
+      </w:r>
+      <w:proofErr w:type="gramStart"/>
+      <w:r>
+        <w:t>are</w:t>
+      </w:r>
+      <w:proofErr w:type="gramEnd"/>
+      <w:r>
+        <w:t xml:space="preserve"> instead listed in other tables and will be referred to as “[Statistic Increased]</w:t>
+      </w:r>
+      <w:proofErr w:type="gramStart"/>
+      <w:r>
+        <w:t>/[</w:t>
+      </w:r>
+      <w:proofErr w:type="gramEnd"/>
+      <w:r>
+        <w:t>Statistic Decreased] Trade Off”.</w:t>
       </w:r>
     </w:p>
     <w:tbl>
@@ -3750,7 +3823,15 @@
     </w:p>
     <w:p>
       <w:r>
-        <w:t>Combustion causes hits to build combustion stacks on an enemy. When an enemy dies with active combustion stacks they will explode dealing damage in an area. This damage is based off of how many combustion stacks were applied.</w:t>
+        <w:t xml:space="preserve">Combustion causes hits to build combustion stacks on an enemy. When an enemy dies with active combustion </w:t>
+      </w:r>
+      <w:proofErr w:type="gramStart"/>
+      <w:r>
+        <w:t>stacks</w:t>
+      </w:r>
+      <w:proofErr w:type="gramEnd"/>
+      <w:r>
+        <w:t xml:space="preserve"> they will explode dealing damage in an area. This damage is based off of how many combustion stacks were applied.</w:t>
       </w:r>
     </w:p>
     <w:p>
@@ -3759,7 +3840,15 @@
       </w:r>
       <w:r>
         <w:br/>
-        <w:t>Also written as: T = ((b+(g/10))*c)*s</w:t>
+        <w:t>Also written as: T = ((b+(g/10</w:t>
+      </w:r>
+      <w:proofErr w:type="gramStart"/>
+      <w:r>
+        <w:t>))*c)*</w:t>
+      </w:r>
+      <w:proofErr w:type="gramEnd"/>
+      <w:r>
+        <w:t>s</w:t>
       </w:r>
     </w:p>
     <w:tbl>
@@ -3877,7 +3966,15 @@
           </w:tcPr>
           <w:p>
             <w:r>
-              <w:t>Increases the maximum amount of stacks of combustion that can be applied to an enemy.</w:t>
+              <w:t xml:space="preserve">Increases the maximum </w:t>
+            </w:r>
+            <w:proofErr w:type="gramStart"/>
+            <w:r>
+              <w:t>amount</w:t>
+            </w:r>
+            <w:proofErr w:type="gramEnd"/>
+            <w:r>
+              <w:t xml:space="preserve"> of stacks of combustion that can be applied to an enemy.</w:t>
             </w:r>
           </w:p>
         </w:tc>
@@ -3899,7 +3996,17 @@
           </w:tcPr>
           <w:p>
             <w:r>
-              <w:t>Increases the damage dealt by combustion but reduces the size of it’s explosion.</w:t>
+              <w:t xml:space="preserve">Increases the damage dealt by combustion but reduces the size of </w:t>
+            </w:r>
+            <w:proofErr w:type="spellStart"/>
+            <w:proofErr w:type="gramStart"/>
+            <w:r>
+              <w:t>it’s</w:t>
+            </w:r>
+            <w:proofErr w:type="spellEnd"/>
+            <w:proofErr w:type="gramEnd"/>
+            <w:r>
+              <w:t xml:space="preserve"> explosion.</w:t>
             </w:r>
           </w:p>
         </w:tc>
@@ -4176,7 +4283,15 @@
           </w:tcPr>
           <w:p>
             <w:r>
-              <w:t>Doubles the damage of frostbite but halves the damage of bleed (technical note: a modifier is used to stop this powerup from interfering with the scaling of frostbite thus meaning it’s damage is not decreasing due to the bleed damage decreasing).</w:t>
+              <w:t xml:space="preserve">Doubles the damage of frostbite but halves the damage of bleed (technical note: a modifier is used to stop this powerup from interfering with the scaling of frostbite thus meaning </w:t>
+            </w:r>
+            <w:proofErr w:type="gramStart"/>
+            <w:r>
+              <w:t>it’s</w:t>
+            </w:r>
+            <w:proofErr w:type="gramEnd"/>
+            <w:r>
+              <w:t xml:space="preserve"> damage is not decreasing due to the bleed damage decreasing).</w:t>
             </w:r>
           </w:p>
         </w:tc>
@@ -4509,7 +4624,15 @@
     </w:p>
     <w:p>
       <w:r>
-        <w:t>Thematics of the user interface (UI) have been set to match the theme of the art style. Many elements are grey with green highlights in resemblance to mossy stone, a texture found quite commonly in the game.</w:t>
+        <w:t xml:space="preserve">Thematics of the user interface (UI) have been set to match the theme of the art style. Many elements are grey with green highlights in resemblance to mossy </w:t>
+      </w:r>
+      <w:proofErr w:type="gramStart"/>
+      <w:r>
+        <w:t>stone,</w:t>
+      </w:r>
+      <w:proofErr w:type="gramEnd"/>
+      <w:r>
+        <w:t xml:space="preserve"> a texture found quite commonly in the game.</w:t>
       </w:r>
     </w:p>
     <w:p>
@@ -4699,7 +4822,15 @@
           </w:tcPr>
           <w:p>
             <w:r>
-              <w:t>When clicking fast, players can misclick on a powerup depriving them the option to select what they want</w:t>
+              <w:t xml:space="preserve">When clicking fast, players can </w:t>
+            </w:r>
+            <w:proofErr w:type="spellStart"/>
+            <w:r>
+              <w:t>misclick</w:t>
+            </w:r>
+            <w:proofErr w:type="spellEnd"/>
+            <w:r>
+              <w:t xml:space="preserve"> on a powerup depriving them the option to select what they want</w:t>
             </w:r>
           </w:p>
         </w:tc>
@@ -4719,7 +4850,7 @@
           </w:tcPr>
           <w:p>
             <w:r>
-              <w:t>False</w:t>
+              <w:t>True</w:t>
             </w:r>
           </w:p>
         </w:tc>
@@ -4891,8 +5022,29 @@
           </w:tcPr>
           <w:p>
             <w:r>
-              <w:t>Enemies in such a case should despawn without causing other enemies that could be playable to despawn</w:t>
-            </w:r>
+              <w:t xml:space="preserve">Enemies in such a case should </w:t>
+            </w:r>
+            <w:proofErr w:type="spellStart"/>
+            <w:r>
+              <w:t>despawn</w:t>
+            </w:r>
+            <w:proofErr w:type="spellEnd"/>
+            <w:r>
+              <w:t xml:space="preserve"> without causing other enemies that could be </w:t>
+            </w:r>
+            <w:proofErr w:type="spellStart"/>
+            <w:r>
+              <w:t>playable</w:t>
+            </w:r>
+            <w:proofErr w:type="spellEnd"/>
+            <w:r>
+              <w:t xml:space="preserve"> to </w:t>
+            </w:r>
+            <w:proofErr w:type="spellStart"/>
+            <w:r>
+              <w:t>despawn</w:t>
+            </w:r>
+            <w:proofErr w:type="spellEnd"/>
           </w:p>
         </w:tc>
         <w:tc>
@@ -5218,7 +5370,7 @@
           </w:tcPr>
           <w:p>
             <w:r>
-              <w:t>False</w:t>
+              <w:t>True</w:t>
             </w:r>
           </w:p>
         </w:tc>
@@ -5421,7 +5573,15 @@
           </w:tcPr>
           <w:p>
             <w:r>
-              <w:t>Dash damage should knock back enemies, when they land they should be free to move again</w:t>
+              <w:t xml:space="preserve">Dash damage should knock back enemies, when they </w:t>
+            </w:r>
+            <w:proofErr w:type="gramStart"/>
+            <w:r>
+              <w:t>land</w:t>
+            </w:r>
+            <w:proofErr w:type="gramEnd"/>
+            <w:r>
+              <w:t xml:space="preserve"> they should be free to move again</w:t>
             </w:r>
           </w:p>
         </w:tc>
@@ -5547,7 +5707,7 @@
           </w:tcPr>
           <w:p>
             <w:r>
-              <w:t>False</w:t>
+              <w:t>True</w:t>
             </w:r>
           </w:p>
         </w:tc>
@@ -5559,7 +5719,15 @@
           </w:tcPr>
           <w:p>
             <w:r>
-              <w:t>When slow stacks are removed they are not removed from the enemy health bar</w:t>
+              <w:t xml:space="preserve">When slow stacks are </w:t>
+            </w:r>
+            <w:proofErr w:type="gramStart"/>
+            <w:r>
+              <w:t>removed</w:t>
+            </w:r>
+            <w:proofErr w:type="gramEnd"/>
+            <w:r>
+              <w:t xml:space="preserve"> they are not removed from the enemy health bar</w:t>
             </w:r>
           </w:p>
         </w:tc>
@@ -5653,7 +5821,23 @@
           </w:tcPr>
           <w:p>
             <w:r>
-              <w:t>Combustion’s AoE explosion should deal damage to all enemies within it’s radius</w:t>
+              <w:t xml:space="preserve">Combustion’s </w:t>
+            </w:r>
+            <w:proofErr w:type="spellStart"/>
+            <w:r>
+              <w:t>AoE</w:t>
+            </w:r>
+            <w:proofErr w:type="spellEnd"/>
+            <w:r>
+              <w:t xml:space="preserve"> explosion should deal damage to all enemies within </w:t>
+            </w:r>
+            <w:proofErr w:type="spellStart"/>
+            <w:r>
+              <w:t>it’s</w:t>
+            </w:r>
+            <w:proofErr w:type="spellEnd"/>
+            <w:r>
+              <w:t xml:space="preserve"> radius</w:t>
             </w:r>
           </w:p>
         </w:tc>
@@ -5685,7 +5869,15 @@
           </w:tcPr>
           <w:p>
             <w:r>
-              <w:t>Whenever an enemy is damaged by combustion, a number should appear near said enemy’s healthbar to show how much damage they took</w:t>
+              <w:t xml:space="preserve">Whenever an enemy is damaged by combustion, a number should appear near said enemy’s </w:t>
+            </w:r>
+            <w:proofErr w:type="spellStart"/>
+            <w:r>
+              <w:t>healthbar</w:t>
+            </w:r>
+            <w:proofErr w:type="spellEnd"/>
+            <w:r>
+              <w:t xml:space="preserve"> to show how much damage they took</w:t>
             </w:r>
           </w:p>
         </w:tc>
@@ -5737,9 +5929,11 @@
       <w:pPr>
         <w:pStyle w:val="Heading3"/>
       </w:pPr>
+      <w:proofErr w:type="spellStart"/>
       <w:r>
         <w:t>Lifesteal</w:t>
       </w:r>
+      <w:proofErr w:type="spellEnd"/>
     </w:p>
     <w:tbl>
       <w:tblPr>
@@ -5790,8 +5984,13 @@
             <w:tcW w:w="3256" w:type="dxa"/>
           </w:tcPr>
           <w:p>
-            <w:r>
-              <w:t>Lifesteal was active from the start of a new session</w:t>
+            <w:proofErr w:type="spellStart"/>
+            <w:r>
+              <w:t>Lifesteal</w:t>
+            </w:r>
+            <w:proofErr w:type="spellEnd"/>
+            <w:r>
+              <w:t xml:space="preserve"> was active from the start of a new session</w:t>
             </w:r>
           </w:p>
         </w:tc>
@@ -5800,8 +5999,13 @@
             <w:tcW w:w="4677" w:type="dxa"/>
           </w:tcPr>
           <w:p>
-            <w:r>
-              <w:t xml:space="preserve">Lifesteal should only be activated by selecting the corresponding powerup </w:t>
+            <w:proofErr w:type="spellStart"/>
+            <w:r>
+              <w:t>Lifesteal</w:t>
+            </w:r>
+            <w:proofErr w:type="spellEnd"/>
+            <w:r>
+              <w:t xml:space="preserve"> should only be activated by selecting the corresponding powerup </w:t>
             </w:r>
           </w:p>
         </w:tc>

--- a/RuinfallGDD.docx
+++ b/RuinfallGDD.docx
@@ -6189,7 +6189,7 @@
           </w:tcPr>
           <w:p>
             <w:r>
-              <w:t>False</w:t>
+              <w:t>True</w:t>
             </w:r>
           </w:p>
         </w:tc>

--- a/RuinfallGDD.docx
+++ b/RuinfallGDD.docx
@@ -2622,15 +2622,7 @@
     </w:p>
     <w:p>
       <w:r>
-        <w:t xml:space="preserve">When levelling up, the player will be met with a choice between three powerups which last for their entire run. They only get to pick one per level but they have the option to reroll these powerups a limited </w:t>
-      </w:r>
-      <w:proofErr w:type="gramStart"/>
-      <w:r>
-        <w:t>amount</w:t>
-      </w:r>
-      <w:proofErr w:type="gramEnd"/>
-      <w:r>
-        <w:t xml:space="preserve"> of times per game. This limit starts with five rerolls with an additional reroll granted every five levels.</w:t>
+        <w:t>When levelling up, the player will be met with a choice between three powerups which last for their entire run. They only get to pick one per level but they have the option to reroll these powerups a limited amount of times per game. This limit starts with five rerolls with an additional reroll granted every five levels.</w:t>
       </w:r>
     </w:p>
     <w:p>
@@ -2771,23 +2763,7 @@
           </w:tcPr>
           <w:p>
             <w:r>
-              <w:t xml:space="preserve">The player gains a circular aura around them. Whenever an enemy enters this </w:t>
-            </w:r>
-            <w:proofErr w:type="gramStart"/>
-            <w:r>
-              <w:t>aura</w:t>
-            </w:r>
-            <w:proofErr w:type="gramEnd"/>
-            <w:r>
-              <w:t xml:space="preserve"> they get a stack of slow which decreases their movement speed. The maximum </w:t>
-            </w:r>
-            <w:proofErr w:type="gramStart"/>
-            <w:r>
-              <w:t>amount</w:t>
-            </w:r>
-            <w:proofErr w:type="gramEnd"/>
-            <w:r>
-              <w:t xml:space="preserve"> of stacks on an enemy is limited.</w:t>
+              <w:t>The player gains a circular aura around them. Whenever an enemy enters this aura they get a stack of slow which decreases their movement speed. The maximum amount of stacks on an enemy is limited.</w:t>
             </w:r>
           </w:p>
         </w:tc>
@@ -3125,15 +3101,7 @@
           </w:tcPr>
           <w:p>
             <w:r>
-              <w:t xml:space="preserve">Increase the </w:t>
-            </w:r>
-            <w:proofErr w:type="gramStart"/>
-            <w:r>
-              <w:t>amount</w:t>
-            </w:r>
-            <w:proofErr w:type="gramEnd"/>
-            <w:r>
-              <w:t xml:space="preserve"> of dashes that can be used before needing to recharge.</w:t>
+              <w:t>Increase the amount of dashes that can be used before needing to recharge.</w:t>
             </w:r>
           </w:p>
         </w:tc>
@@ -3408,23 +3376,7 @@
     </w:p>
     <w:p>
       <w:r>
-        <w:t xml:space="preserve">These powerups sacrifice one statistic to boost another. Some trade off powerups </w:t>
-      </w:r>
-      <w:proofErr w:type="gramStart"/>
-      <w:r>
-        <w:t>are</w:t>
-      </w:r>
-      <w:proofErr w:type="gramEnd"/>
-      <w:r>
-        <w:t xml:space="preserve"> instead listed in other tables and will be referred to as “[Statistic Increased]</w:t>
-      </w:r>
-      <w:proofErr w:type="gramStart"/>
-      <w:r>
-        <w:t>/[</w:t>
-      </w:r>
-      <w:proofErr w:type="gramEnd"/>
-      <w:r>
-        <w:t>Statistic Decreased] Trade Off”.</w:t>
+        <w:t>These powerups sacrifice one statistic to boost another. Some trade off powerups are instead listed in other tables and will be referred to as “[Statistic Increased]/[Statistic Decreased] Trade Off”.</w:t>
       </w:r>
     </w:p>
     <w:tbl>
@@ -3823,15 +3775,7 @@
     </w:p>
     <w:p>
       <w:r>
-        <w:t xml:space="preserve">Combustion causes hits to build combustion stacks on an enemy. When an enemy dies with active combustion </w:t>
-      </w:r>
-      <w:proofErr w:type="gramStart"/>
-      <w:r>
-        <w:t>stacks</w:t>
-      </w:r>
-      <w:proofErr w:type="gramEnd"/>
-      <w:r>
-        <w:t xml:space="preserve"> they will explode dealing damage in an area. This damage is based off of how many combustion stacks were applied.</w:t>
+        <w:t>Combustion causes hits to build combustion stacks on an enemy. When an enemy dies with active combustion stacks they will explode dealing damage in an area. This damage is based off of how many combustion stacks were applied.</w:t>
       </w:r>
     </w:p>
     <w:p>
@@ -3840,15 +3784,7 @@
       </w:r>
       <w:r>
         <w:br/>
-        <w:t>Also written as: T = ((b+(g/10</w:t>
-      </w:r>
-      <w:proofErr w:type="gramStart"/>
-      <w:r>
-        <w:t>))*c)*</w:t>
-      </w:r>
-      <w:proofErr w:type="gramEnd"/>
-      <w:r>
-        <w:t>s</w:t>
+        <w:t>Also written as: T = ((b+(g/10))*c)*s</w:t>
       </w:r>
     </w:p>
     <w:tbl>
@@ -3966,15 +3902,7 @@
           </w:tcPr>
           <w:p>
             <w:r>
-              <w:t xml:space="preserve">Increases the maximum </w:t>
-            </w:r>
-            <w:proofErr w:type="gramStart"/>
-            <w:r>
-              <w:t>amount</w:t>
-            </w:r>
-            <w:proofErr w:type="gramEnd"/>
-            <w:r>
-              <w:t xml:space="preserve"> of stacks of combustion that can be applied to an enemy.</w:t>
+              <w:t>Increases the maximum amount of stacks of combustion that can be applied to an enemy.</w:t>
             </w:r>
           </w:p>
         </w:tc>
@@ -3999,12 +3927,10 @@
               <w:t xml:space="preserve">Increases the damage dealt by combustion but reduces the size of </w:t>
             </w:r>
             <w:proofErr w:type="spellStart"/>
-            <w:proofErr w:type="gramStart"/>
             <w:r>
               <w:t>it’s</w:t>
             </w:r>
             <w:proofErr w:type="spellEnd"/>
-            <w:proofErr w:type="gramEnd"/>
             <w:r>
               <w:t xml:space="preserve"> explosion.</w:t>
             </w:r>
@@ -4283,15 +4209,7 @@
           </w:tcPr>
           <w:p>
             <w:r>
-              <w:t xml:space="preserve">Doubles the damage of frostbite but halves the damage of bleed (technical note: a modifier is used to stop this powerup from interfering with the scaling of frostbite thus meaning </w:t>
-            </w:r>
-            <w:proofErr w:type="gramStart"/>
-            <w:r>
-              <w:t>it’s</w:t>
-            </w:r>
-            <w:proofErr w:type="gramEnd"/>
-            <w:r>
-              <w:t xml:space="preserve"> damage is not decreasing due to the bleed damage decreasing).</w:t>
+              <w:t>Doubles the damage of frostbite but halves the damage of bleed (technical note: a modifier is used to stop this powerup from interfering with the scaling of frostbite thus meaning it’s damage is not decreasing due to the bleed damage decreasing).</w:t>
             </w:r>
           </w:p>
         </w:tc>
@@ -4624,15 +4542,7 @@
     </w:p>
     <w:p>
       <w:r>
-        <w:t xml:space="preserve">Thematics of the user interface (UI) have been set to match the theme of the art style. Many elements are grey with green highlights in resemblance to mossy </w:t>
-      </w:r>
-      <w:proofErr w:type="gramStart"/>
-      <w:r>
-        <w:t>stone,</w:t>
-      </w:r>
-      <w:proofErr w:type="gramEnd"/>
-      <w:r>
-        <w:t xml:space="preserve"> a texture found quite commonly in the game.</w:t>
+        <w:t>Thematics of the user interface (UI) have been set to match the theme of the art style. Many elements are grey with green highlights in resemblance to mossy stone, a texture found quite commonly in the game.</w:t>
       </w:r>
     </w:p>
     <w:p>
@@ -5551,9 +5461,10 @@
           </w:tcPr>
           <w:p>
             <w:r>
-              <w:t>False</w:t>
-            </w:r>
-          </w:p>
+              <w:t>True</w:t>
+            </w:r>
+          </w:p>
+          <w:p/>
         </w:tc>
       </w:tr>
       <w:tr>
@@ -5573,15 +5484,7 @@
           </w:tcPr>
           <w:p>
             <w:r>
-              <w:t xml:space="preserve">Dash damage should knock back enemies, when they </w:t>
-            </w:r>
-            <w:proofErr w:type="gramStart"/>
-            <w:r>
-              <w:t>land</w:t>
-            </w:r>
-            <w:proofErr w:type="gramEnd"/>
-            <w:r>
-              <w:t xml:space="preserve"> they should be free to move again</w:t>
+              <w:t>Dash damage should knock back enemies, when they land they should be free to move again</w:t>
             </w:r>
           </w:p>
         </w:tc>
@@ -5719,15 +5622,7 @@
           </w:tcPr>
           <w:p>
             <w:r>
-              <w:t xml:space="preserve">When slow stacks are </w:t>
-            </w:r>
-            <w:proofErr w:type="gramStart"/>
-            <w:r>
-              <w:t>removed</w:t>
-            </w:r>
-            <w:proofErr w:type="gramEnd"/>
-            <w:r>
-              <w:t xml:space="preserve"> they are not removed from the enemy health bar</w:t>
+              <w:t>When slow stacks are removed they are not removed from the enemy health bar</w:t>
             </w:r>
           </w:p>
         </w:tc>
@@ -5919,7 +5814,7 @@
           </w:tcPr>
           <w:p>
             <w:r>
-              <w:t>False</w:t>
+              <w:t>True</w:t>
             </w:r>
           </w:p>
         </w:tc>

--- a/RuinfallGDD.docx
+++ b/RuinfallGDD.docx
@@ -2210,13 +2210,8 @@
       <w:bookmarkEnd w:id="1"/>
     </w:p>
     <w:p>
-      <w:proofErr w:type="spellStart"/>
       <w:r>
-        <w:t>Ruinfall</w:t>
-      </w:r>
-      <w:proofErr w:type="spellEnd"/>
-      <w:r>
-        <w:t xml:space="preserve"> is a roguelike first-person shooter game with a relatively arcade-like feel to it. The player experiences hardcore one-life sessions where they shoot to kill hordes of enemies granting them access to enhancements via a level up system detailed more in the </w:t>
+        <w:t xml:space="preserve">Ruinfall is a roguelike first-person shooter game with a relatively arcade-like feel to it. The player experiences hardcore one-life sessions where they shoot to kill hordes of enemies granting them access to enhancements via a level up system detailed more in the </w:t>
       </w:r>
       <w:hyperlink w:anchor="_Mechanics" w:history="1">
         <w:r>
@@ -2419,15 +2414,7 @@
           </w:tcPr>
           <w:p>
             <w:r>
-              <w:t xml:space="preserve">Health, Speed, Dash Count, Dash Recovery, Damage Reduction, Gun Damage, Gun Range, Fire Rate, Critical Chance, Critical Damage, </w:t>
-            </w:r>
-            <w:proofErr w:type="spellStart"/>
-            <w:r>
-              <w:t>Multishot</w:t>
-            </w:r>
-            <w:proofErr w:type="spellEnd"/>
-            <w:r>
-              <w:t xml:space="preserve"> Count, Close Range Damage, Far Range Damage</w:t>
+              <w:t>Health, Speed, Dash Count, Dash Recovery, Damage Reduction, Gun Damage, Gun Range, Fire Rate, Critical Chance, Critical Damage, Multishot Count, Close Range Damage, Far Range Damage</w:t>
             </w:r>
           </w:p>
         </w:tc>
@@ -3145,15 +3132,7 @@
           </w:tcPr>
           <w:p>
             <w:r>
-              <w:t xml:space="preserve">Allows the player to jump an extra time while </w:t>
-            </w:r>
-            <w:proofErr w:type="spellStart"/>
-            <w:r>
-              <w:t>mid air</w:t>
-            </w:r>
-            <w:proofErr w:type="spellEnd"/>
-            <w:r>
-              <w:t xml:space="preserve"> from a jump.</w:t>
+              <w:t>Allows the player to jump an extra time while mid air from a jump.</w:t>
             </w:r>
           </w:p>
         </w:tc>
@@ -3277,11 +3256,9 @@
             <w:tcW w:w="2122" w:type="dxa"/>
           </w:tcPr>
           <w:p>
-            <w:proofErr w:type="spellStart"/>
             <w:r>
               <w:t>Multishot</w:t>
             </w:r>
-            <w:proofErr w:type="spellEnd"/>
           </w:p>
         </w:tc>
         <w:tc>
@@ -3345,11 +3322,9 @@
             <w:tcW w:w="2122" w:type="dxa"/>
           </w:tcPr>
           <w:p>
-            <w:proofErr w:type="spellStart"/>
             <w:r>
               <w:t>Lifesteal</w:t>
             </w:r>
-            <w:proofErr w:type="spellEnd"/>
           </w:p>
         </w:tc>
         <w:tc>
@@ -3924,15 +3899,7 @@
           </w:tcPr>
           <w:p>
             <w:r>
-              <w:t xml:space="preserve">Increases the damage dealt by combustion but reduces the size of </w:t>
-            </w:r>
-            <w:proofErr w:type="spellStart"/>
-            <w:r>
-              <w:t>it’s</w:t>
-            </w:r>
-            <w:proofErr w:type="spellEnd"/>
-            <w:r>
-              <w:t xml:space="preserve"> explosion.</w:t>
+              <w:t>Increases the damage dealt by combustion but reduces the size of it’s explosion.</w:t>
             </w:r>
           </w:p>
         </w:tc>
@@ -4732,15 +4699,7 @@
           </w:tcPr>
           <w:p>
             <w:r>
-              <w:t xml:space="preserve">When clicking fast, players can </w:t>
-            </w:r>
-            <w:proofErr w:type="spellStart"/>
-            <w:r>
-              <w:t>misclick</w:t>
-            </w:r>
-            <w:proofErr w:type="spellEnd"/>
-            <w:r>
-              <w:t xml:space="preserve"> on a powerup depriving them the option to select what they want</w:t>
+              <w:t>When clicking fast, players can misclick on a powerup depriving them the option to select what they want</w:t>
             </w:r>
           </w:p>
         </w:tc>
@@ -4783,6 +4742,38 @@
           <w:p>
             <w:r>
               <w:t>Levelling up should give the player a selection of powerups per level, after selection, the powerup widgets should be removed from the screen especially during gameplay</w:t>
+            </w:r>
+          </w:p>
+        </w:tc>
+        <w:tc>
+          <w:tcPr>
+            <w:tcW w:w="1083" w:type="dxa"/>
+          </w:tcPr>
+          <w:p>
+            <w:r>
+              <w:t>True</w:t>
+            </w:r>
+          </w:p>
+        </w:tc>
+      </w:tr>
+      <w:tr>
+        <w:tc>
+          <w:tcPr>
+            <w:tcW w:w="3256" w:type="dxa"/>
+          </w:tcPr>
+          <w:p>
+            <w:r>
+              <w:t>Powerups regarding enemies in x range give y% damage increase do not give said increase</w:t>
+            </w:r>
+          </w:p>
+        </w:tc>
+        <w:tc>
+          <w:tcPr>
+            <w:tcW w:w="4677" w:type="dxa"/>
+          </w:tcPr>
+          <w:p>
+            <w:r>
+              <w:t>Enemies either within 20% gun range or 80% gun range away should take extra damage based on the powerups selected by the player</w:t>
             </w:r>
           </w:p>
         </w:tc>
@@ -4932,29 +4923,8 @@
           </w:tcPr>
           <w:p>
             <w:r>
-              <w:t xml:space="preserve">Enemies in such a case should </w:t>
-            </w:r>
-            <w:proofErr w:type="spellStart"/>
-            <w:r>
-              <w:t>despawn</w:t>
-            </w:r>
-            <w:proofErr w:type="spellEnd"/>
-            <w:r>
-              <w:t xml:space="preserve"> without causing other enemies that could be </w:t>
-            </w:r>
-            <w:proofErr w:type="spellStart"/>
-            <w:r>
-              <w:t>playable</w:t>
-            </w:r>
-            <w:proofErr w:type="spellEnd"/>
-            <w:r>
-              <w:t xml:space="preserve"> to </w:t>
-            </w:r>
-            <w:proofErr w:type="spellStart"/>
-            <w:r>
-              <w:t>despawn</w:t>
-            </w:r>
-            <w:proofErr w:type="spellEnd"/>
+              <w:t>Enemies in such a case should despawn without causing other enemies that could be playable to despawn</w:t>
+            </w:r>
           </w:p>
         </w:tc>
         <w:tc>
@@ -5716,23 +5686,7 @@
           </w:tcPr>
           <w:p>
             <w:r>
-              <w:t xml:space="preserve">Combustion’s </w:t>
-            </w:r>
-            <w:proofErr w:type="spellStart"/>
-            <w:r>
-              <w:t>AoE</w:t>
-            </w:r>
-            <w:proofErr w:type="spellEnd"/>
-            <w:r>
-              <w:t xml:space="preserve"> explosion should deal damage to all enemies within </w:t>
-            </w:r>
-            <w:proofErr w:type="spellStart"/>
-            <w:r>
-              <w:t>it’s</w:t>
-            </w:r>
-            <w:proofErr w:type="spellEnd"/>
-            <w:r>
-              <w:t xml:space="preserve"> radius</w:t>
+              <w:t>Combustion’s AoE explosion should deal damage to all enemies within it’s radius</w:t>
             </w:r>
           </w:p>
         </w:tc>
@@ -5764,15 +5718,7 @@
           </w:tcPr>
           <w:p>
             <w:r>
-              <w:t xml:space="preserve">Whenever an enemy is damaged by combustion, a number should appear near said enemy’s </w:t>
-            </w:r>
-            <w:proofErr w:type="spellStart"/>
-            <w:r>
-              <w:t>healthbar</w:t>
-            </w:r>
-            <w:proofErr w:type="spellEnd"/>
-            <w:r>
-              <w:t xml:space="preserve"> to show how much damage they took</w:t>
+              <w:t>Whenever an enemy is damaged by combustion, a number should appear near said enemy’s healthbar to show how much damage they took</w:t>
             </w:r>
           </w:p>
         </w:tc>
@@ -5824,11 +5770,9 @@
       <w:pPr>
         <w:pStyle w:val="Heading3"/>
       </w:pPr>
-      <w:proofErr w:type="spellStart"/>
       <w:r>
         <w:t>Lifesteal</w:t>
       </w:r>
-      <w:proofErr w:type="spellEnd"/>
     </w:p>
     <w:tbl>
       <w:tblPr>
@@ -5879,13 +5823,8 @@
             <w:tcW w:w="3256" w:type="dxa"/>
           </w:tcPr>
           <w:p>
-            <w:proofErr w:type="spellStart"/>
-            <w:r>
-              <w:t>Lifesteal</w:t>
-            </w:r>
-            <w:proofErr w:type="spellEnd"/>
-            <w:r>
-              <w:t xml:space="preserve"> was active from the start of a new session</w:t>
+            <w:r>
+              <w:t>Lifesteal was active from the start of a new session</w:t>
             </w:r>
           </w:p>
         </w:tc>
@@ -5894,13 +5833,8 @@
             <w:tcW w:w="4677" w:type="dxa"/>
           </w:tcPr>
           <w:p>
-            <w:proofErr w:type="spellStart"/>
-            <w:r>
-              <w:t>Lifesteal</w:t>
-            </w:r>
-            <w:proofErr w:type="spellEnd"/>
-            <w:r>
-              <w:t xml:space="preserve"> should only be activated by selecting the corresponding powerup </w:t>
+            <w:r>
+              <w:t xml:space="preserve">Lifesteal should only be activated by selecting the corresponding powerup </w:t>
             </w:r>
           </w:p>
         </w:tc>

--- a/RuinfallGDD.docx
+++ b/RuinfallGDD.docx
@@ -2210,8 +2210,13 @@
       <w:bookmarkEnd w:id="1"/>
     </w:p>
     <w:p>
+      <w:proofErr w:type="spellStart"/>
       <w:r>
-        <w:t xml:space="preserve">Ruinfall is a roguelike first-person shooter game with a relatively arcade-like feel to it. The player experiences hardcore one-life sessions where they shoot to kill hordes of enemies granting them access to enhancements via a level up system detailed more in the </w:t>
+        <w:t>Ruinfall</w:t>
+      </w:r>
+      <w:proofErr w:type="spellEnd"/>
+      <w:r>
+        <w:t xml:space="preserve"> is a roguelike first-person shooter game with a relatively arcade-like feel to it. The player experiences hardcore one-life sessions where they shoot to kill hordes of enemies granting them access to enhancements via a level up system detailed more in the </w:t>
       </w:r>
       <w:hyperlink w:anchor="_Mechanics" w:history="1">
         <w:r>
@@ -2414,7 +2419,15 @@
           </w:tcPr>
           <w:p>
             <w:r>
-              <w:t>Health, Speed, Dash Count, Dash Recovery, Damage Reduction, Gun Damage, Gun Range, Fire Rate, Critical Chance, Critical Damage, Multishot Count, Close Range Damage, Far Range Damage</w:t>
+              <w:t xml:space="preserve">Health, Speed, Dash Count, Dash Recovery, Damage Reduction, Gun Damage, Gun Range, Fire Rate, Critical Chance, Critical Damage, </w:t>
+            </w:r>
+            <w:proofErr w:type="spellStart"/>
+            <w:r>
+              <w:t>Multishot</w:t>
+            </w:r>
+            <w:proofErr w:type="spellEnd"/>
+            <w:r>
+              <w:t xml:space="preserve"> Count, Close Range Damage, Far Range Damage</w:t>
             </w:r>
           </w:p>
         </w:tc>
@@ -2609,7 +2622,15 @@
     </w:p>
     <w:p>
       <w:r>
-        <w:t>When levelling up, the player will be met with a choice between three powerups which last for their entire run. They only get to pick one per level but they have the option to reroll these powerups a limited amount of times per game. This limit starts with five rerolls with an additional reroll granted every five levels.</w:t>
+        <w:t xml:space="preserve">When levelling up, the player will be met with a choice between three powerups which last for their entire run. They only get to pick one per level but they have the option to reroll these powerups a limited </w:t>
+      </w:r>
+      <w:proofErr w:type="gramStart"/>
+      <w:r>
+        <w:t>amount</w:t>
+      </w:r>
+      <w:proofErr w:type="gramEnd"/>
+      <w:r>
+        <w:t xml:space="preserve"> of times per game. This limit starts with five rerolls with an additional reroll granted every five levels.</w:t>
       </w:r>
     </w:p>
     <w:p>
@@ -2750,7 +2771,23 @@
           </w:tcPr>
           <w:p>
             <w:r>
-              <w:t>The player gains a circular aura around them. Whenever an enemy enters this aura they get a stack of slow which decreases their movement speed. The maximum amount of stacks on an enemy is limited.</w:t>
+              <w:t xml:space="preserve">The player gains a circular aura around them. Whenever an enemy enters this </w:t>
+            </w:r>
+            <w:proofErr w:type="gramStart"/>
+            <w:r>
+              <w:t>aura</w:t>
+            </w:r>
+            <w:proofErr w:type="gramEnd"/>
+            <w:r>
+              <w:t xml:space="preserve"> they get a stack of slow which decreases their movement speed. The maximum </w:t>
+            </w:r>
+            <w:proofErr w:type="gramStart"/>
+            <w:r>
+              <w:t>amount</w:t>
+            </w:r>
+            <w:proofErr w:type="gramEnd"/>
+            <w:r>
+              <w:t xml:space="preserve"> of stacks on an enemy is limited.</w:t>
             </w:r>
           </w:p>
         </w:tc>
@@ -3088,7 +3125,15 @@
           </w:tcPr>
           <w:p>
             <w:r>
-              <w:t>Increase the amount of dashes that can be used before needing to recharge.</w:t>
+              <w:t xml:space="preserve">Increase the </w:t>
+            </w:r>
+            <w:proofErr w:type="gramStart"/>
+            <w:r>
+              <w:t>amount</w:t>
+            </w:r>
+            <w:proofErr w:type="gramEnd"/>
+            <w:r>
+              <w:t xml:space="preserve"> of dashes that can be used before needing to recharge.</w:t>
             </w:r>
           </w:p>
         </w:tc>
@@ -3132,7 +3177,15 @@
           </w:tcPr>
           <w:p>
             <w:r>
-              <w:t>Allows the player to jump an extra time while mid air from a jump.</w:t>
+              <w:t xml:space="preserve">Allows the player to jump an extra time while </w:t>
+            </w:r>
+            <w:proofErr w:type="spellStart"/>
+            <w:r>
+              <w:t>mid air</w:t>
+            </w:r>
+            <w:proofErr w:type="spellEnd"/>
+            <w:r>
+              <w:t xml:space="preserve"> from a jump.</w:t>
             </w:r>
           </w:p>
         </w:tc>
@@ -3256,9 +3309,11 @@
             <w:tcW w:w="2122" w:type="dxa"/>
           </w:tcPr>
           <w:p>
+            <w:proofErr w:type="spellStart"/>
             <w:r>
               <w:t>Multishot</w:t>
             </w:r>
+            <w:proofErr w:type="spellEnd"/>
           </w:p>
         </w:tc>
         <w:tc>
@@ -3322,9 +3377,11 @@
             <w:tcW w:w="2122" w:type="dxa"/>
           </w:tcPr>
           <w:p>
+            <w:proofErr w:type="spellStart"/>
             <w:r>
               <w:t>Lifesteal</w:t>
             </w:r>
+            <w:proofErr w:type="spellEnd"/>
           </w:p>
         </w:tc>
         <w:tc>
@@ -3351,7 +3408,23 @@
     </w:p>
     <w:p>
       <w:r>
-        <w:t>These powerups sacrifice one statistic to boost another. Some trade off powerups are instead listed in other tables and will be referred to as “[Statistic Increased]/[Statistic Decreased] Trade Off”.</w:t>
+        <w:t xml:space="preserve">These powerups sacrifice one statistic to boost another. Some trade off powerups </w:t>
+      </w:r>
+      <w:proofErr w:type="gramStart"/>
+      <w:r>
+        <w:t>are</w:t>
+      </w:r>
+      <w:proofErr w:type="gramEnd"/>
+      <w:r>
+        <w:t xml:space="preserve"> instead listed in other tables and will be referred to as “[Statistic Increased]</w:t>
+      </w:r>
+      <w:proofErr w:type="gramStart"/>
+      <w:r>
+        <w:t>/[</w:t>
+      </w:r>
+      <w:proofErr w:type="gramEnd"/>
+      <w:r>
+        <w:t>Statistic Decreased] Trade Off”.</w:t>
       </w:r>
     </w:p>
     <w:tbl>
@@ -3759,7 +3832,15 @@
       </w:r>
       <w:r>
         <w:br/>
-        <w:t>Also written as: T = ((b+(g/10))*c)*s</w:t>
+        <w:t>Also written as: T = ((b+(g/10</w:t>
+      </w:r>
+      <w:proofErr w:type="gramStart"/>
+      <w:r>
+        <w:t>))*c)*</w:t>
+      </w:r>
+      <w:proofErr w:type="gramEnd"/>
+      <w:r>
+        <w:t>s</w:t>
       </w:r>
     </w:p>
     <w:tbl>
@@ -3877,7 +3958,15 @@
           </w:tcPr>
           <w:p>
             <w:r>
-              <w:t>Increases the maximum amount of stacks of combustion that can be applied to an enemy.</w:t>
+              <w:t xml:space="preserve">Increases the maximum </w:t>
+            </w:r>
+            <w:proofErr w:type="gramStart"/>
+            <w:r>
+              <w:t>amount</w:t>
+            </w:r>
+            <w:proofErr w:type="gramEnd"/>
+            <w:r>
+              <w:t xml:space="preserve"> of stacks of combustion that can be applied to an enemy.</w:t>
             </w:r>
           </w:p>
         </w:tc>
@@ -3899,7 +3988,17 @@
           </w:tcPr>
           <w:p>
             <w:r>
-              <w:t>Increases the damage dealt by combustion but reduces the size of it’s explosion.</w:t>
+              <w:t xml:space="preserve">Increases the damage dealt by combustion but reduces the size of </w:t>
+            </w:r>
+            <w:proofErr w:type="spellStart"/>
+            <w:proofErr w:type="gramStart"/>
+            <w:r>
+              <w:t>it’s</w:t>
+            </w:r>
+            <w:proofErr w:type="spellEnd"/>
+            <w:proofErr w:type="gramEnd"/>
+            <w:r>
+              <w:t xml:space="preserve"> explosion.</w:t>
             </w:r>
           </w:p>
         </w:tc>
@@ -4176,7 +4275,15 @@
           </w:tcPr>
           <w:p>
             <w:r>
-              <w:t>Doubles the damage of frostbite but halves the damage of bleed (technical note: a modifier is used to stop this powerup from interfering with the scaling of frostbite thus meaning it’s damage is not decreasing due to the bleed damage decreasing).</w:t>
+              <w:t xml:space="preserve">Doubles the damage of frostbite but halves the damage of bleed (technical note: a modifier is used to stop this powerup from interfering with the scaling of frostbite thus meaning </w:t>
+            </w:r>
+            <w:proofErr w:type="gramStart"/>
+            <w:r>
+              <w:t>it’s</w:t>
+            </w:r>
+            <w:proofErr w:type="gramEnd"/>
+            <w:r>
+              <w:t xml:space="preserve"> damage is not decreasing due to the bleed damage decreasing).</w:t>
             </w:r>
           </w:p>
         </w:tc>
@@ -4509,7 +4616,15 @@
     </w:p>
     <w:p>
       <w:r>
-        <w:t>Thematics of the user interface (UI) have been set to match the theme of the art style. Many elements are grey with green highlights in resemblance to mossy stone, a texture found quite commonly in the game.</w:t>
+        <w:t xml:space="preserve">Thematics of the user interface (UI) have been set to match the theme of the art style. Many elements are grey with green highlights in resemblance to mossy </w:t>
+      </w:r>
+      <w:proofErr w:type="gramStart"/>
+      <w:r>
+        <w:t>stone,</w:t>
+      </w:r>
+      <w:proofErr w:type="gramEnd"/>
+      <w:r>
+        <w:t xml:space="preserve"> a texture found quite commonly in the game.</w:t>
       </w:r>
     </w:p>
     <w:p>
@@ -4699,7 +4814,15 @@
           </w:tcPr>
           <w:p>
             <w:r>
-              <w:t>When clicking fast, players can misclick on a powerup depriving them the option to select what they want</w:t>
+              <w:t xml:space="preserve">When clicking fast, players can </w:t>
+            </w:r>
+            <w:proofErr w:type="spellStart"/>
+            <w:r>
+              <w:t>misclick</w:t>
+            </w:r>
+            <w:proofErr w:type="spellEnd"/>
+            <w:r>
+              <w:t xml:space="preserve"> on a powerup depriving them the option to select what they want</w:t>
             </w:r>
           </w:p>
         </w:tc>
@@ -4773,7 +4896,23 @@
           </w:tcPr>
           <w:p>
             <w:r>
-              <w:t>Enemies either within 20% gun range or 80% gun range away should take extra damage based on the powerups selected by the player</w:t>
+              <w:t xml:space="preserve">Enemies either within </w:t>
+            </w:r>
+            <w:proofErr w:type="gramStart"/>
+            <w:r>
+              <w:t>20% gun</w:t>
+            </w:r>
+            <w:proofErr w:type="gramEnd"/>
+            <w:r>
+              <w:t xml:space="preserve"> range or </w:t>
+            </w:r>
+            <w:proofErr w:type="gramStart"/>
+            <w:r>
+              <w:t>80% gun</w:t>
+            </w:r>
+            <w:proofErr w:type="gramEnd"/>
+            <w:r>
+              <w:t xml:space="preserve"> range away should take extra damage based on the powerups selected by the player</w:t>
             </w:r>
           </w:p>
         </w:tc>
@@ -4923,7 +5062,68 @@
           </w:tcPr>
           <w:p>
             <w:r>
-              <w:t>Enemies in such a case should despawn without causing other enemies that could be playable to despawn</w:t>
+              <w:t xml:space="preserve">Enemies in such a case should </w:t>
+            </w:r>
+            <w:proofErr w:type="spellStart"/>
+            <w:r>
+              <w:t>despawn</w:t>
+            </w:r>
+            <w:proofErr w:type="spellEnd"/>
+            <w:r>
+              <w:t xml:space="preserve"> without causing other enemies that could be </w:t>
+            </w:r>
+            <w:proofErr w:type="spellStart"/>
+            <w:r>
+              <w:t>playable</w:t>
+            </w:r>
+            <w:proofErr w:type="spellEnd"/>
+            <w:r>
+              <w:t xml:space="preserve"> to </w:t>
+            </w:r>
+            <w:proofErr w:type="spellStart"/>
+            <w:r>
+              <w:t>despawn</w:t>
+            </w:r>
+            <w:proofErr w:type="spellEnd"/>
+          </w:p>
+        </w:tc>
+        <w:tc>
+          <w:tcPr>
+            <w:tcW w:w="1083" w:type="dxa"/>
+          </w:tcPr>
+          <w:p>
+            <w:r>
+              <w:t>False</w:t>
+            </w:r>
+          </w:p>
+        </w:tc>
+      </w:tr>
+      <w:tr>
+        <w:tc>
+          <w:tcPr>
+            <w:tcW w:w="3256" w:type="dxa"/>
+          </w:tcPr>
+          <w:p>
+            <w:r>
+              <w:t>Enemies are falsely being placed into a roaming state</w:t>
+            </w:r>
+          </w:p>
+        </w:tc>
+        <w:tc>
+          <w:tcPr>
+            <w:tcW w:w="4677" w:type="dxa"/>
+          </w:tcPr>
+          <w:p>
+            <w:r>
+              <w:t xml:space="preserve">Enemies should only </w:t>
+            </w:r>
+            <w:proofErr w:type="gramStart"/>
+            <w:r>
+              <w:t>affected</w:t>
+            </w:r>
+            <w:proofErr w:type="gramEnd"/>
+            <w:r>
+              <w:t xml:space="preserve"> by roam in any capacity when they cannot see the player</w:t>
             </w:r>
           </w:p>
         </w:tc>
@@ -5454,7 +5654,15 @@
           </w:tcPr>
           <w:p>
             <w:r>
-              <w:t>Dash damage should knock back enemies, when they land they should be free to move again</w:t>
+              <w:t xml:space="preserve">Dash damage should knock back enemies, when they </w:t>
+            </w:r>
+            <w:proofErr w:type="gramStart"/>
+            <w:r>
+              <w:t>land</w:t>
+            </w:r>
+            <w:proofErr w:type="gramEnd"/>
+            <w:r>
+              <w:t xml:space="preserve"> they should be free to move again</w:t>
             </w:r>
           </w:p>
         </w:tc>
@@ -5464,7 +5672,7 @@
           </w:tcPr>
           <w:p>
             <w:r>
-              <w:t>False</w:t>
+              <w:t>True</w:t>
             </w:r>
           </w:p>
         </w:tc>
@@ -5592,7 +5800,15 @@
           </w:tcPr>
           <w:p>
             <w:r>
-              <w:t>When slow stacks are removed they are not removed from the enemy health bar</w:t>
+              <w:t xml:space="preserve">When slow stacks are </w:t>
+            </w:r>
+            <w:proofErr w:type="gramStart"/>
+            <w:r>
+              <w:t>removed</w:t>
+            </w:r>
+            <w:proofErr w:type="gramEnd"/>
+            <w:r>
+              <w:t xml:space="preserve"> they are not removed from the enemy health bar</w:t>
             </w:r>
           </w:p>
         </w:tc>
@@ -5686,7 +5902,23 @@
           </w:tcPr>
           <w:p>
             <w:r>
-              <w:t>Combustion’s AoE explosion should deal damage to all enemies within it’s radius</w:t>
+              <w:t xml:space="preserve">Combustion’s </w:t>
+            </w:r>
+            <w:proofErr w:type="spellStart"/>
+            <w:r>
+              <w:t>AoE</w:t>
+            </w:r>
+            <w:proofErr w:type="spellEnd"/>
+            <w:r>
+              <w:t xml:space="preserve"> explosion should deal damage to all enemies within </w:t>
+            </w:r>
+            <w:proofErr w:type="spellStart"/>
+            <w:r>
+              <w:t>it’s</w:t>
+            </w:r>
+            <w:proofErr w:type="spellEnd"/>
+            <w:r>
+              <w:t xml:space="preserve"> radius</w:t>
             </w:r>
           </w:p>
         </w:tc>
@@ -5718,7 +5950,15 @@
           </w:tcPr>
           <w:p>
             <w:r>
-              <w:t>Whenever an enemy is damaged by combustion, a number should appear near said enemy’s healthbar to show how much damage they took</w:t>
+              <w:t xml:space="preserve">Whenever an enemy is damaged by combustion, a number should appear near said enemy’s </w:t>
+            </w:r>
+            <w:proofErr w:type="spellStart"/>
+            <w:r>
+              <w:t>healthbar</w:t>
+            </w:r>
+            <w:proofErr w:type="spellEnd"/>
+            <w:r>
+              <w:t xml:space="preserve"> to show how much damage they took</w:t>
             </w:r>
           </w:p>
         </w:tc>
@@ -5770,9 +6010,11 @@
       <w:pPr>
         <w:pStyle w:val="Heading3"/>
       </w:pPr>
+      <w:proofErr w:type="spellStart"/>
       <w:r>
         <w:t>Lifesteal</w:t>
       </w:r>
+      <w:proofErr w:type="spellEnd"/>
     </w:p>
     <w:tbl>
       <w:tblPr>
@@ -5823,8 +6065,13 @@
             <w:tcW w:w="3256" w:type="dxa"/>
           </w:tcPr>
           <w:p>
-            <w:r>
-              <w:t>Lifesteal was active from the start of a new session</w:t>
+            <w:proofErr w:type="spellStart"/>
+            <w:r>
+              <w:t>Lifesteal</w:t>
+            </w:r>
+            <w:proofErr w:type="spellEnd"/>
+            <w:r>
+              <w:t xml:space="preserve"> was active from the start of a new session</w:t>
             </w:r>
           </w:p>
         </w:tc>
@@ -5833,8 +6080,13 @@
             <w:tcW w:w="4677" w:type="dxa"/>
           </w:tcPr>
           <w:p>
-            <w:r>
-              <w:t xml:space="preserve">Lifesteal should only be activated by selecting the corresponding powerup </w:t>
+            <w:proofErr w:type="spellStart"/>
+            <w:r>
+              <w:t>Lifesteal</w:t>
+            </w:r>
+            <w:proofErr w:type="spellEnd"/>
+            <w:r>
+              <w:t xml:space="preserve"> should only be activated by selecting the corresponding powerup </w:t>
             </w:r>
           </w:p>
         </w:tc>

--- a/RuinfallGDD.docx
+++ b/RuinfallGDD.docx
@@ -5133,9 +5133,10 @@
           </w:tcPr>
           <w:p>
             <w:r>
-              <w:t>False</w:t>
-            </w:r>
-          </w:p>
+              <w:t>True</w:t>
+            </w:r>
+          </w:p>
+          <w:p/>
         </w:tc>
       </w:tr>
     </w:tbl>

--- a/RuinfallGDD.docx
+++ b/RuinfallGDD.docx
@@ -2210,13 +2210,8 @@
       <w:bookmarkEnd w:id="1"/>
     </w:p>
     <w:p>
-      <w:proofErr w:type="spellStart"/>
       <w:r>
-        <w:t>Ruinfall</w:t>
-      </w:r>
-      <w:proofErr w:type="spellEnd"/>
-      <w:r>
-        <w:t xml:space="preserve"> is a roguelike first-person shooter game with a relatively arcade-like feel to it. The player experiences hardcore one-life sessions where they shoot to kill hordes of enemies granting them access to enhancements via a level up system detailed more in the </w:t>
+        <w:t xml:space="preserve">Ruinfall is a roguelike first-person shooter game with a relatively arcade-like feel to it. The player experiences hardcore one-life sessions where they shoot to kill hordes of enemies granting them access to enhancements via a level up system detailed more in the </w:t>
       </w:r>
       <w:hyperlink w:anchor="_Mechanics" w:history="1">
         <w:r>
@@ -2419,15 +2414,7 @@
           </w:tcPr>
           <w:p>
             <w:r>
-              <w:t xml:space="preserve">Health, Speed, Dash Count, Dash Recovery, Damage Reduction, Gun Damage, Gun Range, Fire Rate, Critical Chance, Critical Damage, </w:t>
-            </w:r>
-            <w:proofErr w:type="spellStart"/>
-            <w:r>
-              <w:t>Multishot</w:t>
-            </w:r>
-            <w:proofErr w:type="spellEnd"/>
-            <w:r>
-              <w:t xml:space="preserve"> Count, Close Range Damage, Far Range Damage</w:t>
+              <w:t>Health, Speed, Dash Count, Dash Recovery, Damage Reduction, Gun Damage, Gun Range, Fire Rate, Critical Chance, Critical Damage, Multishot Count, Close Range Damage, Far Range Damage</w:t>
             </w:r>
           </w:p>
         </w:tc>
@@ -3177,15 +3164,7 @@
           </w:tcPr>
           <w:p>
             <w:r>
-              <w:t xml:space="preserve">Allows the player to jump an extra time while </w:t>
-            </w:r>
-            <w:proofErr w:type="spellStart"/>
-            <w:r>
-              <w:t>mid air</w:t>
-            </w:r>
-            <w:proofErr w:type="spellEnd"/>
-            <w:r>
-              <w:t xml:space="preserve"> from a jump.</w:t>
+              <w:t>Allows the player to jump an extra time while mid air from a jump.</w:t>
             </w:r>
           </w:p>
         </w:tc>
@@ -3309,11 +3288,9 @@
             <w:tcW w:w="2122" w:type="dxa"/>
           </w:tcPr>
           <w:p>
-            <w:proofErr w:type="spellStart"/>
             <w:r>
               <w:t>Multishot</w:t>
             </w:r>
-            <w:proofErr w:type="spellEnd"/>
           </w:p>
         </w:tc>
         <w:tc>
@@ -3377,11 +3354,9 @@
             <w:tcW w:w="2122" w:type="dxa"/>
           </w:tcPr>
           <w:p>
-            <w:proofErr w:type="spellStart"/>
             <w:r>
               <w:t>Lifesteal</w:t>
             </w:r>
-            <w:proofErr w:type="spellEnd"/>
           </w:p>
         </w:tc>
         <w:tc>
@@ -3990,12 +3965,10 @@
             <w:r>
               <w:t xml:space="preserve">Increases the damage dealt by combustion but reduces the size of </w:t>
             </w:r>
-            <w:proofErr w:type="spellStart"/>
             <w:proofErr w:type="gramStart"/>
             <w:r>
               <w:t>it’s</w:t>
             </w:r>
-            <w:proofErr w:type="spellEnd"/>
             <w:proofErr w:type="gramEnd"/>
             <w:r>
               <w:t xml:space="preserve"> explosion.</w:t>
@@ -4814,15 +4787,7 @@
           </w:tcPr>
           <w:p>
             <w:r>
-              <w:t xml:space="preserve">When clicking fast, players can </w:t>
-            </w:r>
-            <w:proofErr w:type="spellStart"/>
-            <w:r>
-              <w:t>misclick</w:t>
-            </w:r>
-            <w:proofErr w:type="spellEnd"/>
-            <w:r>
-              <w:t xml:space="preserve"> on a powerup depriving them the option to select what they want</w:t>
+              <w:t>When clicking fast, players can misclick on a powerup depriving them the option to select what they want</w:t>
             </w:r>
           </w:p>
         </w:tc>
@@ -5008,7 +4973,7 @@
           </w:tcPr>
           <w:p>
             <w:r>
-              <w:t>False</w:t>
+              <w:t>True</w:t>
             </w:r>
           </w:p>
         </w:tc>
@@ -5062,29 +5027,8 @@
           </w:tcPr>
           <w:p>
             <w:r>
-              <w:t xml:space="preserve">Enemies in such a case should </w:t>
-            </w:r>
-            <w:proofErr w:type="spellStart"/>
-            <w:r>
-              <w:t>despawn</w:t>
-            </w:r>
-            <w:proofErr w:type="spellEnd"/>
-            <w:r>
-              <w:t xml:space="preserve"> without causing other enemies that could be </w:t>
-            </w:r>
-            <w:proofErr w:type="spellStart"/>
-            <w:r>
-              <w:t>playable</w:t>
-            </w:r>
-            <w:proofErr w:type="spellEnd"/>
-            <w:r>
-              <w:t xml:space="preserve"> to </w:t>
-            </w:r>
-            <w:proofErr w:type="spellStart"/>
-            <w:r>
-              <w:t>despawn</w:t>
-            </w:r>
-            <w:proofErr w:type="spellEnd"/>
+              <w:t>Enemies in such a case should despawn without causing other enemies that could be playable to despawn</w:t>
+            </w:r>
           </w:p>
         </w:tc>
         <w:tc>
@@ -5093,7 +5037,7 @@
           </w:tcPr>
           <w:p>
             <w:r>
-              <w:t>False</w:t>
+              <w:t>True</w:t>
             </w:r>
           </w:p>
         </w:tc>
@@ -5903,23 +5847,7 @@
           </w:tcPr>
           <w:p>
             <w:r>
-              <w:t xml:space="preserve">Combustion’s </w:t>
-            </w:r>
-            <w:proofErr w:type="spellStart"/>
-            <w:r>
-              <w:t>AoE</w:t>
-            </w:r>
-            <w:proofErr w:type="spellEnd"/>
-            <w:r>
-              <w:t xml:space="preserve"> explosion should deal damage to all enemies within </w:t>
-            </w:r>
-            <w:proofErr w:type="spellStart"/>
-            <w:r>
-              <w:t>it’s</w:t>
-            </w:r>
-            <w:proofErr w:type="spellEnd"/>
-            <w:r>
-              <w:t xml:space="preserve"> radius</w:t>
+              <w:t>Combustion’s AoE explosion should deal damage to all enemies within it’s radius</w:t>
             </w:r>
           </w:p>
         </w:tc>
@@ -5951,15 +5879,7 @@
           </w:tcPr>
           <w:p>
             <w:r>
-              <w:t xml:space="preserve">Whenever an enemy is damaged by combustion, a number should appear near said enemy’s </w:t>
-            </w:r>
-            <w:proofErr w:type="spellStart"/>
-            <w:r>
-              <w:t>healthbar</w:t>
-            </w:r>
-            <w:proofErr w:type="spellEnd"/>
-            <w:r>
-              <w:t xml:space="preserve"> to show how much damage they took</w:t>
+              <w:t>Whenever an enemy is damaged by combustion, a number should appear near said enemy’s healthbar to show how much damage they took</w:t>
             </w:r>
           </w:p>
         </w:tc>
@@ -6011,11 +5931,9 @@
       <w:pPr>
         <w:pStyle w:val="Heading3"/>
       </w:pPr>
-      <w:proofErr w:type="spellStart"/>
       <w:r>
         <w:t>Lifesteal</w:t>
       </w:r>
-      <w:proofErr w:type="spellEnd"/>
     </w:p>
     <w:tbl>
       <w:tblPr>
@@ -6066,13 +5984,8 @@
             <w:tcW w:w="3256" w:type="dxa"/>
           </w:tcPr>
           <w:p>
-            <w:proofErr w:type="spellStart"/>
-            <w:r>
-              <w:t>Lifesteal</w:t>
-            </w:r>
-            <w:proofErr w:type="spellEnd"/>
-            <w:r>
-              <w:t xml:space="preserve"> was active from the start of a new session</w:t>
+            <w:r>
+              <w:t>Lifesteal was active from the start of a new session</w:t>
             </w:r>
           </w:p>
         </w:tc>
@@ -6081,13 +5994,8 @@
             <w:tcW w:w="4677" w:type="dxa"/>
           </w:tcPr>
           <w:p>
-            <w:proofErr w:type="spellStart"/>
-            <w:r>
-              <w:t>Lifesteal</w:t>
-            </w:r>
-            <w:proofErr w:type="spellEnd"/>
-            <w:r>
-              <w:t xml:space="preserve"> should only be activated by selecting the corresponding powerup </w:t>
+            <w:r>
+              <w:t xml:space="preserve">Lifesteal should only be activated by selecting the corresponding powerup </w:t>
             </w:r>
           </w:p>
         </w:tc>

--- a/RuinfallGDD.docx
+++ b/RuinfallGDD.docx
@@ -2609,15 +2609,7 @@
     </w:p>
     <w:p>
       <w:r>
-        <w:t xml:space="preserve">When levelling up, the player will be met with a choice between three powerups which last for their entire run. They only get to pick one per level but they have the option to reroll these powerups a limited </w:t>
-      </w:r>
-      <w:proofErr w:type="gramStart"/>
-      <w:r>
-        <w:t>amount</w:t>
-      </w:r>
-      <w:proofErr w:type="gramEnd"/>
-      <w:r>
-        <w:t xml:space="preserve"> of times per game. This limit starts with five rerolls with an additional reroll granted every five levels.</w:t>
+        <w:t>When levelling up, the player will be met with a choice between three powerups which last for their entire run. They only get to pick one per level but they have the option to reroll these powerups a limited amount of times per game. This limit starts with five rerolls with an additional reroll granted every five levels.</w:t>
       </w:r>
     </w:p>
     <w:p>
@@ -2758,23 +2750,7 @@
           </w:tcPr>
           <w:p>
             <w:r>
-              <w:t xml:space="preserve">The player gains a circular aura around them. Whenever an enemy enters this </w:t>
-            </w:r>
-            <w:proofErr w:type="gramStart"/>
-            <w:r>
-              <w:t>aura</w:t>
-            </w:r>
-            <w:proofErr w:type="gramEnd"/>
-            <w:r>
-              <w:t xml:space="preserve"> they get a stack of slow which decreases their movement speed. The maximum </w:t>
-            </w:r>
-            <w:proofErr w:type="gramStart"/>
-            <w:r>
-              <w:t>amount</w:t>
-            </w:r>
-            <w:proofErr w:type="gramEnd"/>
-            <w:r>
-              <w:t xml:space="preserve"> of stacks on an enemy is limited.</w:t>
+              <w:t>The player gains a circular aura around them. Whenever an enemy enters this aura they get a stack of slow which decreases their movement speed. The maximum amount of stacks on an enemy is limited.</w:t>
             </w:r>
           </w:p>
         </w:tc>
@@ -3112,15 +3088,7 @@
           </w:tcPr>
           <w:p>
             <w:r>
-              <w:t xml:space="preserve">Increase the </w:t>
-            </w:r>
-            <w:proofErr w:type="gramStart"/>
-            <w:r>
-              <w:t>amount</w:t>
-            </w:r>
-            <w:proofErr w:type="gramEnd"/>
-            <w:r>
-              <w:t xml:space="preserve"> of dashes that can be used before needing to recharge.</w:t>
+              <w:t>Increase the amount of dashes that can be used before needing to recharge.</w:t>
             </w:r>
           </w:p>
         </w:tc>
@@ -3383,23 +3351,7 @@
     </w:p>
     <w:p>
       <w:r>
-        <w:t xml:space="preserve">These powerups sacrifice one statistic to boost another. Some trade off powerups </w:t>
-      </w:r>
-      <w:proofErr w:type="gramStart"/>
-      <w:r>
-        <w:t>are</w:t>
-      </w:r>
-      <w:proofErr w:type="gramEnd"/>
-      <w:r>
-        <w:t xml:space="preserve"> instead listed in other tables and will be referred to as “[Statistic Increased]</w:t>
-      </w:r>
-      <w:proofErr w:type="gramStart"/>
-      <w:r>
-        <w:t>/[</w:t>
-      </w:r>
-      <w:proofErr w:type="gramEnd"/>
-      <w:r>
-        <w:t>Statistic Decreased] Trade Off”.</w:t>
+        <w:t>These powerups sacrifice one statistic to boost another. Some trade off powerups are instead listed in other tables and will be referred to as “[Statistic Increased]/[Statistic Decreased] Trade Off”.</w:t>
       </w:r>
     </w:p>
     <w:tbl>
@@ -3807,15 +3759,7 @@
       </w:r>
       <w:r>
         <w:br/>
-        <w:t>Also written as: T = ((b+(g/10</w:t>
-      </w:r>
-      <w:proofErr w:type="gramStart"/>
-      <w:r>
-        <w:t>))*c)*</w:t>
-      </w:r>
-      <w:proofErr w:type="gramEnd"/>
-      <w:r>
-        <w:t>s</w:t>
+        <w:t>Also written as: T = ((b+(g/10))*c)*s</w:t>
       </w:r>
     </w:p>
     <w:tbl>
@@ -3933,15 +3877,7 @@
           </w:tcPr>
           <w:p>
             <w:r>
-              <w:t xml:space="preserve">Increases the maximum </w:t>
-            </w:r>
-            <w:proofErr w:type="gramStart"/>
-            <w:r>
-              <w:t>amount</w:t>
-            </w:r>
-            <w:proofErr w:type="gramEnd"/>
-            <w:r>
-              <w:t xml:space="preserve"> of stacks of combustion that can be applied to an enemy.</w:t>
+              <w:t>Increases the maximum amount of stacks of combustion that can be applied to an enemy.</w:t>
             </w:r>
           </w:p>
         </w:tc>
@@ -3963,15 +3899,7 @@
           </w:tcPr>
           <w:p>
             <w:r>
-              <w:t xml:space="preserve">Increases the damage dealt by combustion but reduces the size of </w:t>
-            </w:r>
-            <w:proofErr w:type="gramStart"/>
-            <w:r>
-              <w:t>it’s</w:t>
-            </w:r>
-            <w:proofErr w:type="gramEnd"/>
-            <w:r>
-              <w:t xml:space="preserve"> explosion.</w:t>
+              <w:t>Increases the damage dealt by combustion but reduces the size of it’s explosion.</w:t>
             </w:r>
           </w:p>
         </w:tc>
@@ -4248,15 +4176,7 @@
           </w:tcPr>
           <w:p>
             <w:r>
-              <w:t xml:space="preserve">Doubles the damage of frostbite but halves the damage of bleed (technical note: a modifier is used to stop this powerup from interfering with the scaling of frostbite thus meaning </w:t>
-            </w:r>
-            <w:proofErr w:type="gramStart"/>
-            <w:r>
-              <w:t>it’s</w:t>
-            </w:r>
-            <w:proofErr w:type="gramEnd"/>
-            <w:r>
-              <w:t xml:space="preserve"> damage is not decreasing due to the bleed damage decreasing).</w:t>
+              <w:t>Doubles the damage of frostbite but halves the damage of bleed (technical note: a modifier is used to stop this powerup from interfering with the scaling of frostbite thus meaning it’s damage is not decreasing due to the bleed damage decreasing).</w:t>
             </w:r>
           </w:p>
         </w:tc>
@@ -4589,15 +4509,7 @@
     </w:p>
     <w:p>
       <w:r>
-        <w:t xml:space="preserve">Thematics of the user interface (UI) have been set to match the theme of the art style. Many elements are grey with green highlights in resemblance to mossy </w:t>
-      </w:r>
-      <w:proofErr w:type="gramStart"/>
-      <w:r>
-        <w:t>stone,</w:t>
-      </w:r>
-      <w:proofErr w:type="gramEnd"/>
-      <w:r>
-        <w:t xml:space="preserve"> a texture found quite commonly in the game.</w:t>
+        <w:t>Thematics of the user interface (UI) have been set to match the theme of the art style. Many elements are grey with green highlights in resemblance to mossy stone, a texture found quite commonly in the game.</w:t>
       </w:r>
     </w:p>
     <w:p>
@@ -4861,23 +4773,7 @@
           </w:tcPr>
           <w:p>
             <w:r>
-              <w:t xml:space="preserve">Enemies either within </w:t>
-            </w:r>
-            <w:proofErr w:type="gramStart"/>
-            <w:r>
-              <w:t>20% gun</w:t>
-            </w:r>
-            <w:proofErr w:type="gramEnd"/>
-            <w:r>
-              <w:t xml:space="preserve"> range or </w:t>
-            </w:r>
-            <w:proofErr w:type="gramStart"/>
-            <w:r>
-              <w:t>80% gun</w:t>
-            </w:r>
-            <w:proofErr w:type="gramEnd"/>
-            <w:r>
-              <w:t xml:space="preserve"> range away should take extra damage based on the powerups selected by the player</w:t>
+              <w:t>Enemies either within 20% gun range or 80% gun range away should take extra damage based on the powerups selected by the player</w:t>
             </w:r>
           </w:p>
         </w:tc>
@@ -4887,7 +4783,7 @@
           </w:tcPr>
           <w:p>
             <w:r>
-              <w:t>False</w:t>
+              <w:t>True</w:t>
             </w:r>
           </w:p>
         </w:tc>
@@ -5059,15 +4955,7 @@
           </w:tcPr>
           <w:p>
             <w:r>
-              <w:t xml:space="preserve">Enemies should only </w:t>
-            </w:r>
-            <w:proofErr w:type="gramStart"/>
-            <w:r>
-              <w:t>affected</w:t>
-            </w:r>
-            <w:proofErr w:type="gramEnd"/>
-            <w:r>
-              <w:t xml:space="preserve"> by roam in any capacity when they cannot see the player</w:t>
+              <w:t>Enemies should only affected by roam in any capacity when they cannot see the player</w:t>
             </w:r>
           </w:p>
         </w:tc>
@@ -5227,7 +5115,7 @@
           </w:tcPr>
           <w:p>
             <w:r>
-              <w:t>False</w:t>
+              <w:t>True</w:t>
             </w:r>
           </w:p>
         </w:tc>
@@ -5599,15 +5487,7 @@
           </w:tcPr>
           <w:p>
             <w:r>
-              <w:t xml:space="preserve">Dash damage should knock back enemies, when they </w:t>
-            </w:r>
-            <w:proofErr w:type="gramStart"/>
-            <w:r>
-              <w:t>land</w:t>
-            </w:r>
-            <w:proofErr w:type="gramEnd"/>
-            <w:r>
-              <w:t xml:space="preserve"> they should be free to move again</w:t>
+              <w:t>Dash damage should knock back enemies, when they land they should be free to move again</w:t>
             </w:r>
           </w:p>
         </w:tc>
@@ -5745,15 +5625,7 @@
           </w:tcPr>
           <w:p>
             <w:r>
-              <w:t xml:space="preserve">When slow stacks are </w:t>
-            </w:r>
-            <w:proofErr w:type="gramStart"/>
-            <w:r>
-              <w:t>removed</w:t>
-            </w:r>
-            <w:proofErr w:type="gramEnd"/>
-            <w:r>
-              <w:t xml:space="preserve"> they are not removed from the enemy health bar</w:t>
+              <w:t>When slow stacks are removed they are not removed from the enemy health bar</w:t>
             </w:r>
           </w:p>
         </w:tc>
@@ -5764,6 +5636,38 @@
           <w:p>
             <w:r>
               <w:t>The slow stack indicator above enemy health bars should stay accurate in showing how many slow stacks an enemy has</w:t>
+            </w:r>
+          </w:p>
+        </w:tc>
+        <w:tc>
+          <w:tcPr>
+            <w:tcW w:w="1083" w:type="dxa"/>
+          </w:tcPr>
+          <w:p>
+            <w:r>
+              <w:t>False</w:t>
+            </w:r>
+          </w:p>
+        </w:tc>
+      </w:tr>
+      <w:tr>
+        <w:tc>
+          <w:tcPr>
+            <w:tcW w:w="3256" w:type="dxa"/>
+          </w:tcPr>
+          <w:p>
+            <w:r>
+              <w:t>Visual does not increase in size with the aura</w:t>
+            </w:r>
+          </w:p>
+        </w:tc>
+        <w:tc>
+          <w:tcPr>
+            <w:tcW w:w="4677" w:type="dxa"/>
+          </w:tcPr>
+          <w:p>
+            <w:r>
+              <w:t>When the aura size is increased the visual for the aura should also increase</w:t>
             </w:r>
           </w:p>
         </w:tc>

--- a/RuinfallGDD.docx
+++ b/RuinfallGDD.docx
@@ -5502,6 +5502,39 @@
           </w:p>
         </w:tc>
       </w:tr>
+      <w:tr>
+        <w:tc>
+          <w:tcPr>
+            <w:tcW w:w="3256" w:type="dxa"/>
+          </w:tcPr>
+          <w:p>
+            <w:r>
+              <w:t>When the player has multiple dash charges, using 1 allows the player to gain full benefit of dash damage without dashing</w:t>
+            </w:r>
+          </w:p>
+        </w:tc>
+        <w:tc>
+          <w:tcPr>
+            <w:tcW w:w="4677" w:type="dxa"/>
+          </w:tcPr>
+          <w:p>
+            <w:r>
+              <w:t>Dash damage should only be able to be triggered during a dash</w:t>
+            </w:r>
+          </w:p>
+        </w:tc>
+        <w:tc>
+          <w:tcPr>
+            <w:tcW w:w="1083" w:type="dxa"/>
+          </w:tcPr>
+          <w:p>
+            <w:r>
+              <w:t>False</w:t>
+            </w:r>
+          </w:p>
+          <w:p/>
+        </w:tc>
+      </w:tr>
     </w:tbl>
     <w:p>
       <w:pPr>
@@ -5973,6 +6006,7 @@
           </w:tcPr>
           <w:p>
             <w:r>
+              <w:lastRenderedPageBreak/>
               <w:t xml:space="preserve">Multiple bleeding enemies was not providing a damage increase </w:t>
             </w:r>
           </w:p>
@@ -6009,7 +6043,6 @@
         <w:pStyle w:val="Heading3"/>
       </w:pPr>
       <w:r>
-        <w:lastRenderedPageBreak/>
         <w:t>Ricochet</w:t>
       </w:r>
     </w:p>
@@ -6074,6 +6107,122 @@
           <w:p>
             <w:r>
               <w:t>Ricochet damage split reductions should only increase the damage dealt by shots hitting multiple enemies and not increase the damage dealt to a single enemy</w:t>
+            </w:r>
+          </w:p>
+        </w:tc>
+        <w:tc>
+          <w:tcPr>
+            <w:tcW w:w="1083" w:type="dxa"/>
+          </w:tcPr>
+          <w:p>
+            <w:r>
+              <w:t>True</w:t>
+            </w:r>
+          </w:p>
+        </w:tc>
+      </w:tr>
+    </w:tbl>
+    <w:p>
+      <w:pPr>
+        <w:pStyle w:val="Heading3"/>
+      </w:pPr>
+      <w:r>
+        <w:t>Statistic List</w:t>
+      </w:r>
+    </w:p>
+    <w:tbl>
+      <w:tblPr>
+        <w:tblStyle w:val="TableGrid"/>
+        <w:tblW w:w="0" w:type="auto"/>
+        <w:tblLook w:val="04A0" w:firstRow="1" w:lastRow="0" w:firstColumn="1" w:lastColumn="0" w:noHBand="0" w:noVBand="1"/>
+      </w:tblPr>
+      <w:tblGrid>
+        <w:gridCol w:w="3256"/>
+        <w:gridCol w:w="4677"/>
+        <w:gridCol w:w="1083"/>
+      </w:tblGrid>
+      <w:tr>
+        <w:tc>
+          <w:tcPr>
+            <w:tcW w:w="3256" w:type="dxa"/>
+          </w:tcPr>
+          <w:p>
+            <w:r>
+              <w:t>Issue</w:t>
+            </w:r>
+          </w:p>
+        </w:tc>
+        <w:tc>
+          <w:tcPr>
+            <w:tcW w:w="4677" w:type="dxa"/>
+          </w:tcPr>
+          <w:p>
+            <w:r>
+              <w:t>Goal</w:t>
+            </w:r>
+          </w:p>
+        </w:tc>
+        <w:tc>
+          <w:tcPr>
+            <w:tcW w:w="1083" w:type="dxa"/>
+          </w:tcPr>
+          <w:p>
+            <w:r>
+              <w:t>Fixed</w:t>
+            </w:r>
+          </w:p>
+        </w:tc>
+      </w:tr>
+      <w:tr>
+        <w:tc>
+          <w:tcPr>
+            <w:tcW w:w="3256" w:type="dxa"/>
+          </w:tcPr>
+          <w:p>
+            <w:r>
+              <w:t>Stats needing a suffix had their suffix missing</w:t>
+            </w:r>
+          </w:p>
+        </w:tc>
+        <w:tc>
+          <w:tcPr>
+            <w:tcW w:w="4677" w:type="dxa"/>
+          </w:tcPr>
+          <w:p>
+            <w:r>
+              <w:t>Suffixes are needed on various statistics like dash cooldown (‘s’ for seconds) or movement speed (‘%’ to show how much above the baseline) to convey important information to the player</w:t>
+            </w:r>
+          </w:p>
+        </w:tc>
+        <w:tc>
+          <w:tcPr>
+            <w:tcW w:w="1083" w:type="dxa"/>
+          </w:tcPr>
+          <w:p>
+            <w:r>
+              <w:t>True</w:t>
+            </w:r>
+          </w:p>
+        </w:tc>
+      </w:tr>
+      <w:tr>
+        <w:tc>
+          <w:tcPr>
+            <w:tcW w:w="3256" w:type="dxa"/>
+          </w:tcPr>
+          <w:p>
+            <w:r>
+              <w:t>Movement speed was being displayed at an incorrect value</w:t>
+            </w:r>
+          </w:p>
+        </w:tc>
+        <w:tc>
+          <w:tcPr>
+            <w:tcW w:w="4677" w:type="dxa"/>
+          </w:tcPr>
+          <w:p>
+            <w:r>
+              <w:t>Movement speed should be shown as the % change from the default movement speed the player gets on game start</w:t>
             </w:r>
           </w:p>
         </w:tc>

--- a/RuinfallGDD.docx
+++ b/RuinfallGDD.docx
@@ -6239,6 +6239,185 @@
       </w:tr>
     </w:tbl>
     <w:p/>
+    <w:p>
+      <w:r>
+        <w:br w:type="page"/>
+      </w:r>
+    </w:p>
+    <w:p>
+      <w:pPr>
+        <w:pStyle w:val="Heading2"/>
+      </w:pPr>
+      <w:r>
+        <w:lastRenderedPageBreak/>
+        <w:t>Appendix</w:t>
+      </w:r>
+    </w:p>
+    <w:p>
+      <w:pPr>
+        <w:pStyle w:val="Heading3"/>
+      </w:pPr>
+      <w:r>
+        <w:t>Test Log</w:t>
+      </w:r>
+    </w:p>
+    <w:p>
+      <w:pPr>
+        <w:pStyle w:val="Heading4"/>
+      </w:pPr>
+      <w:r>
+        <w:t>Slow Aura</w:t>
+      </w:r>
+    </w:p>
+    <w:p>
+      <w:pPr>
+        <w:pStyle w:val="ListParagraph"/>
+        <w:numPr>
+          <w:ilvl w:val="0"/>
+          <w:numId w:val="5"/>
+        </w:numPr>
+      </w:pPr>
+      <w:r>
+        <w:t>radius</w:t>
+      </w:r>
+    </w:p>
+    <w:p>
+      <w:r>
+        <w:rPr>
+          <w:noProof/>
+        </w:rPr>
+        <w:drawing>
+          <wp:inline distT="0" distB="0" distL="0" distR="0" wp14:anchorId="738708D3" wp14:editId="7C0F8686">
+            <wp:extent cx="5731510" cy="3391535"/>
+            <wp:effectExtent l="0" t="0" r="2540" b="0"/>
+            <wp:docPr id="976382548" name="Picture 1"/>
+            <wp:cNvGraphicFramePr>
+              <a:graphicFrameLocks xmlns:a="http://schemas.openxmlformats.org/drawingml/2006/main" noChangeAspect="1"/>
+            </wp:cNvGraphicFramePr>
+            <a:graphic xmlns:a="http://schemas.openxmlformats.org/drawingml/2006/main">
+              <a:graphicData uri="http://schemas.openxmlformats.org/drawingml/2006/picture">
+                <pic:pic xmlns:pic="http://schemas.openxmlformats.org/drawingml/2006/picture">
+                  <pic:nvPicPr>
+                    <pic:cNvPr id="976382548" name=""/>
+                    <pic:cNvPicPr/>
+                  </pic:nvPicPr>
+                  <pic:blipFill>
+                    <a:blip r:embed="rId6"/>
+                    <a:stretch>
+                      <a:fillRect/>
+                    </a:stretch>
+                  </pic:blipFill>
+                  <pic:spPr>
+                    <a:xfrm>
+                      <a:off x="0" y="0"/>
+                      <a:ext cx="5731510" cy="3391535"/>
+                    </a:xfrm>
+                    <a:prstGeom prst="rect">
+                      <a:avLst/>
+                    </a:prstGeom>
+                  </pic:spPr>
+                </pic:pic>
+              </a:graphicData>
+            </a:graphic>
+          </wp:inline>
+        </w:drawing>
+      </w:r>
+    </w:p>
+    <w:p>
+      <w:r>
+        <w:t>0.5 radius</w:t>
+      </w:r>
+    </w:p>
+    <w:p>
+      <w:r>
+        <w:rPr>
+          <w:noProof/>
+        </w:rPr>
+        <w:drawing>
+          <wp:inline distT="0" distB="0" distL="0" distR="0" wp14:anchorId="7FCB38C3" wp14:editId="72F44C84">
+            <wp:extent cx="5731510" cy="3453130"/>
+            <wp:effectExtent l="0" t="0" r="2540" b="0"/>
+            <wp:docPr id="179464369" name="Picture 1"/>
+            <wp:cNvGraphicFramePr>
+              <a:graphicFrameLocks xmlns:a="http://schemas.openxmlformats.org/drawingml/2006/main" noChangeAspect="1"/>
+            </wp:cNvGraphicFramePr>
+            <a:graphic xmlns:a="http://schemas.openxmlformats.org/drawingml/2006/main">
+              <a:graphicData uri="http://schemas.openxmlformats.org/drawingml/2006/picture">
+                <pic:pic xmlns:pic="http://schemas.openxmlformats.org/drawingml/2006/picture">
+                  <pic:nvPicPr>
+                    <pic:cNvPr id="179464369" name=""/>
+                    <pic:cNvPicPr/>
+                  </pic:nvPicPr>
+                  <pic:blipFill>
+                    <a:blip r:embed="rId7"/>
+                    <a:stretch>
+                      <a:fillRect/>
+                    </a:stretch>
+                  </pic:blipFill>
+                  <pic:spPr>
+                    <a:xfrm>
+                      <a:off x="0" y="0"/>
+                      <a:ext cx="5731510" cy="3453130"/>
+                    </a:xfrm>
+                    <a:prstGeom prst="rect">
+                      <a:avLst/>
+                    </a:prstGeom>
+                  </pic:spPr>
+                </pic:pic>
+              </a:graphicData>
+            </a:graphic>
+          </wp:inline>
+        </w:drawing>
+      </w:r>
+    </w:p>
+    <w:p>
+      <w:r>
+        <w:t>2.0 radius</w:t>
+      </w:r>
+    </w:p>
+    <w:p>
+      <w:r>
+        <w:rPr>
+          <w:noProof/>
+        </w:rPr>
+        <w:lastRenderedPageBreak/>
+        <w:drawing>
+          <wp:inline distT="0" distB="0" distL="0" distR="0" wp14:anchorId="213AB74E" wp14:editId="25E9DAB1">
+            <wp:extent cx="5731510" cy="3435985"/>
+            <wp:effectExtent l="0" t="0" r="2540" b="0"/>
+            <wp:docPr id="495017008" name="Picture 1"/>
+            <wp:cNvGraphicFramePr>
+              <a:graphicFrameLocks xmlns:a="http://schemas.openxmlformats.org/drawingml/2006/main" noChangeAspect="1"/>
+            </wp:cNvGraphicFramePr>
+            <a:graphic xmlns:a="http://schemas.openxmlformats.org/drawingml/2006/main">
+              <a:graphicData uri="http://schemas.openxmlformats.org/drawingml/2006/picture">
+                <pic:pic xmlns:pic="http://schemas.openxmlformats.org/drawingml/2006/picture">
+                  <pic:nvPicPr>
+                    <pic:cNvPr id="495017008" name=""/>
+                    <pic:cNvPicPr/>
+                  </pic:nvPicPr>
+                  <pic:blipFill>
+                    <a:blip r:embed="rId8"/>
+                    <a:stretch>
+                      <a:fillRect/>
+                    </a:stretch>
+                  </pic:blipFill>
+                  <pic:spPr>
+                    <a:xfrm>
+                      <a:off x="0" y="0"/>
+                      <a:ext cx="5731510" cy="3435985"/>
+                    </a:xfrm>
+                    <a:prstGeom prst="rect">
+                      <a:avLst/>
+                    </a:prstGeom>
+                  </pic:spPr>
+                </pic:pic>
+              </a:graphicData>
+            </a:graphic>
+          </wp:inline>
+        </w:drawing>
+      </w:r>
+    </w:p>
     <w:sectPr>
       <w:pgSz w:w="11906" w:h="16838"/>
       <w:pgMar w:top="1440" w:right="1440" w:bottom="1440" w:left="1440" w:header="708" w:footer="708" w:gutter="0"/>
@@ -6366,6 +6545,119 @@
     </w:lvl>
   </w:abstractNum>
   <w:abstractNum w:abstractNumId="1" w15:restartNumberingAfterBreak="0">
+    <w:nsid w:val="2B3C4CFD"/>
+    <w:multiLevelType w:val="multilevel"/>
+    <w:tmpl w:val="9DCC2DFE"/>
+    <w:lvl w:ilvl="0">
+      <w:start w:val="1"/>
+      <w:numFmt w:val="decimal"/>
+      <w:lvlText w:val="%1.0"/>
+      <w:lvlJc w:val="left"/>
+      <w:pPr>
+        <w:ind w:left="360" w:hanging="360"/>
+      </w:pPr>
+      <w:rPr>
+        <w:rFonts w:hint="default"/>
+      </w:rPr>
+    </w:lvl>
+    <w:lvl w:ilvl="1">
+      <w:start w:val="1"/>
+      <w:numFmt w:val="decimal"/>
+      <w:lvlText w:val="%1.%2"/>
+      <w:lvlJc w:val="left"/>
+      <w:pPr>
+        <w:ind w:left="1080" w:hanging="360"/>
+      </w:pPr>
+      <w:rPr>
+        <w:rFonts w:hint="default"/>
+      </w:rPr>
+    </w:lvl>
+    <w:lvl w:ilvl="2">
+      <w:start w:val="1"/>
+      <w:numFmt w:val="decimal"/>
+      <w:lvlText w:val="%1.%2.%3"/>
+      <w:lvlJc w:val="left"/>
+      <w:pPr>
+        <w:ind w:left="2160" w:hanging="720"/>
+      </w:pPr>
+      <w:rPr>
+        <w:rFonts w:hint="default"/>
+      </w:rPr>
+    </w:lvl>
+    <w:lvl w:ilvl="3">
+      <w:start w:val="1"/>
+      <w:numFmt w:val="decimal"/>
+      <w:lvlText w:val="%1.%2.%3.%4"/>
+      <w:lvlJc w:val="left"/>
+      <w:pPr>
+        <w:ind w:left="2880" w:hanging="720"/>
+      </w:pPr>
+      <w:rPr>
+        <w:rFonts w:hint="default"/>
+      </w:rPr>
+    </w:lvl>
+    <w:lvl w:ilvl="4">
+      <w:start w:val="1"/>
+      <w:numFmt w:val="decimal"/>
+      <w:lvlText w:val="%1.%2.%3.%4.%5"/>
+      <w:lvlJc w:val="left"/>
+      <w:pPr>
+        <w:ind w:left="3960" w:hanging="1080"/>
+      </w:pPr>
+      <w:rPr>
+        <w:rFonts w:hint="default"/>
+      </w:rPr>
+    </w:lvl>
+    <w:lvl w:ilvl="5">
+      <w:start w:val="1"/>
+      <w:numFmt w:val="decimal"/>
+      <w:lvlText w:val="%1.%2.%3.%4.%5.%6"/>
+      <w:lvlJc w:val="left"/>
+      <w:pPr>
+        <w:ind w:left="4680" w:hanging="1080"/>
+      </w:pPr>
+      <w:rPr>
+        <w:rFonts w:hint="default"/>
+      </w:rPr>
+    </w:lvl>
+    <w:lvl w:ilvl="6">
+      <w:start w:val="1"/>
+      <w:numFmt w:val="decimal"/>
+      <w:lvlText w:val="%1.%2.%3.%4.%5.%6.%7"/>
+      <w:lvlJc w:val="left"/>
+      <w:pPr>
+        <w:ind w:left="5760" w:hanging="1440"/>
+      </w:pPr>
+      <w:rPr>
+        <w:rFonts w:hint="default"/>
+      </w:rPr>
+    </w:lvl>
+    <w:lvl w:ilvl="7">
+      <w:start w:val="1"/>
+      <w:numFmt w:val="decimal"/>
+      <w:lvlText w:val="%1.%2.%3.%4.%5.%6.%7.%8"/>
+      <w:lvlJc w:val="left"/>
+      <w:pPr>
+        <w:ind w:left="6480" w:hanging="1440"/>
+      </w:pPr>
+      <w:rPr>
+        <w:rFonts w:hint="default"/>
+      </w:rPr>
+    </w:lvl>
+    <w:lvl w:ilvl="8">
+      <w:start w:val="1"/>
+      <w:numFmt w:val="decimal"/>
+      <w:lvlText w:val="%1.%2.%3.%4.%5.%6.%7.%8.%9"/>
+      <w:lvlJc w:val="left"/>
+      <w:pPr>
+        <w:ind w:left="7200" w:hanging="1440"/>
+      </w:pPr>
+      <w:rPr>
+        <w:rFonts w:hint="default"/>
+      </w:rPr>
+    </w:lvl>
+  </w:abstractNum>
+  <w:abstractNum w:abstractNumId="2" w15:restartNumberingAfterBreak="0">
     <w:nsid w:val="3DFB0726"/>
     <w:multiLevelType w:val="hybridMultilevel"/>
     <w:tmpl w:val="C48A5BA0"/>
@@ -6477,7 +6769,7 @@
       </w:rPr>
     </w:lvl>
   </w:abstractNum>
-  <w:abstractNum w:abstractNumId="2" w15:restartNumberingAfterBreak="0">
+  <w:abstractNum w:abstractNumId="3" w15:restartNumberingAfterBreak="0">
     <w:nsid w:val="3FF84AF4"/>
     <w:multiLevelType w:val="hybridMultilevel"/>
     <w:tmpl w:val="B8F04546"/>
@@ -6589,7 +6881,7 @@
       </w:rPr>
     </w:lvl>
   </w:abstractNum>
-  <w:abstractNum w:abstractNumId="3" w15:restartNumberingAfterBreak="0">
+  <w:abstractNum w:abstractNumId="4" w15:restartNumberingAfterBreak="0">
     <w:nsid w:val="78453BB6"/>
     <w:multiLevelType w:val="hybridMultilevel"/>
     <w:tmpl w:val="A8B492FE"/>
@@ -6702,15 +6994,18 @@
     </w:lvl>
   </w:abstractNum>
   <w:num w:numId="1" w16cid:durableId="67963539">
-    <w:abstractNumId w:val="3"/>
+    <w:abstractNumId w:val="4"/>
   </w:num>
   <w:num w:numId="2" w16cid:durableId="1109935279">
-    <w:abstractNumId w:val="2"/>
+    <w:abstractNumId w:val="3"/>
   </w:num>
   <w:num w:numId="3" w16cid:durableId="2087652526">
     <w:abstractNumId w:val="0"/>
   </w:num>
   <w:num w:numId="4" w16cid:durableId="1867057459">
+    <w:abstractNumId w:val="2"/>
+  </w:num>
+  <w:num w:numId="5" w16cid:durableId="1462916351">
     <w:abstractNumId w:val="1"/>
   </w:num>
 </w:numbering>
@@ -7188,7 +7483,6 @@
     <w:next w:val="Normal"/>
     <w:link w:val="Heading4Char"/>
     <w:uiPriority w:val="9"/>
-    <w:semiHidden/>
     <w:unhideWhenUsed/>
     <w:qFormat/>
     <w:rsid w:val="00404552"/>
@@ -7385,7 +7679,6 @@
     <w:basedOn w:val="DefaultParagraphFont"/>
     <w:link w:val="Heading4"/>
     <w:uiPriority w:val="9"/>
-    <w:semiHidden/>
     <w:rsid w:val="00404552"/>
     <w:rPr>
       <w:rFonts w:eastAsiaTheme="majorEastAsia" w:cstheme="majorBidi"/>

--- a/RuinfallGDD.docx
+++ b/RuinfallGDD.docx
@@ -2210,8 +2210,13 @@
       <w:bookmarkEnd w:id="1"/>
     </w:p>
     <w:p>
-      <w:r>
-        <w:t xml:space="preserve">Ruinfall is a roguelike first-person shooter game with a relatively arcade-like feel to it. The player experiences hardcore one-life sessions where they shoot to kill hordes of enemies granting them access to enhancements via a level up system detailed more in the </w:t>
+      <w:proofErr w:type="spellStart"/>
+      <w:r>
+        <w:t>Ruinfall</w:t>
+      </w:r>
+      <w:proofErr w:type="spellEnd"/>
+      <w:r>
+        <w:t xml:space="preserve"> is a roguelike first-person shooter game with a relatively arcade-like feel to it. The player experiences hardcore one-life sessions where they shoot to kill hordes of enemies granting them access to enhancements via a level up system detailed more in the </w:t>
       </w:r>
       <w:hyperlink w:anchor="_Mechanics" w:history="1">
         <w:r>
@@ -2414,7 +2419,15 @@
           </w:tcPr>
           <w:p>
             <w:r>
-              <w:t>Health, Speed, Dash Count, Dash Recovery, Damage Reduction, Gun Damage, Gun Range, Fire Rate, Critical Chance, Critical Damage, Multishot Count, Close Range Damage, Far Range Damage</w:t>
+              <w:t xml:space="preserve">Health, Speed, Dash Count, Dash Recovery, Damage Reduction, Gun Damage, Gun Range, Fire Rate, Critical Chance, Critical Damage, </w:t>
+            </w:r>
+            <w:proofErr w:type="spellStart"/>
+            <w:r>
+              <w:t>Multishot</w:t>
+            </w:r>
+            <w:proofErr w:type="spellEnd"/>
+            <w:r>
+              <w:t xml:space="preserve"> Count, Close Range Damage, Far Range Damage</w:t>
             </w:r>
           </w:p>
         </w:tc>
@@ -2609,7 +2622,15 @@
     </w:p>
     <w:p>
       <w:r>
-        <w:t>When levelling up, the player will be met with a choice between three powerups which last for their entire run. They only get to pick one per level but they have the option to reroll these powerups a limited amount of times per game. This limit starts with five rerolls with an additional reroll granted every five levels.</w:t>
+        <w:t xml:space="preserve">When levelling up, the player will be met with a choice between three powerups which last for their entire run. They only get to pick one per level but they have the option to reroll these powerups a limited </w:t>
+      </w:r>
+      <w:proofErr w:type="gramStart"/>
+      <w:r>
+        <w:t>amount</w:t>
+      </w:r>
+      <w:proofErr w:type="gramEnd"/>
+      <w:r>
+        <w:t xml:space="preserve"> of times per game. This limit starts with five rerolls with an additional reroll granted every five levels.</w:t>
       </w:r>
     </w:p>
     <w:p>
@@ -2750,7 +2771,23 @@
           </w:tcPr>
           <w:p>
             <w:r>
-              <w:t>The player gains a circular aura around them. Whenever an enemy enters this aura they get a stack of slow which decreases their movement speed. The maximum amount of stacks on an enemy is limited.</w:t>
+              <w:t xml:space="preserve">The player gains a circular aura around them. Whenever an enemy enters this </w:t>
+            </w:r>
+            <w:proofErr w:type="gramStart"/>
+            <w:r>
+              <w:t>aura</w:t>
+            </w:r>
+            <w:proofErr w:type="gramEnd"/>
+            <w:r>
+              <w:t xml:space="preserve"> they get a stack of slow which decreases their movement speed. The maximum </w:t>
+            </w:r>
+            <w:proofErr w:type="gramStart"/>
+            <w:r>
+              <w:t>amount</w:t>
+            </w:r>
+            <w:proofErr w:type="gramEnd"/>
+            <w:r>
+              <w:t xml:space="preserve"> of stacks on an enemy is limited.</w:t>
             </w:r>
           </w:p>
         </w:tc>
@@ -3088,7 +3125,15 @@
           </w:tcPr>
           <w:p>
             <w:r>
-              <w:t>Increase the amount of dashes that can be used before needing to recharge.</w:t>
+              <w:t xml:space="preserve">Increase the </w:t>
+            </w:r>
+            <w:proofErr w:type="gramStart"/>
+            <w:r>
+              <w:t>amount</w:t>
+            </w:r>
+            <w:proofErr w:type="gramEnd"/>
+            <w:r>
+              <w:t xml:space="preserve"> of dashes that can be used before needing to recharge.</w:t>
             </w:r>
           </w:p>
         </w:tc>
@@ -3132,7 +3177,15 @@
           </w:tcPr>
           <w:p>
             <w:r>
-              <w:t>Allows the player to jump an extra time while mid air from a jump.</w:t>
+              <w:t xml:space="preserve">Allows the player to jump an extra time while </w:t>
+            </w:r>
+            <w:proofErr w:type="spellStart"/>
+            <w:r>
+              <w:t>mid air</w:t>
+            </w:r>
+            <w:proofErr w:type="spellEnd"/>
+            <w:r>
+              <w:t xml:space="preserve"> from a jump.</w:t>
             </w:r>
           </w:p>
         </w:tc>
@@ -3256,9 +3309,11 @@
             <w:tcW w:w="2122" w:type="dxa"/>
           </w:tcPr>
           <w:p>
+            <w:proofErr w:type="spellStart"/>
             <w:r>
               <w:t>Multishot</w:t>
             </w:r>
+            <w:proofErr w:type="spellEnd"/>
           </w:p>
         </w:tc>
         <w:tc>
@@ -3322,9 +3377,11 @@
             <w:tcW w:w="2122" w:type="dxa"/>
           </w:tcPr>
           <w:p>
+            <w:proofErr w:type="spellStart"/>
             <w:r>
               <w:t>Lifesteal</w:t>
             </w:r>
+            <w:proofErr w:type="spellEnd"/>
           </w:p>
         </w:tc>
         <w:tc>
@@ -3351,7 +3408,23 @@
     </w:p>
     <w:p>
       <w:r>
-        <w:t>These powerups sacrifice one statistic to boost another. Some trade off powerups are instead listed in other tables and will be referred to as “[Statistic Increased]/[Statistic Decreased] Trade Off”.</w:t>
+        <w:t xml:space="preserve">These powerups sacrifice one statistic to boost another. Some trade off powerups </w:t>
+      </w:r>
+      <w:proofErr w:type="gramStart"/>
+      <w:r>
+        <w:t>are</w:t>
+      </w:r>
+      <w:proofErr w:type="gramEnd"/>
+      <w:r>
+        <w:t xml:space="preserve"> instead listed in other tables and will be referred to as “[Statistic Increased]</w:t>
+      </w:r>
+      <w:proofErr w:type="gramStart"/>
+      <w:r>
+        <w:t>/[</w:t>
+      </w:r>
+      <w:proofErr w:type="gramEnd"/>
+      <w:r>
+        <w:t>Statistic Decreased] Trade Off”.</w:t>
       </w:r>
     </w:p>
     <w:tbl>
@@ -3759,7 +3832,15 @@
       </w:r>
       <w:r>
         <w:br/>
-        <w:t>Also written as: T = ((b+(g/10))*c)*s</w:t>
+        <w:t>Also written as: T = ((b+(g/10</w:t>
+      </w:r>
+      <w:proofErr w:type="gramStart"/>
+      <w:r>
+        <w:t>))*c)*</w:t>
+      </w:r>
+      <w:proofErr w:type="gramEnd"/>
+      <w:r>
+        <w:t>s</w:t>
       </w:r>
     </w:p>
     <w:tbl>
@@ -3877,7 +3958,15 @@
           </w:tcPr>
           <w:p>
             <w:r>
-              <w:t>Increases the maximum amount of stacks of combustion that can be applied to an enemy.</w:t>
+              <w:t xml:space="preserve">Increases the maximum </w:t>
+            </w:r>
+            <w:proofErr w:type="gramStart"/>
+            <w:r>
+              <w:t>amount</w:t>
+            </w:r>
+            <w:proofErr w:type="gramEnd"/>
+            <w:r>
+              <w:t xml:space="preserve"> of stacks of combustion that can be applied to an enemy.</w:t>
             </w:r>
           </w:p>
         </w:tc>
@@ -3899,7 +3988,17 @@
           </w:tcPr>
           <w:p>
             <w:r>
-              <w:t>Increases the damage dealt by combustion but reduces the size of it’s explosion.</w:t>
+              <w:t xml:space="preserve">Increases the damage dealt by combustion but reduces the size of </w:t>
+            </w:r>
+            <w:proofErr w:type="spellStart"/>
+            <w:proofErr w:type="gramStart"/>
+            <w:r>
+              <w:t>it’s</w:t>
+            </w:r>
+            <w:proofErr w:type="spellEnd"/>
+            <w:proofErr w:type="gramEnd"/>
+            <w:r>
+              <w:t xml:space="preserve"> explosion.</w:t>
             </w:r>
           </w:p>
         </w:tc>
@@ -4176,7 +4275,15 @@
           </w:tcPr>
           <w:p>
             <w:r>
-              <w:t>Doubles the damage of frostbite but halves the damage of bleed (technical note: a modifier is used to stop this powerup from interfering with the scaling of frostbite thus meaning it’s damage is not decreasing due to the bleed damage decreasing).</w:t>
+              <w:t xml:space="preserve">Doubles the damage of frostbite but halves the damage of bleed (technical note: a modifier is used to stop this powerup from interfering with the scaling of frostbite thus meaning </w:t>
+            </w:r>
+            <w:proofErr w:type="gramStart"/>
+            <w:r>
+              <w:t>it’s</w:t>
+            </w:r>
+            <w:proofErr w:type="gramEnd"/>
+            <w:r>
+              <w:t xml:space="preserve"> damage is not decreasing due to the bleed damage decreasing).</w:t>
             </w:r>
           </w:p>
         </w:tc>
@@ -4509,7 +4616,15 @@
     </w:p>
     <w:p>
       <w:r>
-        <w:t>Thematics of the user interface (UI) have been set to match the theme of the art style. Many elements are grey with green highlights in resemblance to mossy stone, a texture found quite commonly in the game.</w:t>
+        <w:t xml:space="preserve">Thematics of the user interface (UI) have been set to match the theme of the art style. Many elements are grey with green highlights in resemblance to mossy </w:t>
+      </w:r>
+      <w:proofErr w:type="gramStart"/>
+      <w:r>
+        <w:t>stone,</w:t>
+      </w:r>
+      <w:proofErr w:type="gramEnd"/>
+      <w:r>
+        <w:t xml:space="preserve"> a texture found quite commonly in the game.</w:t>
       </w:r>
     </w:p>
     <w:p>
@@ -4699,7 +4814,15 @@
           </w:tcPr>
           <w:p>
             <w:r>
-              <w:t>When clicking fast, players can misclick on a powerup depriving them the option to select what they want</w:t>
+              <w:t xml:space="preserve">When clicking fast, players can </w:t>
+            </w:r>
+            <w:proofErr w:type="spellStart"/>
+            <w:r>
+              <w:t>misclick</w:t>
+            </w:r>
+            <w:proofErr w:type="spellEnd"/>
+            <w:r>
+              <w:t xml:space="preserve"> on a powerup depriving them the option to select what they want</w:t>
             </w:r>
           </w:p>
         </w:tc>
@@ -4773,7 +4896,23 @@
           </w:tcPr>
           <w:p>
             <w:r>
-              <w:t>Enemies either within 20% gun range or 80% gun range away should take extra damage based on the powerups selected by the player</w:t>
+              <w:t xml:space="preserve">Enemies either within </w:t>
+            </w:r>
+            <w:proofErr w:type="gramStart"/>
+            <w:r>
+              <w:t>20% gun</w:t>
+            </w:r>
+            <w:proofErr w:type="gramEnd"/>
+            <w:r>
+              <w:t xml:space="preserve"> range or </w:t>
+            </w:r>
+            <w:proofErr w:type="gramStart"/>
+            <w:r>
+              <w:t>80% gun</w:t>
+            </w:r>
+            <w:proofErr w:type="gramEnd"/>
+            <w:r>
+              <w:t xml:space="preserve"> range away should take extra damage based on the powerups selected by the player</w:t>
             </w:r>
           </w:p>
         </w:tc>
@@ -4923,8 +5062,29 @@
           </w:tcPr>
           <w:p>
             <w:r>
-              <w:t>Enemies in such a case should despawn without causing other enemies that could be playable to despawn</w:t>
-            </w:r>
+              <w:t xml:space="preserve">Enemies in such a case should </w:t>
+            </w:r>
+            <w:proofErr w:type="spellStart"/>
+            <w:r>
+              <w:t>despawn</w:t>
+            </w:r>
+            <w:proofErr w:type="spellEnd"/>
+            <w:r>
+              <w:t xml:space="preserve"> without causing other enemies that could be </w:t>
+            </w:r>
+            <w:proofErr w:type="spellStart"/>
+            <w:r>
+              <w:t>playable</w:t>
+            </w:r>
+            <w:proofErr w:type="spellEnd"/>
+            <w:r>
+              <w:t xml:space="preserve"> to </w:t>
+            </w:r>
+            <w:proofErr w:type="spellStart"/>
+            <w:r>
+              <w:t>despawn</w:t>
+            </w:r>
+            <w:proofErr w:type="spellEnd"/>
           </w:p>
         </w:tc>
         <w:tc>
@@ -4955,7 +5115,15 @@
           </w:tcPr>
           <w:p>
             <w:r>
-              <w:t>Enemies should only affected by roam in any capacity when they cannot see the player</w:t>
+              <w:t xml:space="preserve">Enemies should only </w:t>
+            </w:r>
+            <w:proofErr w:type="gramStart"/>
+            <w:r>
+              <w:t>affected</w:t>
+            </w:r>
+            <w:proofErr w:type="gramEnd"/>
+            <w:r>
+              <w:t xml:space="preserve"> by roam in any capacity when they cannot see the player</w:t>
             </w:r>
           </w:p>
         </w:tc>
@@ -5487,7 +5655,15 @@
           </w:tcPr>
           <w:p>
             <w:r>
-              <w:t>Dash damage should knock back enemies, when they land they should be free to move again</w:t>
+              <w:t xml:space="preserve">Dash damage should knock back enemies, when they </w:t>
+            </w:r>
+            <w:proofErr w:type="gramStart"/>
+            <w:r>
+              <w:t>land</w:t>
+            </w:r>
+            <w:proofErr w:type="gramEnd"/>
+            <w:r>
+              <w:t xml:space="preserve"> they should be free to move again</w:t>
             </w:r>
           </w:p>
         </w:tc>
@@ -5658,7 +5834,15 @@
           </w:tcPr>
           <w:p>
             <w:r>
-              <w:t>When slow stacks are removed they are not removed from the enemy health bar</w:t>
+              <w:t xml:space="preserve">When slow stacks are </w:t>
+            </w:r>
+            <w:proofErr w:type="gramStart"/>
+            <w:r>
+              <w:t>removed</w:t>
+            </w:r>
+            <w:proofErr w:type="gramEnd"/>
+            <w:r>
+              <w:t xml:space="preserve"> they are not removed from the enemy health bar</w:t>
             </w:r>
           </w:p>
         </w:tc>
@@ -5678,7 +5862,7 @@
           </w:tcPr>
           <w:p>
             <w:r>
-              <w:t>False</w:t>
+              <w:t>True</w:t>
             </w:r>
           </w:p>
         </w:tc>
@@ -5784,7 +5968,23 @@
           </w:tcPr>
           <w:p>
             <w:r>
-              <w:t>Combustion’s AoE explosion should deal damage to all enemies within it’s radius</w:t>
+              <w:t xml:space="preserve">Combustion’s </w:t>
+            </w:r>
+            <w:proofErr w:type="spellStart"/>
+            <w:r>
+              <w:t>AoE</w:t>
+            </w:r>
+            <w:proofErr w:type="spellEnd"/>
+            <w:r>
+              <w:t xml:space="preserve"> explosion should deal damage to all enemies within </w:t>
+            </w:r>
+            <w:proofErr w:type="spellStart"/>
+            <w:r>
+              <w:t>it’s</w:t>
+            </w:r>
+            <w:proofErr w:type="spellEnd"/>
+            <w:r>
+              <w:t xml:space="preserve"> radius</w:t>
             </w:r>
           </w:p>
         </w:tc>
@@ -5816,7 +6016,15 @@
           </w:tcPr>
           <w:p>
             <w:r>
-              <w:t>Whenever an enemy is damaged by combustion, a number should appear near said enemy’s healthbar to show how much damage they took</w:t>
+              <w:t xml:space="preserve">Whenever an enemy is damaged by combustion, a number should appear near said enemy’s </w:t>
+            </w:r>
+            <w:proofErr w:type="spellStart"/>
+            <w:r>
+              <w:t>healthbar</w:t>
+            </w:r>
+            <w:proofErr w:type="spellEnd"/>
+            <w:r>
+              <w:t xml:space="preserve"> to show how much damage they took</w:t>
             </w:r>
           </w:p>
         </w:tc>
@@ -5868,9 +6076,11 @@
       <w:pPr>
         <w:pStyle w:val="Heading3"/>
       </w:pPr>
+      <w:proofErr w:type="spellStart"/>
       <w:r>
         <w:t>Lifesteal</w:t>
       </w:r>
+      <w:proofErr w:type="spellEnd"/>
     </w:p>
     <w:tbl>
       <w:tblPr>
@@ -5921,8 +6131,13 @@
             <w:tcW w:w="3256" w:type="dxa"/>
           </w:tcPr>
           <w:p>
-            <w:r>
-              <w:t>Lifesteal was active from the start of a new session</w:t>
+            <w:proofErr w:type="spellStart"/>
+            <w:r>
+              <w:t>Lifesteal</w:t>
+            </w:r>
+            <w:proofErr w:type="spellEnd"/>
+            <w:r>
+              <w:t xml:space="preserve"> was active from the start of a new session</w:t>
             </w:r>
           </w:p>
         </w:tc>
@@ -5931,8 +6146,13 @@
             <w:tcW w:w="4677" w:type="dxa"/>
           </w:tcPr>
           <w:p>
-            <w:r>
-              <w:t xml:space="preserve">Lifesteal should only be activated by selecting the corresponding powerup </w:t>
+            <w:proofErr w:type="spellStart"/>
+            <w:r>
+              <w:t>Lifesteal</w:t>
+            </w:r>
+            <w:proofErr w:type="spellEnd"/>
+            <w:r>
+              <w:t xml:space="preserve"> should only be activated by selecting the corresponding powerup </w:t>
             </w:r>
           </w:p>
         </w:tc>

--- a/RuinfallGDD.docx
+++ b/RuinfallGDD.docx
@@ -1,6 +1,6 @@
 
 <file path=word/document.xml><?xml version="1.0" encoding="utf-8"?>
-<w:document xmlns:wpc="http://schemas.microsoft.com/office/word/2010/wordprocessingCanvas" xmlns:cx="http://schemas.microsoft.com/office/drawing/2014/chartex" xmlns:cx1="http://schemas.microsoft.com/office/drawing/2015/9/8/chartex" xmlns:cx2="http://schemas.microsoft.com/office/drawing/2015/10/21/chartex" xmlns:cx3="http://schemas.microsoft.com/office/drawing/2016/5/9/chartex" xmlns:cx4="http://schemas.microsoft.com/office/drawing/2016/5/10/chartex" xmlns:cx5="http://schemas.microsoft.com/office/drawing/2016/5/11/chartex" xmlns:cx6="http://schemas.microsoft.com/office/drawing/2016/5/12/chartex" xmlns:cx7="http://schemas.microsoft.com/office/drawing/2016/5/13/chartex" xmlns:cx8="http://schemas.microsoft.com/office/drawing/2016/5/14/chartex" xmlns:mc="http://schemas.openxmlformats.org/markup-compatibility/2006" xmlns:aink="http://schemas.microsoft.com/office/drawing/2016/ink" xmlns:am3d="http://schemas.microsoft.com/office/drawing/2017/model3d" xmlns:o="urn:schemas-microsoft-com:office:office" xmlns:oel="http://schemas.microsoft.com/office/2019/extlst" xmlns:r="http://schemas.openxmlformats.org/officeDocument/2006/relationships" xmlns:m="http://schemas.openxmlformats.org/officeDocument/2006/math" xmlns:v="urn:schemas-microsoft-com:vml" xmlns:wp14="http://schemas.microsoft.com/office/word/2010/wordprocessingDrawing" xmlns:wp="http://schemas.openxmlformats.org/drawingml/2006/wordprocessingDrawing" xmlns:w10="urn:schemas-microsoft-com:office:word" xmlns:w="http://schemas.openxmlformats.org/wordprocessingml/2006/main" xmlns:w14="http://schemas.microsoft.com/office/word/2010/wordml" xmlns:w15="http://schemas.microsoft.com/office/word/2012/wordml" xmlns:w16cex="http://schemas.microsoft.com/office/word/2018/wordml/cex" xmlns:w16cid="http://schemas.microsoft.com/office/word/2016/wordml/cid" xmlns:w16="http://schemas.microsoft.com/office/word/2018/wordml" xmlns:w16du="http://schemas.microsoft.com/office/word/2023/wordml/word16du" xmlns:w16sdtdh="http://schemas.microsoft.com/office/word/2020/wordml/sdtdatahash" xmlns:w16sdtfl="http://schemas.microsoft.com/office/word/2024/wordml/sdtformatlock" xmlns:w16se="http://schemas.microsoft.com/office/word/2015/wordml/symex" xmlns:wpg="http://schemas.microsoft.com/office/word/2010/wordprocessingGroup" xmlns:wpi="http://schemas.microsoft.com/office/word/2010/wordprocessingInk" xmlns:wne="http://schemas.microsoft.com/office/word/2006/wordml" xmlns:wps="http://schemas.microsoft.com/office/word/2010/wordprocessingShape" mc:Ignorable="w14 w15 w16se w16cid w16 w16cex w16sdtdh w16sdtfl w16du wp14">
+<w:document xmlns:wpc="http://schemas.microsoft.com/office/word/2010/wordprocessingCanvas" xmlns:cx="http://schemas.microsoft.com/office/drawing/2014/chartex" xmlns:cx1="http://schemas.microsoft.com/office/drawing/2015/9/8/chartex" xmlns:cx2="http://schemas.microsoft.com/office/drawing/2015/10/21/chartex" xmlns:cx3="http://schemas.microsoft.com/office/drawing/2016/5/9/chartex" xmlns:cx4="http://schemas.microsoft.com/office/drawing/2016/5/10/chartex" xmlns:cx5="http://schemas.microsoft.com/office/drawing/2016/5/11/chartex" xmlns:cx6="http://schemas.microsoft.com/office/drawing/2016/5/12/chartex" xmlns:cx7="http://schemas.microsoft.com/office/drawing/2016/5/13/chartex" xmlns:cx8="http://schemas.microsoft.com/office/drawing/2016/5/14/chartex" xmlns:mc="http://schemas.openxmlformats.org/markup-compatibility/2006" xmlns:aink="http://schemas.microsoft.com/office/drawing/2016/ink" xmlns:am3d="http://schemas.microsoft.com/office/drawing/2017/model3d" xmlns:o="urn:schemas-microsoft-com:office:office" xmlns:oel="http://schemas.microsoft.com/office/2019/extlst" xmlns:r="http://schemas.openxmlformats.org/officeDocument/2006/relationships" xmlns:m="http://schemas.openxmlformats.org/officeDocument/2006/math" xmlns:v="urn:schemas-microsoft-com:vml" xmlns:wp14="http://schemas.microsoft.com/office/word/2010/wordprocessingDrawing" xmlns:wp="http://schemas.openxmlformats.org/drawingml/2006/wordprocessingDrawing" xmlns:w10="urn:schemas-microsoft-com:office:word" xmlns:w="http://schemas.openxmlformats.org/wordprocessingml/2006/main" xmlns:w14="http://schemas.microsoft.com/office/word/2010/wordml" xmlns:w15="http://schemas.microsoft.com/office/word/2012/wordml" xmlns:w16cei="http://schemas.microsoft.com/office/word/2026/wordml/cei" xmlns:w16cex="http://schemas.microsoft.com/office/word/2018/wordml/cex" xmlns:w16cid="http://schemas.microsoft.com/office/word/2016/wordml/cid" xmlns:w16="http://schemas.microsoft.com/office/word/2018/wordml" xmlns:w16du="http://schemas.microsoft.com/office/word/2023/wordml/word16du" xmlns:w16sdtdh="http://schemas.microsoft.com/office/word/2020/wordml/sdtdatahash" xmlns:w16sdtfl="http://schemas.microsoft.com/office/word/2024/wordml/sdtformatlock" xmlns:w16se="http://schemas.microsoft.com/office/word/2015/wordml/symex" xmlns:wpg="http://schemas.microsoft.com/office/word/2010/wordprocessingGroup" xmlns:wpi="http://schemas.microsoft.com/office/word/2010/wordprocessingInk" xmlns:wne="http://schemas.microsoft.com/office/word/2006/wordml" xmlns:wps="http://schemas.microsoft.com/office/word/2010/wordprocessingShape" mc:Ignorable="w14 w15 w16se w16cid w16 w16cex w16sdtdh w16sdtfl w16du wp14">
   <w:body>
     <w:sdt>
       <w:sdtPr>
@@ -2210,13 +2210,8 @@
       <w:bookmarkEnd w:id="1"/>
     </w:p>
     <w:p>
-      <w:proofErr w:type="spellStart"/>
       <w:r>
-        <w:t>Ruinfall</w:t>
-      </w:r>
-      <w:proofErr w:type="spellEnd"/>
-      <w:r>
-        <w:t xml:space="preserve"> is a roguelike first-person shooter game with a relatively arcade-like feel to it. The player experiences hardcore one-life sessions where they shoot to kill hordes of enemies granting them access to enhancements via a level up system detailed more in the </w:t>
+        <w:t xml:space="preserve">Ruinfall is a roguelike first-person shooter game with a relatively arcade-like feel to it. The player experiences hardcore one-life sessions where they shoot to kill hordes of enemies granting them access to enhancements via a level up system detailed more in the </w:t>
       </w:r>
       <w:hyperlink w:anchor="_Mechanics" w:history="1">
         <w:r>
@@ -2419,15 +2414,7 @@
           </w:tcPr>
           <w:p>
             <w:r>
-              <w:t xml:space="preserve">Health, Speed, Dash Count, Dash Recovery, Damage Reduction, Gun Damage, Gun Range, Fire Rate, Critical Chance, Critical Damage, </w:t>
-            </w:r>
-            <w:proofErr w:type="spellStart"/>
-            <w:r>
-              <w:t>Multishot</w:t>
-            </w:r>
-            <w:proofErr w:type="spellEnd"/>
-            <w:r>
-              <w:t xml:space="preserve"> Count, Close Range Damage, Far Range Damage</w:t>
+              <w:t>Health, Speed, Dash Count, Dash Recovery, Damage Reduction, Gun Damage, Gun Range, Fire Rate, Critical Chance, Critical Damage, Multishot Count, Close Range Damage, Far Range Damage</w:t>
             </w:r>
           </w:p>
         </w:tc>
@@ -2622,15 +2609,7 @@
     </w:p>
     <w:p>
       <w:r>
-        <w:t xml:space="preserve">When levelling up, the player will be met with a choice between three powerups which last for their entire run. They only get to pick one per level but they have the option to reroll these powerups a limited </w:t>
-      </w:r>
-      <w:proofErr w:type="gramStart"/>
-      <w:r>
-        <w:t>amount</w:t>
-      </w:r>
-      <w:proofErr w:type="gramEnd"/>
-      <w:r>
-        <w:t xml:space="preserve"> of times per game. This limit starts with five rerolls with an additional reroll granted every five levels.</w:t>
+        <w:t>When levelling up, the player will be met with a choice between three powerups which last for their entire run. They only get to pick one per level but they have the option to reroll these powerups a limited amount of times per game. This limit starts with five rerolls with an additional reroll granted every five levels.</w:t>
       </w:r>
     </w:p>
     <w:p>
@@ -2771,23 +2750,7 @@
           </w:tcPr>
           <w:p>
             <w:r>
-              <w:t xml:space="preserve">The player gains a circular aura around them. Whenever an enemy enters this </w:t>
-            </w:r>
-            <w:proofErr w:type="gramStart"/>
-            <w:r>
-              <w:t>aura</w:t>
-            </w:r>
-            <w:proofErr w:type="gramEnd"/>
-            <w:r>
-              <w:t xml:space="preserve"> they get a stack of slow which decreases their movement speed. The maximum </w:t>
-            </w:r>
-            <w:proofErr w:type="gramStart"/>
-            <w:r>
-              <w:t>amount</w:t>
-            </w:r>
-            <w:proofErr w:type="gramEnd"/>
-            <w:r>
-              <w:t xml:space="preserve"> of stacks on an enemy is limited.</w:t>
+              <w:t>The player gains a circular aura around them. Whenever an enemy enters this aura they get a stack of slow which decreases their movement speed. The maximum amount of stacks on an enemy is limited.</w:t>
             </w:r>
           </w:p>
         </w:tc>
@@ -3125,15 +3088,7 @@
           </w:tcPr>
           <w:p>
             <w:r>
-              <w:t xml:space="preserve">Increase the </w:t>
-            </w:r>
-            <w:proofErr w:type="gramStart"/>
-            <w:r>
-              <w:t>amount</w:t>
-            </w:r>
-            <w:proofErr w:type="gramEnd"/>
-            <w:r>
-              <w:t xml:space="preserve"> of dashes that can be used before needing to recharge.</w:t>
+              <w:t>Increase the amount of dashes that can be used before needing to recharge.</w:t>
             </w:r>
           </w:p>
         </w:tc>
@@ -3177,15 +3132,7 @@
           </w:tcPr>
           <w:p>
             <w:r>
-              <w:t xml:space="preserve">Allows the player to jump an extra time while </w:t>
-            </w:r>
-            <w:proofErr w:type="spellStart"/>
-            <w:r>
-              <w:t>mid air</w:t>
-            </w:r>
-            <w:proofErr w:type="spellEnd"/>
-            <w:r>
-              <w:t xml:space="preserve"> from a jump.</w:t>
+              <w:t>Allows the player to jump an extra time while mid air from a jump.</w:t>
             </w:r>
           </w:p>
         </w:tc>
@@ -3309,11 +3256,9 @@
             <w:tcW w:w="2122" w:type="dxa"/>
           </w:tcPr>
           <w:p>
-            <w:proofErr w:type="spellStart"/>
             <w:r>
               <w:t>Multishot</w:t>
             </w:r>
-            <w:proofErr w:type="spellEnd"/>
           </w:p>
         </w:tc>
         <w:tc>
@@ -3377,11 +3322,9 @@
             <w:tcW w:w="2122" w:type="dxa"/>
           </w:tcPr>
           <w:p>
-            <w:proofErr w:type="spellStart"/>
             <w:r>
               <w:t>Lifesteal</w:t>
             </w:r>
-            <w:proofErr w:type="spellEnd"/>
           </w:p>
         </w:tc>
         <w:tc>
@@ -3408,23 +3351,7 @@
     </w:p>
     <w:p>
       <w:r>
-        <w:t xml:space="preserve">These powerups sacrifice one statistic to boost another. Some trade off powerups </w:t>
-      </w:r>
-      <w:proofErr w:type="gramStart"/>
-      <w:r>
-        <w:t>are</w:t>
-      </w:r>
-      <w:proofErr w:type="gramEnd"/>
-      <w:r>
-        <w:t xml:space="preserve"> instead listed in other tables and will be referred to as “[Statistic Increased]</w:t>
-      </w:r>
-      <w:proofErr w:type="gramStart"/>
-      <w:r>
-        <w:t>/[</w:t>
-      </w:r>
-      <w:proofErr w:type="gramEnd"/>
-      <w:r>
-        <w:t>Statistic Decreased] Trade Off”.</w:t>
+        <w:t>These powerups sacrifice one statistic to boost another. Some trade off powerups are instead listed in other tables and will be referred to as “[Statistic Increased]/[Statistic Decreased] Trade Off”.</w:t>
       </w:r>
     </w:p>
     <w:tbl>
@@ -3832,15 +3759,7 @@
       </w:r>
       <w:r>
         <w:br/>
-        <w:t>Also written as: T = ((b+(g/10</w:t>
-      </w:r>
-      <w:proofErr w:type="gramStart"/>
-      <w:r>
-        <w:t>))*c)*</w:t>
-      </w:r>
-      <w:proofErr w:type="gramEnd"/>
-      <w:r>
-        <w:t>s</w:t>
+        <w:t>Also written as: T = ((b+(g/10))*c)*s</w:t>
       </w:r>
     </w:p>
     <w:tbl>
@@ -3958,15 +3877,7 @@
           </w:tcPr>
           <w:p>
             <w:r>
-              <w:t xml:space="preserve">Increases the maximum </w:t>
-            </w:r>
-            <w:proofErr w:type="gramStart"/>
-            <w:r>
-              <w:t>amount</w:t>
-            </w:r>
-            <w:proofErr w:type="gramEnd"/>
-            <w:r>
-              <w:t xml:space="preserve"> of stacks of combustion that can be applied to an enemy.</w:t>
+              <w:t>Increases the maximum amount of stacks of combustion that can be applied to an enemy.</w:t>
             </w:r>
           </w:p>
         </w:tc>
@@ -3988,17 +3899,7 @@
           </w:tcPr>
           <w:p>
             <w:r>
-              <w:t xml:space="preserve">Increases the damage dealt by combustion but reduces the size of </w:t>
-            </w:r>
-            <w:proofErr w:type="spellStart"/>
-            <w:proofErr w:type="gramStart"/>
-            <w:r>
-              <w:t>it’s</w:t>
-            </w:r>
-            <w:proofErr w:type="spellEnd"/>
-            <w:proofErr w:type="gramEnd"/>
-            <w:r>
-              <w:t xml:space="preserve"> explosion.</w:t>
+              <w:t>Increases the damage dealt by combustion but reduces the size of it’s explosion.</w:t>
             </w:r>
           </w:p>
         </w:tc>
@@ -4275,15 +4176,7 @@
           </w:tcPr>
           <w:p>
             <w:r>
-              <w:t xml:space="preserve">Doubles the damage of frostbite but halves the damage of bleed (technical note: a modifier is used to stop this powerup from interfering with the scaling of frostbite thus meaning </w:t>
-            </w:r>
-            <w:proofErr w:type="gramStart"/>
-            <w:r>
-              <w:t>it’s</w:t>
-            </w:r>
-            <w:proofErr w:type="gramEnd"/>
-            <w:r>
-              <w:t xml:space="preserve"> damage is not decreasing due to the bleed damage decreasing).</w:t>
+              <w:t>Doubles the damage of frostbite but halves the damage of bleed (technical note: a modifier is used to stop this powerup from interfering with the scaling of frostbite thus meaning it’s damage is not decreasing due to the bleed damage decreasing).</w:t>
             </w:r>
           </w:p>
         </w:tc>
@@ -4616,15 +4509,7 @@
     </w:p>
     <w:p>
       <w:r>
-        <w:t xml:space="preserve">Thematics of the user interface (UI) have been set to match the theme of the art style. Many elements are grey with green highlights in resemblance to mossy </w:t>
-      </w:r>
-      <w:proofErr w:type="gramStart"/>
-      <w:r>
-        <w:t>stone,</w:t>
-      </w:r>
-      <w:proofErr w:type="gramEnd"/>
-      <w:r>
-        <w:t xml:space="preserve"> a texture found quite commonly in the game.</w:t>
+        <w:t>Thematics of the user interface (UI) have been set to match the theme of the art style. Many elements are grey with green highlights in resemblance to mossy stone, a texture found quite commonly in the game.</w:t>
       </w:r>
     </w:p>
     <w:p>
@@ -4814,15 +4699,7 @@
           </w:tcPr>
           <w:p>
             <w:r>
-              <w:t xml:space="preserve">When clicking fast, players can </w:t>
-            </w:r>
-            <w:proofErr w:type="spellStart"/>
-            <w:r>
-              <w:t>misclick</w:t>
-            </w:r>
-            <w:proofErr w:type="spellEnd"/>
-            <w:r>
-              <w:t xml:space="preserve"> on a powerup depriving them the option to select what they want</w:t>
+              <w:t>When clicking fast, players can misclick on a powerup depriving them the option to select what they want</w:t>
             </w:r>
           </w:p>
         </w:tc>
@@ -4896,23 +4773,7 @@
           </w:tcPr>
           <w:p>
             <w:r>
-              <w:t xml:space="preserve">Enemies either within </w:t>
-            </w:r>
-            <w:proofErr w:type="gramStart"/>
-            <w:r>
-              <w:t>20% gun</w:t>
-            </w:r>
-            <w:proofErr w:type="gramEnd"/>
-            <w:r>
-              <w:t xml:space="preserve"> range or </w:t>
-            </w:r>
-            <w:proofErr w:type="gramStart"/>
-            <w:r>
-              <w:t>80% gun</w:t>
-            </w:r>
-            <w:proofErr w:type="gramEnd"/>
-            <w:r>
-              <w:t xml:space="preserve"> range away should take extra damage based on the powerups selected by the player</w:t>
+              <w:t>Enemies either within 20% gun range or 80% gun range away should take extra damage based on the powerups selected by the player</w:t>
             </w:r>
           </w:p>
         </w:tc>
@@ -5062,29 +4923,8 @@
           </w:tcPr>
           <w:p>
             <w:r>
-              <w:t xml:space="preserve">Enemies in such a case should </w:t>
-            </w:r>
-            <w:proofErr w:type="spellStart"/>
-            <w:r>
-              <w:t>despawn</w:t>
-            </w:r>
-            <w:proofErr w:type="spellEnd"/>
-            <w:r>
-              <w:t xml:space="preserve"> without causing other enemies that could be </w:t>
-            </w:r>
-            <w:proofErr w:type="spellStart"/>
-            <w:r>
-              <w:t>playable</w:t>
-            </w:r>
-            <w:proofErr w:type="spellEnd"/>
-            <w:r>
-              <w:t xml:space="preserve"> to </w:t>
-            </w:r>
-            <w:proofErr w:type="spellStart"/>
-            <w:r>
-              <w:t>despawn</w:t>
-            </w:r>
-            <w:proofErr w:type="spellEnd"/>
+              <w:t>Enemies in such a case should despawn without causing other enemies that could be playable to despawn</w:t>
+            </w:r>
           </w:p>
         </w:tc>
         <w:tc>
@@ -5115,15 +4955,7 @@
           </w:tcPr>
           <w:p>
             <w:r>
-              <w:t xml:space="preserve">Enemies should only </w:t>
-            </w:r>
-            <w:proofErr w:type="gramStart"/>
-            <w:r>
-              <w:t>affected</w:t>
-            </w:r>
-            <w:proofErr w:type="gramEnd"/>
-            <w:r>
-              <w:t xml:space="preserve"> by roam in any capacity when they cannot see the player</w:t>
+              <w:t>Enemies should only affected by roam in any capacity when they cannot see the player</w:t>
             </w:r>
           </w:p>
         </w:tc>
@@ -5655,15 +5487,7 @@
           </w:tcPr>
           <w:p>
             <w:r>
-              <w:t xml:space="preserve">Dash damage should knock back enemies, when they </w:t>
-            </w:r>
-            <w:proofErr w:type="gramStart"/>
-            <w:r>
-              <w:t>land</w:t>
-            </w:r>
-            <w:proofErr w:type="gramEnd"/>
-            <w:r>
-              <w:t xml:space="preserve"> they should be free to move again</w:t>
+              <w:t>Dash damage should knock back enemies, when they land they should be free to move again</w:t>
             </w:r>
           </w:p>
         </w:tc>
@@ -5834,15 +5658,7 @@
           </w:tcPr>
           <w:p>
             <w:r>
-              <w:t xml:space="preserve">When slow stacks are </w:t>
-            </w:r>
-            <w:proofErr w:type="gramStart"/>
-            <w:r>
-              <w:t>removed</w:t>
-            </w:r>
-            <w:proofErr w:type="gramEnd"/>
-            <w:r>
-              <w:t xml:space="preserve"> they are not removed from the enemy health bar</w:t>
+              <w:t>When slow stacks are removed they are not removed from the enemy health bar</w:t>
             </w:r>
           </w:p>
         </w:tc>
@@ -5968,23 +5784,7 @@
           </w:tcPr>
           <w:p>
             <w:r>
-              <w:t xml:space="preserve">Combustion’s </w:t>
-            </w:r>
-            <w:proofErr w:type="spellStart"/>
-            <w:r>
-              <w:t>AoE</w:t>
-            </w:r>
-            <w:proofErr w:type="spellEnd"/>
-            <w:r>
-              <w:t xml:space="preserve"> explosion should deal damage to all enemies within </w:t>
-            </w:r>
-            <w:proofErr w:type="spellStart"/>
-            <w:r>
-              <w:t>it’s</w:t>
-            </w:r>
-            <w:proofErr w:type="spellEnd"/>
-            <w:r>
-              <w:t xml:space="preserve"> radius</w:t>
+              <w:t>Combustion’s AoE explosion should deal damage to all enemies within it’s radius</w:t>
             </w:r>
           </w:p>
         </w:tc>
@@ -6016,15 +5816,7 @@
           </w:tcPr>
           <w:p>
             <w:r>
-              <w:t xml:space="preserve">Whenever an enemy is damaged by combustion, a number should appear near said enemy’s </w:t>
-            </w:r>
-            <w:proofErr w:type="spellStart"/>
-            <w:r>
-              <w:t>healthbar</w:t>
-            </w:r>
-            <w:proofErr w:type="spellEnd"/>
-            <w:r>
-              <w:t xml:space="preserve"> to show how much damage they took</w:t>
+              <w:t>Whenever an enemy is damaged by combustion, a number should appear near said enemy’s healthbar to show how much damage they took</w:t>
             </w:r>
           </w:p>
         </w:tc>
@@ -6076,11 +5868,9 @@
       <w:pPr>
         <w:pStyle w:val="Heading3"/>
       </w:pPr>
-      <w:proofErr w:type="spellStart"/>
       <w:r>
         <w:t>Lifesteal</w:t>
       </w:r>
-      <w:proofErr w:type="spellEnd"/>
     </w:p>
     <w:tbl>
       <w:tblPr>
@@ -6131,13 +5921,8 @@
             <w:tcW w:w="3256" w:type="dxa"/>
           </w:tcPr>
           <w:p>
-            <w:proofErr w:type="spellStart"/>
-            <w:r>
-              <w:t>Lifesteal</w:t>
-            </w:r>
-            <w:proofErr w:type="spellEnd"/>
-            <w:r>
-              <w:t xml:space="preserve"> was active from the start of a new session</w:t>
+            <w:r>
+              <w:t>Lifesteal was active from the start of a new session</w:t>
             </w:r>
           </w:p>
         </w:tc>
@@ -6146,13 +5931,8 @@
             <w:tcW w:w="4677" w:type="dxa"/>
           </w:tcPr>
           <w:p>
-            <w:proofErr w:type="spellStart"/>
-            <w:r>
-              <w:t>Lifesteal</w:t>
-            </w:r>
-            <w:proofErr w:type="spellEnd"/>
-            <w:r>
-              <w:t xml:space="preserve"> should only be activated by selecting the corresponding powerup </w:t>
+            <w:r>
+              <w:t xml:space="preserve">Lifesteal should only be activated by selecting the corresponding powerup </w:t>
             </w:r>
           </w:p>
         </w:tc>
@@ -6453,6 +6233,38 @@
           <w:p>
             <w:r>
               <w:t>True</w:t>
+            </w:r>
+          </w:p>
+        </w:tc>
+      </w:tr>
+      <w:tr>
+        <w:tc>
+          <w:tcPr>
+            <w:tcW w:w="3256" w:type="dxa"/>
+          </w:tcPr>
+          <w:p>
+            <w:r>
+              <w:t>Multiple stats are being displayed incorrectly in relation to their defining variables</w:t>
+            </w:r>
+          </w:p>
+        </w:tc>
+        <w:tc>
+          <w:tcPr>
+            <w:tcW w:w="4677" w:type="dxa"/>
+          </w:tcPr>
+          <w:p>
+            <w:r>
+              <w:t>Stats have variables attached which will determines properties like if they are rounded to an integer, to two decimal places, etc.</w:t>
+            </w:r>
+          </w:p>
+        </w:tc>
+        <w:tc>
+          <w:tcPr>
+            <w:tcW w:w="1083" w:type="dxa"/>
+          </w:tcPr>
+          <w:p>
+            <w:r>
+              <w:t>False</w:t>
             </w:r>
           </w:p>
         </w:tc>
@@ -6651,7 +6463,7 @@
 </file>
 
 <file path=word/numbering.xml><?xml version="1.0" encoding="utf-8"?>
-<w:numbering xmlns:wpc="http://schemas.microsoft.com/office/word/2010/wordprocessingCanvas" xmlns:cx="http://schemas.microsoft.com/office/drawing/2014/chartex" xmlns:cx1="http://schemas.microsoft.com/office/drawing/2015/9/8/chartex" xmlns:cx2="http://schemas.microsoft.com/office/drawing/2015/10/21/chartex" xmlns:cx3="http://schemas.microsoft.com/office/drawing/2016/5/9/chartex" xmlns:cx4="http://schemas.microsoft.com/office/drawing/2016/5/10/chartex" xmlns:cx5="http://schemas.microsoft.com/office/drawing/2016/5/11/chartex" xmlns:cx6="http://schemas.microsoft.com/office/drawing/2016/5/12/chartex" xmlns:cx7="http://schemas.microsoft.com/office/drawing/2016/5/13/chartex" xmlns:cx8="http://schemas.microsoft.com/office/drawing/2016/5/14/chartex" xmlns:mc="http://schemas.openxmlformats.org/markup-compatibility/2006" xmlns:aink="http://schemas.microsoft.com/office/drawing/2016/ink" xmlns:am3d="http://schemas.microsoft.com/office/drawing/2017/model3d" xmlns:o="urn:schemas-microsoft-com:office:office" xmlns:oel="http://schemas.microsoft.com/office/2019/extlst" xmlns:r="http://schemas.openxmlformats.org/officeDocument/2006/relationships" xmlns:m="http://schemas.openxmlformats.org/officeDocument/2006/math" xmlns:v="urn:schemas-microsoft-com:vml" xmlns:wp14="http://schemas.microsoft.com/office/word/2010/wordprocessingDrawing" xmlns:wp="http://schemas.openxmlformats.org/drawingml/2006/wordprocessingDrawing" xmlns:w10="urn:schemas-microsoft-com:office:word" xmlns:w="http://schemas.openxmlformats.org/wordprocessingml/2006/main" xmlns:w14="http://schemas.microsoft.com/office/word/2010/wordml" xmlns:w15="http://schemas.microsoft.com/office/word/2012/wordml" xmlns:w16cex="http://schemas.microsoft.com/office/word/2018/wordml/cex" xmlns:w16cid="http://schemas.microsoft.com/office/word/2016/wordml/cid" xmlns:w16="http://schemas.microsoft.com/office/word/2018/wordml" xmlns:w16du="http://schemas.microsoft.com/office/word/2023/wordml/word16du" xmlns:w16sdtdh="http://schemas.microsoft.com/office/word/2020/wordml/sdtdatahash" xmlns:w16sdtfl="http://schemas.microsoft.com/office/word/2024/wordml/sdtformatlock" xmlns:w16se="http://schemas.microsoft.com/office/word/2015/wordml/symex" xmlns:wpg="http://schemas.microsoft.com/office/word/2010/wordprocessingGroup" xmlns:wpi="http://schemas.microsoft.com/office/word/2010/wordprocessingInk" xmlns:wne="http://schemas.microsoft.com/office/word/2006/wordml" xmlns:wps="http://schemas.microsoft.com/office/word/2010/wordprocessingShape" mc:Ignorable="w14 w15 w16se w16cid w16 w16cex w16sdtdh w16sdtfl w16du wp14">
+<w:numbering xmlns:wpc="http://schemas.microsoft.com/office/word/2010/wordprocessingCanvas" xmlns:cx="http://schemas.microsoft.com/office/drawing/2014/chartex" xmlns:cx1="http://schemas.microsoft.com/office/drawing/2015/9/8/chartex" xmlns:cx2="http://schemas.microsoft.com/office/drawing/2015/10/21/chartex" xmlns:cx3="http://schemas.microsoft.com/office/drawing/2016/5/9/chartex" xmlns:cx4="http://schemas.microsoft.com/office/drawing/2016/5/10/chartex" xmlns:cx5="http://schemas.microsoft.com/office/drawing/2016/5/11/chartex" xmlns:cx6="http://schemas.microsoft.com/office/drawing/2016/5/12/chartex" xmlns:cx7="http://schemas.microsoft.com/office/drawing/2016/5/13/chartex" xmlns:cx8="http://schemas.microsoft.com/office/drawing/2016/5/14/chartex" xmlns:mc="http://schemas.openxmlformats.org/markup-compatibility/2006" xmlns:aink="http://schemas.microsoft.com/office/drawing/2016/ink" xmlns:am3d="http://schemas.microsoft.com/office/drawing/2017/model3d" xmlns:o="urn:schemas-microsoft-com:office:office" xmlns:oel="http://schemas.microsoft.com/office/2019/extlst" xmlns:r="http://schemas.openxmlformats.org/officeDocument/2006/relationships" xmlns:m="http://schemas.openxmlformats.org/officeDocument/2006/math" xmlns:v="urn:schemas-microsoft-com:vml" xmlns:wp14="http://schemas.microsoft.com/office/word/2010/wordprocessingDrawing" xmlns:wp="http://schemas.openxmlformats.org/drawingml/2006/wordprocessingDrawing" xmlns:w10="urn:schemas-microsoft-com:office:word" xmlns:w="http://schemas.openxmlformats.org/wordprocessingml/2006/main" xmlns:w14="http://schemas.microsoft.com/office/word/2010/wordml" xmlns:w15="http://schemas.microsoft.com/office/word/2012/wordml" xmlns:w16cei="http://schemas.microsoft.com/office/word/2026/wordml/cei" xmlns:w16cex="http://schemas.microsoft.com/office/word/2018/wordml/cex" xmlns:w16cid="http://schemas.microsoft.com/office/word/2016/wordml/cid" xmlns:w16="http://schemas.microsoft.com/office/word/2018/wordml" xmlns:w16du="http://schemas.microsoft.com/office/word/2023/wordml/word16du" xmlns:w16sdtdh="http://schemas.microsoft.com/office/word/2020/wordml/sdtdatahash" xmlns:w16sdtfl="http://schemas.microsoft.com/office/word/2024/wordml/sdtformatlock" xmlns:w16se="http://schemas.microsoft.com/office/word/2015/wordml/symex" xmlns:wpg="http://schemas.microsoft.com/office/word/2010/wordprocessingGroup" xmlns:wpi="http://schemas.microsoft.com/office/word/2010/wordprocessingInk" xmlns:wne="http://schemas.microsoft.com/office/word/2006/wordml" xmlns:wps="http://schemas.microsoft.com/office/word/2010/wordprocessingShape" mc:Ignorable="w14 w15 w16se w16cid w16 w16cex w16sdtdh w16sdtfl w16du wp14">
   <w:abstractNum w:abstractNumId="0" w15:restartNumberingAfterBreak="0">
     <w:nsid w:val="1AAE391D"/>
     <w:multiLevelType w:val="hybridMultilevel"/>
